--- a/downloads/student/ai-5-week-33.docx
+++ b/downloads/student/ai-5-week-33.docx
@@ -1060,6 +1060,16 @@
     <w:p>
       <w:r>
         <w:t>Eight toy patterns support a narrow experiment, not claims about real photographs, children or universal architecture superiority.</w:t>
+      </w:r>
+    </w:p>
+    <w:p>
+      <w:r>
+        <w:t>Read the labelled picture: Name the intended change, the baseline and the measured outcome. Why must both versions avoid training on the eight reserved labels?</w:t>
+      </w:r>
+    </w:p>
+    <w:p>
+      <w:r>
+        <w:t>Change one thing: Give only B the eight evaluation labels during training. Predict the result before checking the explanation. What remains the same?</w:t>
       </w:r>
     </w:p>
     <w:p>
@@ -2217,6 +2227,187 @@
         <w:t>Attempt the independent case before hints. Record whether you worked alone, used a hint or followed a model. After feedback, fix the first unsupported step and explain why it changed. A later check uses a changed case, not a copied answer.</w:t>
       </w:r>
     </w:p>
+    <w:p>
+      <w:pPr>
+        <w:pStyle w:val="Heading1"/>
+      </w:pPr>
+      <w:r>
+        <w:t>15. Your lesson route</w:t>
+      </w:r>
+    </w:p>
+    <w:p>
+      <w:r>
+        <w:t>Start with this question: A testable image-pattern hypothesis. A team proposes that including the centre-pixel feature improves a small fixed network’s classification of toy image patterns.</w:t>
+      </w:r>
+    </w:p>
+    <w:tbl>
+      <w:tblPr>
+        <w:tblStyle w:val="LightShading-Accent1"/>
+        <w:tblW w:type="auto" w:w="0"/>
+        <w:tblLook w:firstColumn="1" w:firstRow="1" w:lastColumn="0" w:lastRow="0" w:noHBand="0" w:noVBand="1" w:val="04A0"/>
+      </w:tblPr>
+      <w:tblGrid>
+        <w:gridCol w:w="5112"/>
+        <w:gridCol w:w="5112"/>
+      </w:tblGrid>
+      <w:tr>
+        <w:trPr>
+          <w:tblHeader/>
+        </w:trPr>
+        <w:tc>
+          <w:tcPr>
+            <w:tcW w:type="dxa" w:w="5112"/>
+          </w:tcPr>
+          <w:p>
+            <w:r>
+              <w:t>By the end, I can</w:t>
+            </w:r>
+          </w:p>
+        </w:tc>
+        <w:tc>
+          <w:tcPr>
+            <w:tcW w:type="dxa" w:w="5112"/>
+          </w:tcPr>
+          <w:p>
+            <w:r>
+              <w:t>How I will show it</w:t>
+            </w:r>
+          </w:p>
+        </w:tc>
+      </w:tr>
+      <w:tr>
+        <w:tc>
+          <w:tcPr>
+            <w:tcW w:type="dxa" w:w="5112"/>
+          </w:tcPr>
+          <w:p>
+            <w:r>
+              <w:t>Write a testable capstone hypothesis and a credible baseline</w:t>
+            </w:r>
+          </w:p>
+        </w:tc>
+        <w:tc>
+          <w:tcPr>
+            <w:tcW w:type="dxa" w:w="5112"/>
+          </w:tcPr>
+          <w:p>
+            <w:r>
+              <w:t>Explain the deciding step, show a trace or test, and state one limit.</w:t>
+            </w:r>
+          </w:p>
+        </w:tc>
+      </w:tr>
+      <w:tr>
+        <w:tc>
+          <w:tcPr>
+            <w:tcW w:type="dxa" w:w="5112"/>
+          </w:tcPr>
+          <w:p>
+            <w:r>
+              <w:t>Specify data roles and a selection rule before inspecting results</w:t>
+            </w:r>
+          </w:p>
+        </w:tc>
+        <w:tc>
+          <w:tcPr>
+            <w:tcW w:type="dxa" w:w="5112"/>
+          </w:tcPr>
+          <w:p>
+            <w:r>
+              <w:t>Explain the deciding step, show a trace or test, and state one limit.</w:t>
+            </w:r>
+          </w:p>
+        </w:tc>
+      </w:tr>
+      <w:tr>
+        <w:tc>
+          <w:tcPr>
+            <w:tcW w:type="dxa" w:w="5112"/>
+          </w:tcPr>
+          <w:p>
+            <w:r>
+              <w:t>Calculate baseline MSE and distinguish a success criterion from a result</w:t>
+            </w:r>
+          </w:p>
+        </w:tc>
+        <w:tc>
+          <w:tcPr>
+            <w:tcW w:type="dxa" w:w="5112"/>
+          </w:tcPr>
+          <w:p>
+            <w:r>
+              <w:t>Explain the deciding step, show a trace or test, and state one limit.</w:t>
+            </w:r>
+          </w:p>
+        </w:tc>
+      </w:tr>
+    </w:tbl>
+    <w:p>
+      <w:r>
+        <w:t>Remember → watch and explain → try with help → investigate → try independently → keep project evidence. Your teacher may spread this lesson across several classes.</w:t>
+      </w:r>
+    </w:p>
+    <w:p>
+      <w:r>
+        <w:t>Keep your first prediction. Compare it with what the evidence shows and explain any change.</w:t>
+      </w:r>
+    </w:p>
+    <w:p>
+      <w:pPr>
+        <w:pStyle w:val="Heading1"/>
+      </w:pPr>
+      <w:r>
+        <w:t>16. Finish and return</w:t>
+      </w:r>
+    </w:p>
+    <w:p>
+      <w:r>
+        <w:t>Close your notes. Explain this goal in your own words: Write a testable capstone hypothesis and a credible baseline</w:t>
+      </w:r>
+    </w:p>
+    <w:p>
+      <w:pPr>
+        <w:pStyle w:val="Heading3"/>
+      </w:pPr>
+      <w:r>
+        <w:t>My deciding step, evidence and one remaining question</w:t>
+      </w:r>
+    </w:p>
+    <w:p>
+      <w:r>
+        <w:t>________________________________________________________________</w:t>
+      </w:r>
+    </w:p>
+    <w:p>
+      <w:r>
+        <w:t>________________________________________________________________</w:t>
+      </w:r>
+    </w:p>
+    <w:p>
+      <w:r>
+        <w:t>________________________________________________________________</w:t>
+      </w:r>
+    </w:p>
+    <w:p>
+      <w:r>
+        <w:t>________________________________________________________________</w:t>
+      </w:r>
+    </w:p>
+    <w:p>
+      <w:r>
+        <w:t>________________________________________________________________</w:t>
+      </w:r>
+    </w:p>
+    <w:p>
+      <w:r>
+        <w:t>If you are unsure, return to the worked picture and explain one arrow. If you are ready, change an input or assumption and justify your prediction.</w:t>
+      </w:r>
+    </w:p>
+    <w:p>
+      <w:r>
+        <w:t>Save your workbook evidence. At the next review, try a different case before opening your old answer.</w:t>
+      </w:r>
+    </w:p>
     <w:sectPr>
       <w:pgSz w:w="12240" w:h="15840"/>
       <w:pgMar w:top="936" w:right="1008" w:bottom="936" w:left="1008" w:header="720" w:footer="720" w:gutter="0"/>

--- a/downloads/student/ai-5-week-33.docx
+++ b/downloads/student/ai-5-week-33.docx
@@ -2408,6 +2408,202 @@
         <w:t>Save your workbook evidence. At the next review, try a different case before opening your old answer.</w:t>
       </w:r>
     </w:p>
+    <w:p>
+      <w:pPr>
+        <w:pStyle w:val="Heading1"/>
+      </w:pPr>
+      <w:r>
+        <w:t>17. Supported practice, repair and portfolio</w:t>
+      </w:r>
+    </w:p>
+    <w:p>
+      <w:r>
+        <w:t>Use this supported practice once, in the browser or on paper. Keep the reserved independent assessment for a separate first attempt before teacher feedback.</w:t>
+      </w:r>
+    </w:p>
+    <w:p>
+      <w:r>
+        <w:t>A testable image-pattern hypothesis. A team proposes that including the centre-pixel feature improves a small fixed network’s classification of toy image patterns.</w:t>
+      </w:r>
+    </w:p>
+    <w:p>
+      <w:pPr>
+        <w:pStyle w:val="Heading3"/>
+      </w:pPr>
+      <w:r>
+        <w:t>Practice 1: explain the deciding evidence</w:t>
+      </w:r>
+    </w:p>
+    <w:p>
+      <w:r>
+        <w:t>Which labelled step matches this detail? Keep the eight patterns out of model selection and tuning.</w:t>
+      </w:r>
+    </w:p>
+    <w:p>
+      <w:r>
+        <w:t>1. Reserve evaluation</w:t>
+      </w:r>
+    </w:p>
+    <w:p>
+      <w:r>
+        <w:t>2. Declare the baseline</w:t>
+      </w:r>
+    </w:p>
+    <w:p>
+      <w:r>
+        <w:t>3. Write the prediction</w:t>
+      </w:r>
+    </w:p>
+    <w:p>
+      <w:pPr>
+        <w:pStyle w:val="Heading3"/>
+      </w:pPr>
+      <w:r>
+        <w:t>My selected conclusion, deciding fact and explanation</w:t>
+      </w:r>
+    </w:p>
+    <w:p>
+      <w:r>
+        <w:t>________________________________________________________________</w:t>
+      </w:r>
+    </w:p>
+    <w:p>
+      <w:r>
+        <w:t>________________________________________________________________</w:t>
+      </w:r>
+    </w:p>
+    <w:p>
+      <w:r>
+        <w:t>________________________________________________________________</w:t>
+      </w:r>
+    </w:p>
+    <w:p>
+      <w:r>
+        <w:t>________________________________________________________________</w:t>
+      </w:r>
+    </w:p>
+    <w:p>
+      <w:r>
+        <w:t>________________________________________________________________</w:t>
+      </w:r>
+    </w:p>
+    <w:p>
+      <w:r>
+        <w:t>Hint if needed: Read the steps in the pictorial case. Match the supplied detail to the stage that performs or records it.</w:t>
+      </w:r>
+    </w:p>
+    <w:p>
+      <w:r>
+        <w:t>After your attempt, compare with the supported explanation: Reserve evaluation Keep the eight patterns out of model selection and tuning. A capstone hypothesis links a specific architectural change to a measured outcome. A baseline anchors the comparison; frozen labels and held-out patterns protect it from answer-key tuning.</w:t>
+      </w:r>
+    </w:p>
+    <w:p>
+      <w:pPr>
+        <w:pStyle w:val="Heading3"/>
+      </w:pPr>
+      <w:r>
+        <w:t>Practice 2: explain the deciding evidence</w:t>
+      </w:r>
+    </w:p>
+    <w:p>
+      <w:r>
+        <w:t>Changed-case practice: Give only B the eight evaluation labels during training. Which conclusion is supported by the supplied facts?</w:t>
+      </w:r>
+    </w:p>
+    <w:p>
+      <w:r>
+        <w:t>1. We can decide the result without examining the changed input or the procedure.</w:t>
+      </w:r>
+    </w:p>
+    <w:p>
+      <w:r>
+        <w:t>2. This one example guarantees correct results for every future input.</w:t>
+      </w:r>
+    </w:p>
+    <w:p>
+      <w:r>
+        <w:t>3. The proposed comparison becomes contaminated rather than a valid held-out test.</w:t>
+      </w:r>
+    </w:p>
+    <w:p>
+      <w:pPr>
+        <w:pStyle w:val="Heading3"/>
+      </w:pPr>
+      <w:r>
+        <w:t>My selected conclusion, deciding fact and explanation</w:t>
+      </w:r>
+    </w:p>
+    <w:p>
+      <w:r>
+        <w:t>________________________________________________________________</w:t>
+      </w:r>
+    </w:p>
+    <w:p>
+      <w:r>
+        <w:t>________________________________________________________________</w:t>
+      </w:r>
+    </w:p>
+    <w:p>
+      <w:r>
+        <w:t>________________________________________________________________</w:t>
+      </w:r>
+    </w:p>
+    <w:p>
+      <w:r>
+        <w:t>________________________________________________________________</w:t>
+      </w:r>
+    </w:p>
+    <w:p>
+      <w:r>
+        <w:t>________________________________________________________________</w:t>
+      </w:r>
+    </w:p>
+    <w:p>
+      <w:r>
+        <w:t>Hint if needed: Use the changed condition and the deciding step in the pictorial trace. The answer must say what follows from those facts.</w:t>
+      </w:r>
+    </w:p>
+    <w:p>
+      <w:r>
+        <w:t>After your attempt, compare with the supported explanation: The proposed comparison becomes contaminated rather than a valid held-out test. One version has gained privileged information from the reserved evaluation set.</w:t>
+      </w:r>
+    </w:p>
+    <w:p>
+      <w:pPr>
+        <w:pStyle w:val="Heading3"/>
+      </w:pPr>
+      <w:r>
+        <w:t>Repair a missing building block</w:t>
+      </w:r>
+    </w:p>
+    <w:p>
+      <w:r>
+        <w:t>Review Documenting a network experiment (ai-5/32). Goal: Record a network experiment with enough detail to replay its calculations. Short practice: What additional evidence is needed for a final performance claim? Point to the relevant step in the picture, then write the changed result and the rule or evidence that supports it.. Return to this week and explain what you changed.</w:t>
+      </w:r>
+    </w:p>
+    <w:p>
+      <w:r>
+        <w:t>Review Dataset shift in neural models (ai-5/30). Goal: Explain how a changed input mix can change overall accuracy. Short practice: Did the supplied model’s dim-light accuracy deteriorate? Point to the relevant step in the picture, then write the changed result and the rule or evidence that supports it.. Return to this week and explain what you changed.</w:t>
+      </w:r>
+    </w:p>
+    <w:p>
+      <w:r>
+        <w:t>Review Similarity and normalisation (ai-5/27). Goal: Calculate vector length and normalise a nonzero vector. Short practice: Why do the original two metrics select different winners? Point to the relevant step in the picture, then write the changed result and the rule or evidence that supports it.. Return to this week and explain what you changed.</w:t>
+      </w:r>
+    </w:p>
+    <w:p>
+      <w:pPr>
+        <w:pStyle w:val="Heading3"/>
+      </w:pPr>
+      <w:r>
+        <w:t>Keep your completed work</w:t>
+      </w:r>
+    </w:p>
+    <w:p>
+      <w:r>
+        <w:t>Use Download completed work in the hosted lesson to export your answers, reflections, practice feedback and code-run evidence. Open the HTML copy to read or print it. Drafts stay in this browser when storage is available; clear drafts on a shared device.</w:t>
+      </w:r>
+    </w:p>
     <w:sectPr>
       <w:pgSz w:w="12240" w:h="15840"/>
       <w:pgMar w:top="936" w:right="1008" w:bottom="936" w:left="1008" w:header="720" w:footer="720" w:gutter="0"/>

--- a/downloads/student/ai-5-week-33.docx
+++ b/downloads/student/ai-5-week-33.docx
@@ -42,6 +42,11 @@
       </w:r>
     </w:p>
     <w:p>
+      <w:r>
+        <w:t>Start with the target: Write a testable capstone hypothesis and a credible baseline. Try the recall before opening notes.</w:t>
+      </w:r>
+    </w:p>
+    <w:p>
       <w:pPr>
         <w:pStyle w:val="Heading3"/>
       </w:pPr>
@@ -50,18 +55,84 @@
       </w:r>
     </w:p>
     <w:p>
-      <w:r>
-        <w:t>I can write a testable capstone hypothesis and a credible baseline.</w:t>
-      </w:r>
-    </w:p>
-    <w:p>
-      <w:r>
+      <w:pPr>
+        <w:spacing w:line="336" w:lineRule="auto" w:after="180"/>
+      </w:pPr>
+      <w:r>
+        <w:rPr>
+          <w:b w:val="0"/>
+        </w:rPr>
+        <w:t xml:space="preserve">I can write a testable capstone </w:t>
+      </w:r>
+      <w:r>
+        <w:rPr>
+          <w:b/>
+        </w:rPr>
+        <w:t>hypothesis</w:t>
+      </w:r>
+      <w:r>
+        <w:rPr>
+          <w:b w:val="0"/>
+        </w:rPr>
+        <w:t xml:space="preserve"> and a credible </w:t>
+      </w:r>
+      <w:r>
+        <w:rPr>
+          <w:b/>
+        </w:rPr>
+        <w:t>baseline</w:t>
+      </w:r>
+      <w:r>
+        <w:rPr>
+          <w:b w:val="0"/>
+        </w:rPr>
+        <w:t>.</w:t>
+      </w:r>
+    </w:p>
+    <w:p>
+      <w:pPr>
+        <w:spacing w:line="336" w:lineRule="auto" w:after="180"/>
+      </w:pPr>
+      <w:r>
+        <w:rPr>
+          <w:b w:val="0"/>
+        </w:rPr>
         <w:t>I can specify data roles and a selection rule before inspecting results.</w:t>
       </w:r>
     </w:p>
     <w:p>
-      <w:r>
-        <w:t>I can calculate baseline MSE and distinguish a success criterion from a result.</w:t>
+      <w:pPr>
+        <w:spacing w:line="336" w:lineRule="auto" w:after="180"/>
+      </w:pPr>
+      <w:r>
+        <w:rPr>
+          <w:b w:val="0"/>
+        </w:rPr>
+        <w:t xml:space="preserve">I can calculate </w:t>
+      </w:r>
+      <w:r>
+        <w:rPr>
+          <w:b/>
+        </w:rPr>
+        <w:t>baseline</w:t>
+      </w:r>
+      <w:r>
+        <w:rPr>
+          <w:b w:val="0"/>
+        </w:rPr>
+        <w:t xml:space="preserve"> MSE and distinguish a </w:t>
+      </w:r>
+      <w:r>
+        <w:rPr>
+          <w:b/>
+        </w:rPr>
+        <w:t>success criterion</w:t>
+      </w:r>
+      <w:r>
+        <w:rPr>
+          <w:b w:val="0"/>
+        </w:rPr>
+        <w:t xml:space="preserve"> from a result.</w:t>
       </w:r>
     </w:p>
     <w:p>
@@ -73,48 +144,156 @@
       </w:r>
     </w:p>
     <w:p>
-      <w:r>
+      <w:pPr>
+        <w:spacing w:line="336" w:lineRule="auto" w:after="180"/>
+      </w:pPr>
+      <w:r>
+        <w:rPr>
+          <w:b w:val="0"/>
+        </w:rPr>
         <w:t>Close your notes first. A rough first answer helps us choose the right starting point; it is not a score for your ability.</w:t>
       </w:r>
     </w:p>
     <w:p>
-      <w:r>
+      <w:pPr>
+        <w:spacing w:line="336" w:lineRule="auto" w:after="180"/>
+      </w:pPr>
+      <w:r>
+        <w:rPr>
+          <w:b w:val="0"/>
+        </w:rPr>
         <w:t>Without opening the old lesson, explain one key idea from Documenting a network experiment. Give an example and a mistake that the idea helps you avoid.</w:t>
       </w:r>
     </w:p>
     <w:p>
-      <w:r>
+      <w:pPr>
+        <w:spacing w:line="336" w:lineRule="auto" w:after="180"/>
+      </w:pPr>
+      <w:r>
+        <w:rPr>
+          <w:b w:val="0"/>
+        </w:rPr>
         <w:t>Without opening the old lesson, explain one key idea from Dataset shift in neural models. Give an example and a mistake that the idea helps you avoid.</w:t>
       </w:r>
     </w:p>
     <w:p>
-      <w:r>
+      <w:pPr>
+        <w:spacing w:line="336" w:lineRule="auto" w:after="180"/>
+      </w:pPr>
+      <w:r>
+        <w:rPr>
+          <w:b w:val="0"/>
+        </w:rPr>
         <w:t>Without opening the old lesson, explain one key idea from Similarity and normalisation. Give an example and a mistake that the idea helps you avoid.</w:t>
       </w:r>
     </w:p>
     <w:p>
-      <w:r>
-        <w:t>After trying, check the relevant lesson or ask your teacher. Change the part of your explanation that the evidence shows was wrong.</w:t>
-      </w:r>
-    </w:p>
-    <w:p>
-      <w:r>
+      <w:pPr>
+        <w:spacing w:line="336" w:lineRule="auto" w:after="180"/>
+      </w:pPr>
+      <w:r>
+        <w:rPr>
+          <w:b w:val="0"/>
+        </w:rPr>
+        <w:t xml:space="preserve">After trying, check the relevant lesson or ask your teacher. Change the part of your explanation that the </w:t>
+      </w:r>
+      <w:r>
+        <w:rPr>
+          <w:b/>
+        </w:rPr>
+        <w:t>evidence</w:t>
+      </w:r>
+      <w:r>
+        <w:rPr>
+          <w:b w:val="0"/>
+        </w:rPr>
+        <w:t xml:space="preserve"> shows was wrong.</w:t>
+      </w:r>
+    </w:p>
+    <w:p>
+      <w:pPr>
+        <w:spacing w:line="336" w:lineRule="auto" w:after="180"/>
+      </w:pPr>
+      <w:r>
+        <w:rPr>
+          <w:b w:val="0"/>
+        </w:rPr>
         <w:t>This week you will practise:</w:t>
       </w:r>
     </w:p>
     <w:p>
-      <w:r>
-        <w:t>Write a testable capstone hypothesis and a credible baseline</w:t>
-      </w:r>
-    </w:p>
-    <w:p>
-      <w:r>
+      <w:pPr>
+        <w:spacing w:line="336" w:lineRule="auto" w:after="180"/>
+      </w:pPr>
+      <w:r>
+        <w:rPr>
+          <w:b w:val="0"/>
+        </w:rPr>
+        <w:t xml:space="preserve">Write a testable capstone </w:t>
+      </w:r>
+      <w:r>
+        <w:rPr>
+          <w:b/>
+        </w:rPr>
+        <w:t>hypothesis</w:t>
+      </w:r>
+      <w:r>
+        <w:rPr>
+          <w:b w:val="0"/>
+        </w:rPr>
+        <w:t xml:space="preserve"> and a credible </w:t>
+      </w:r>
+      <w:r>
+        <w:rPr>
+          <w:b/>
+        </w:rPr>
+        <w:t>baseline</w:t>
+      </w:r>
+    </w:p>
+    <w:p>
+      <w:pPr>
+        <w:spacing w:line="336" w:lineRule="auto" w:after="180"/>
+      </w:pPr>
+      <w:r>
+        <w:rPr>
+          <w:b w:val="0"/>
+        </w:rPr>
         <w:t>Specify data roles and a selection rule before inspecting results</w:t>
       </w:r>
     </w:p>
     <w:p>
-      <w:r>
-        <w:t>Calculate baseline MSE and distinguish a success criterion from a result</w:t>
+      <w:pPr>
+        <w:spacing w:line="336" w:lineRule="auto" w:after="180"/>
+      </w:pPr>
+      <w:r>
+        <w:rPr>
+          <w:b w:val="0"/>
+        </w:rPr>
+        <w:t xml:space="preserve">Calculate </w:t>
+      </w:r>
+      <w:r>
+        <w:rPr>
+          <w:b/>
+        </w:rPr>
+        <w:t>baseline</w:t>
+      </w:r>
+      <w:r>
+        <w:rPr>
+          <w:b w:val="0"/>
+        </w:rPr>
+        <w:t xml:space="preserve"> MSE and distinguish a </w:t>
+      </w:r>
+      <w:r>
+        <w:rPr>
+          <w:b/>
+        </w:rPr>
+        <w:t>success criterion</w:t>
+      </w:r>
+      <w:r>
+        <w:rPr>
+          <w:b w:val="0"/>
+        </w:rPr>
+        <w:t xml:space="preserve"> from a result</w:t>
       </w:r>
     </w:p>
     <w:p>
@@ -126,7 +305,14 @@
       </w:r>
     </w:p>
     <w:p>
-      <w:r>
+      <w:pPr>
+        <w:spacing w:line="336" w:lineRule="auto" w:after="180"/>
+        <w:shd w:fill="F5F1FB"/>
+      </w:pPr>
+      <w:r>
+        <w:rPr>
+          <w:b w:val="0"/>
+        </w:rPr>
         <w:t>Why must a checkpoint chosen using validation data still face an untouched final test?</w:t>
       </w:r>
     </w:p>
@@ -162,8 +348,38 @@
       </w:r>
     </w:p>
     <w:p>
-      <w:r>
-        <w:t>Explain capstone hypothesis and baseline with a traceable toy-network case and a bounded conclusion.</w:t>
+      <w:pPr>
+        <w:spacing w:line="336" w:lineRule="auto" w:after="180"/>
+      </w:pPr>
+      <w:r>
+        <w:rPr>
+          <w:b w:val="0"/>
+        </w:rPr>
+        <w:t xml:space="preserve">Explain capstone </w:t>
+      </w:r>
+      <w:r>
+        <w:rPr>
+          <w:b/>
+        </w:rPr>
+        <w:t>hypothesis</w:t>
+      </w:r>
+      <w:r>
+        <w:rPr>
+          <w:b w:val="0"/>
+        </w:rPr>
+        <w:t xml:space="preserve"> and </w:t>
+      </w:r>
+      <w:r>
+        <w:rPr>
+          <w:b/>
+        </w:rPr>
+        <w:t>baseline</w:t>
+      </w:r>
+      <w:r>
+        <w:rPr>
+          <w:b w:val="0"/>
+        </w:rPr>
+        <w:t xml:space="preserve"> with a traceable toy-network case and a bounded conclusion.</w:t>
       </w:r>
     </w:p>
     <w:p>
@@ -176,12 +392,146 @@
     </w:p>
     <w:p>
       <w:r>
-        <w:t>A capstone needs a question that evidence can answer. “Build a better network” leaves better undefined. Here the question is: does two-update full-batch fitting of one scalar ReLU weight reduce validation mean squared error relative to the initial-weight baseline on a constructed positive-input task? Predict max(0, a*x), with no bias. The baseline has a = 1. The trained candidate starts at a = 1, uses learning rate 0.1 and exactly two updates. These choices are written before results are inspected.</w:t>
-      </w:r>
-    </w:p>
-    <w:p>
-      <w:r>
-        <w:t>The hypothesis is that the trained candidate has lower validation MSE. The plan does not guarantee that result. This task tests training and record keeping, not whether neural networks are preferable to every other model. A stronger comparison may also include an ordinary fitted line.</w:t>
+        <w:t>Investigate the supplied Capstone hypothesis and baseline case. Separate observations, given facts and assumptions before choosing an explanation.</w:t>
+      </w:r>
+    </w:p>
+    <w:p>
+      <w:pPr>
+        <w:spacing w:line="336" w:lineRule="auto" w:after="180"/>
+      </w:pPr>
+      <w:r>
+        <w:rPr>
+          <w:b w:val="0"/>
+        </w:rPr>
+        <w:t xml:space="preserve">A capstone needs a question that </w:t>
+      </w:r>
+      <w:r>
+        <w:rPr>
+          <w:b/>
+        </w:rPr>
+        <w:t>evidence</w:t>
+      </w:r>
+      <w:r>
+        <w:rPr>
+          <w:b w:val="0"/>
+        </w:rPr>
+        <w:t xml:space="preserve"> can answer. “Build a better network” leaves better undefined.</w:t>
+      </w:r>
+    </w:p>
+    <w:p>
+      <w:pPr>
+        <w:spacing w:line="336" w:lineRule="auto" w:after="180"/>
+      </w:pPr>
+      <w:r>
+        <w:rPr>
+          <w:b w:val="0"/>
+        </w:rPr>
+        <w:t xml:space="preserve">Here the question is: does two-update full-batch </w:t>
+      </w:r>
+      <w:r>
+        <w:rPr>
+          <w:b/>
+        </w:rPr>
+        <w:t>fitting</w:t>
+      </w:r>
+      <w:r>
+        <w:rPr>
+          <w:b w:val="0"/>
+        </w:rPr>
+        <w:t xml:space="preserve"> of one scalar ReLU weight reduce validation mean squared error relative to the initial-weight </w:t>
+      </w:r>
+      <w:r>
+        <w:rPr>
+          <w:b/>
+        </w:rPr>
+        <w:t>baseline</w:t>
+      </w:r>
+      <w:r>
+        <w:rPr>
+          <w:b w:val="0"/>
+        </w:rPr>
+        <w:t xml:space="preserve"> on a constructed positive-</w:t>
+      </w:r>
+      <w:r>
+        <w:rPr>
+          <w:b/>
+        </w:rPr>
+        <w:t>input</w:t>
+      </w:r>
+      <w:r>
+        <w:rPr>
+          <w:b w:val="0"/>
+        </w:rPr>
+        <w:t xml:space="preserve"> task?</w:t>
+      </w:r>
+    </w:p>
+    <w:p>
+      <w:pPr>
+        <w:spacing w:line="336" w:lineRule="auto" w:after="180"/>
+      </w:pPr>
+      <w:r>
+        <w:rPr>
+          <w:b w:val="0"/>
+        </w:rPr>
+        <w:t xml:space="preserve">Predict max(0, a*x), with no bias. The </w:t>
+      </w:r>
+      <w:r>
+        <w:rPr>
+          <w:b/>
+        </w:rPr>
+        <w:t>baseline</w:t>
+      </w:r>
+      <w:r>
+        <w:rPr>
+          <w:b w:val="0"/>
+        </w:rPr>
+        <w:t xml:space="preserve"> has a = 1. The trained candidate starts at a = 1, uses learning rate 0.1 and exactly two updates. These choices are written before results are inspected.</w:t>
+      </w:r>
+    </w:p>
+    <w:p>
+      <w:pPr>
+        <w:spacing w:line="336" w:lineRule="auto" w:after="180"/>
+      </w:pPr>
+      <w:r>
+        <w:rPr>
+          <w:b w:val="0"/>
+        </w:rPr>
+        <w:t xml:space="preserve">The </w:t>
+      </w:r>
+      <w:r>
+        <w:rPr>
+          <w:b/>
+        </w:rPr>
+        <w:t>hypothesis</w:t>
+      </w:r>
+      <w:r>
+        <w:rPr>
+          <w:b w:val="0"/>
+        </w:rPr>
+        <w:t xml:space="preserve"> is that the trained candidate has lower validation MSE. The plan does not guarantee that result. This task tests </w:t>
+      </w:r>
+      <w:r>
+        <w:rPr>
+          <w:b/>
+        </w:rPr>
+        <w:t>training</w:t>
+      </w:r>
+      <w:r>
+        <w:rPr>
+          <w:b w:val="0"/>
+        </w:rPr>
+        <w:t xml:space="preserve"> and record keeping, not whether neural networks are preferable to every other model.</w:t>
+      </w:r>
+    </w:p>
+    <w:p>
+      <w:pPr>
+        <w:spacing w:line="336" w:lineRule="auto" w:after="180"/>
+      </w:pPr>
+      <w:r>
+        <w:rPr>
+          <w:b w:val="0"/>
+        </w:rPr>
+        <w:t>A stronger comparison may also include an ordinary fitted line.</w:t>
       </w:r>
     </w:p>
     <w:p>
@@ -213,6 +563,11 @@
       </w:pPr>
       <w:r>
         <w:t>03. See how it works</w:t>
+      </w:r>
+    </w:p>
+    <w:p>
+      <w:r>
+        <w:t>Follow the mechanism for Capstone hypothesis and baseline. Connect each labelled input, deciding step and result.</w:t>
       </w:r>
     </w:p>
     <w:tbl>
@@ -423,8 +778,102 @@
       </w:tr>
     </w:tbl>
     <w:p>
-      <w:r>
-        <w:t>Training rows determine updates. Validation rows compare the prespecified candidate with the baseline. The final-test inputs and targets remain sealed until the procedure and reporting plan are frozen. MSE = sum of squared prediction errors divided by the number of evaluated rows. Baseline predictions on V1 and V2 are 3 and 4. Errors are -3 and -4, squared errors 9 and 16, and validation MSE is 25/2 = 12.5. There are two validation cases.</w:t>
+      <w:pPr>
+        <w:spacing w:line="336" w:lineRule="auto" w:after="180"/>
+      </w:pPr>
+      <w:r>
+        <w:rPr>
+          <w:b/>
+        </w:rPr>
+        <w:t>Training</w:t>
+      </w:r>
+      <w:r>
+        <w:rPr>
+          <w:b w:val="0"/>
+        </w:rPr>
+        <w:t xml:space="preserve"> rows determine updates. Validation rows compare the prespecified candidate with the </w:t>
+      </w:r>
+      <w:r>
+        <w:rPr>
+          <w:b/>
+        </w:rPr>
+        <w:t>baseline</w:t>
+      </w:r>
+      <w:r>
+        <w:rPr>
+          <w:b w:val="0"/>
+        </w:rPr>
+        <w:t xml:space="preserve">. The final-test </w:t>
+      </w:r>
+      <w:r>
+        <w:rPr>
+          <w:b/>
+        </w:rPr>
+        <w:t>input</w:t>
+      </w:r>
+      <w:r>
+        <w:rPr>
+          <w:b w:val="0"/>
+        </w:rPr>
+        <w:t>s and targets remain sealed until the procedure and reporting plan are frozen.</w:t>
+      </w:r>
+    </w:p>
+    <w:p>
+      <w:pPr>
+        <w:spacing w:line="336" w:lineRule="auto" w:after="180"/>
+      </w:pPr>
+      <w:r>
+        <w:rPr>
+          <w:b w:val="0"/>
+        </w:rPr>
+        <w:t xml:space="preserve">MSE = sum of squared </w:t>
+      </w:r>
+      <w:r>
+        <w:rPr>
+          <w:b/>
+        </w:rPr>
+        <w:t>prediction</w:t>
+      </w:r>
+      <w:r>
+        <w:rPr>
+          <w:b w:val="0"/>
+        </w:rPr>
+        <w:t xml:space="preserve"> errors divided by the number of evaluated rows. </w:t>
+      </w:r>
+      <w:r>
+        <w:rPr>
+          <w:b/>
+        </w:rPr>
+        <w:t>Baseline</w:t>
+      </w:r>
+      <w:r>
+        <w:rPr>
+          <w:b w:val="0"/>
+        </w:rPr>
+        <w:t xml:space="preserve"> </w:t>
+      </w:r>
+      <w:r>
+        <w:rPr>
+          <w:b/>
+        </w:rPr>
+        <w:t>prediction</w:t>
+      </w:r>
+      <w:r>
+        <w:rPr>
+          <w:b w:val="0"/>
+        </w:rPr>
+        <w:t>s on V1 and V2 are 3 and 4. Errors are -3 and -4, squared errors 9 and 16, and validation MSE is 25/2 = 12.5.</w:t>
+      </w:r>
+    </w:p>
+    <w:p>
+      <w:pPr>
+        <w:spacing w:line="336" w:lineRule="auto" w:after="180"/>
+      </w:pPr>
+      <w:r>
+        <w:rPr>
+          <w:b w:val="0"/>
+        </w:rPr>
+        <w:t>There are two validation cases.</w:t>
       </w:r>
     </w:p>
     <w:p>
@@ -592,8 +1041,26 @@
       </w:r>
     </w:p>
     <w:p>
-      <w:r>
-        <w:t>Point to the input, the deciding step and the result in this week’s visual. Explain the same step in ordinary words. A picture helps when you can say what each part represents.</w:t>
+      <w:pPr>
+        <w:spacing w:line="336" w:lineRule="auto" w:after="180"/>
+      </w:pPr>
+      <w:r>
+        <w:rPr>
+          <w:b w:val="0"/>
+        </w:rPr>
+        <w:t xml:space="preserve">Point to the </w:t>
+      </w:r>
+      <w:r>
+        <w:rPr>
+          <w:b/>
+        </w:rPr>
+        <w:t>input</w:t>
+      </w:r>
+      <w:r>
+        <w:rPr>
+          <w:b w:val="0"/>
+        </w:rPr>
+        <w:t>, the deciding step and the result in this week’s visual. Explain the same step in ordinary words. A picture helps when you can say what each part represents.</w:t>
       </w:r>
     </w:p>
     <w:p>
@@ -605,6 +1072,11 @@
       </w:r>
     </w:p>
     <w:p>
+      <w:r>
+        <w:t>Compare the supplied cases for Capstone hypothesis and baseline. Identify the detail that changes the conclusion.</w:t>
+      </w:r>
+    </w:p>
+    <w:p>
       <w:pPr>
         <w:pStyle w:val="Heading3"/>
       </w:pPr>
@@ -613,8 +1085,38 @@
       </w:r>
     </w:p>
     <w:p>
-      <w:r>
-        <w:t>Compute baseline predictions, errors, squared errors and MSE on V1 and V2. State the denominator.</w:t>
+      <w:pPr>
+        <w:spacing w:line="336" w:lineRule="auto" w:after="180"/>
+      </w:pPr>
+      <w:r>
+        <w:rPr>
+          <w:b w:val="0"/>
+        </w:rPr>
+        <w:t xml:space="preserve">Compute </w:t>
+      </w:r>
+      <w:r>
+        <w:rPr>
+          <w:b/>
+        </w:rPr>
+        <w:t>baseline</w:t>
+      </w:r>
+      <w:r>
+        <w:rPr>
+          <w:b w:val="0"/>
+        </w:rPr>
+        <w:t xml:space="preserve"> </w:t>
+      </w:r>
+      <w:r>
+        <w:rPr>
+          <w:b/>
+        </w:rPr>
+        <w:t>prediction</w:t>
+      </w:r>
+      <w:r>
+        <w:rPr>
+          <w:b w:val="0"/>
+        </w:rPr>
+        <w:t>s, errors, squared errors and MSE on V1 and V2. State the denominator.</w:t>
       </w:r>
     </w:p>
     <w:p>
@@ -659,17 +1161,80 @@
       </w:r>
     </w:p>
     <w:p>
-      <w:r>
-        <w:t>Change: Give only B the eight evaluation labels during training.</w:t>
-      </w:r>
-    </w:p>
-    <w:p>
-      <w:r>
-        <w:t>Prediction: The proposed comparison becomes contaminated rather than a valid held-out test.</w:t>
-      </w:r>
-    </w:p>
-    <w:p>
-      <w:r>
+      <w:pPr>
+        <w:pStyle w:val="Heading3"/>
+      </w:pPr>
+      <w:r>
+        <w:t>Change one thing</w:t>
+      </w:r>
+    </w:p>
+    <w:p>
+      <w:pPr>
+        <w:spacing w:line="336" w:lineRule="auto" w:after="180"/>
+        <w:shd w:fill="F5F1FB"/>
+      </w:pPr>
+      <w:r>
+        <w:rPr>
+          <w:b w:val="0"/>
+        </w:rPr>
+        <w:t xml:space="preserve">Change: Give only B the eight evaluation labels during </w:t>
+      </w:r>
+      <w:r>
+        <w:rPr>
+          <w:b/>
+        </w:rPr>
+        <w:t>training</w:t>
+      </w:r>
+      <w:r>
+        <w:rPr>
+          <w:b w:val="0"/>
+        </w:rPr>
+        <w:t>.</w:t>
+      </w:r>
+    </w:p>
+    <w:p>
+      <w:pPr>
+        <w:pStyle w:val="Heading3"/>
+      </w:pPr>
+      <w:r>
+        <w:t>Predicted result</w:t>
+      </w:r>
+    </w:p>
+    <w:p>
+      <w:pPr>
+        <w:spacing w:line="336" w:lineRule="auto" w:after="180"/>
+        <w:shd w:fill="F1F6FC"/>
+      </w:pPr>
+      <w:r>
+        <w:rPr>
+          <w:b/>
+        </w:rPr>
+        <w:t>Prediction</w:t>
+      </w:r>
+      <w:r>
+        <w:rPr>
+          <w:b w:val="0"/>
+        </w:rPr>
+        <w:t>: The proposed comparison becomes contaminated rather than a valid held-out test.</w:t>
+      </w:r>
+    </w:p>
+    <w:p>
+      <w:pPr>
+        <w:pStyle w:val="Heading3"/>
+      </w:pPr>
+      <w:r>
+        <w:t>Why the result follows</w:t>
+      </w:r>
+    </w:p>
+    <w:p>
+      <w:pPr>
+        <w:spacing w:line="336" w:lineRule="auto" w:after="180"/>
+        <w:shd w:fill="F1F6FC"/>
+      </w:pPr>
+      <w:r>
+        <w:rPr>
+          <w:b w:val="0"/>
+        </w:rPr>
         <w:t>Reason: One version has gained privileged information from the reserved evaluation set.</w:t>
       </w:r>
     </w:p>
@@ -679,6 +1244,11 @@
       </w:pPr>
       <w:r>
         <w:t>05. Words that unlock the idea</w:t>
+      </w:r>
+    </w:p>
+    <w:p>
+      <w:r>
+        <w:t>Use the vocabulary of Capstone hypothesis and baseline to explain a concrete decision, rather than only memorising definitions.</w:t>
       </w:r>
     </w:p>
     <w:tbl>
@@ -838,12 +1408,7 @@
     </w:p>
     <w:p>
       <w:r>
-        <w:t>The validation criterion is candidate MSE strictly below baseline MSE on V1 and V2. Equality does not pass. The final criterion is lower MSE than the same baseline on the sealed final rows. Report both scores and every raw prediction whether or not the criterion passes. Record the rule, training rows, update count, learning rate, loss, data versions and code version. A criterion specifies how to judge a future result; it is not evidence that the result already happened.</w:t>
-      </w:r>
-    </w:p>
-    <w:p>
-      <w:r>
-        <w:t>Keep validation and final criteria separate. Do not silently add epochs or change preprocessing after seeing a weak result. A changed plan is a new version and needs an honest account of what evidence informed it.</w:t>
+        <w:t>Follow the worked trace for Capstone hypothesis and baseline, predict a step, then compare with its explanation.</w:t>
       </w:r>
     </w:p>
     <w:p>
@@ -851,11 +1416,156 @@
         <w:pStyle w:val="Heading3"/>
       </w:pPr>
       <w:r>
+        <w:t>Worked explanation · Capstone hypothesis and baseline</w:t>
+      </w:r>
+    </w:p>
+    <w:p>
+      <w:pPr>
+        <w:spacing w:line="336" w:lineRule="auto" w:after="180"/>
+        <w:shd w:fill="F1F6FC"/>
+      </w:pPr>
+      <w:r>
+        <w:rPr>
+          <w:b w:val="0"/>
+        </w:rPr>
+        <w:t xml:space="preserve">The validation criterion is candidate MSE strictly below </w:t>
+      </w:r>
+      <w:r>
+        <w:rPr>
+          <w:b/>
+        </w:rPr>
+        <w:t>baseline</w:t>
+      </w:r>
+      <w:r>
+        <w:rPr>
+          <w:b w:val="0"/>
+        </w:rPr>
+        <w:t xml:space="preserve"> MSE on V1 and V2. Equality does not pass. The final criterion is lower MSE than the same </w:t>
+      </w:r>
+      <w:r>
+        <w:rPr>
+          <w:b/>
+        </w:rPr>
+        <w:t>baseline</w:t>
+      </w:r>
+      <w:r>
+        <w:rPr>
+          <w:b w:val="0"/>
+        </w:rPr>
+        <w:t xml:space="preserve"> on the sealed final rows.</w:t>
+      </w:r>
+    </w:p>
+    <w:p>
+      <w:pPr>
+        <w:spacing w:line="336" w:lineRule="auto" w:after="180"/>
+        <w:shd w:fill="F1F6FC"/>
+      </w:pPr>
+      <w:r>
+        <w:rPr>
+          <w:b w:val="0"/>
+        </w:rPr>
+        <w:t xml:space="preserve">Report both scores and every raw </w:t>
+      </w:r>
+      <w:r>
+        <w:rPr>
+          <w:b/>
+        </w:rPr>
+        <w:t>prediction</w:t>
+      </w:r>
+      <w:r>
+        <w:rPr>
+          <w:b w:val="0"/>
+        </w:rPr>
+        <w:t xml:space="preserve"> whether or not the criterion passes. Record the rule, </w:t>
+      </w:r>
+      <w:r>
+        <w:rPr>
+          <w:b/>
+        </w:rPr>
+        <w:t>training</w:t>
+      </w:r>
+      <w:r>
+        <w:rPr>
+          <w:b w:val="0"/>
+        </w:rPr>
+        <w:t xml:space="preserve"> rows, update count, learning rate, loss, data versions and code version.</w:t>
+      </w:r>
+    </w:p>
+    <w:p>
+      <w:pPr>
+        <w:spacing w:line="336" w:lineRule="auto" w:after="180"/>
+        <w:shd w:fill="F1F6FC"/>
+      </w:pPr>
+      <w:r>
+        <w:rPr>
+          <w:b w:val="0"/>
+        </w:rPr>
+        <w:t xml:space="preserve">A criterion specifies how to judge a future result; it is not </w:t>
+      </w:r>
+      <w:r>
+        <w:rPr>
+          <w:b/>
+        </w:rPr>
+        <w:t>evidence</w:t>
+      </w:r>
+      <w:r>
+        <w:rPr>
+          <w:b w:val="0"/>
+        </w:rPr>
+        <w:t xml:space="preserve"> that the result already happened.</w:t>
+      </w:r>
+    </w:p>
+    <w:p>
+      <w:pPr>
+        <w:spacing w:line="336" w:lineRule="auto" w:after="180"/>
+      </w:pPr>
+      <w:r>
+        <w:rPr>
+          <w:b w:val="0"/>
+        </w:rPr>
+        <w:t>Keep validation and final criteria separate. Do not silently add epochs or change pre</w:t>
+      </w:r>
+      <w:r>
+        <w:rPr>
+          <w:b/>
+        </w:rPr>
+        <w:t>process</w:t>
+      </w:r>
+      <w:r>
+        <w:rPr>
+          <w:b w:val="0"/>
+        </w:rPr>
+        <w:t xml:space="preserve">ing after seeing a weak result. A changed plan is a new version and needs an honest account of what </w:t>
+      </w:r>
+      <w:r>
+        <w:rPr>
+          <w:b/>
+        </w:rPr>
+        <w:t>evidence</w:t>
+      </w:r>
+      <w:r>
+        <w:rPr>
+          <w:b w:val="0"/>
+        </w:rPr>
+        <w:t xml:space="preserve"> informed it.</w:t>
+      </w:r>
+    </w:p>
+    <w:p>
+      <w:pPr>
+        <w:pStyle w:val="Heading3"/>
+      </w:pPr>
+      <w:r>
         <w:t>Learn from the worked case</w:t>
       </w:r>
     </w:p>
     <w:p>
-      <w:r>
+      <w:pPr>
+        <w:spacing w:line="336" w:lineRule="auto" w:after="180"/>
+      </w:pPr>
+      <w:r>
+        <w:rPr>
+          <w:b w:val="0"/>
+        </w:rPr>
         <w:t>Cover the result before checking it. Say what is given, choose the procedure, and follow one step at a time. Then uncover the result and explain your first mismatch. Ask why a step is allowed, not only what number it produces.</w:t>
       </w:r>
     </w:p>
@@ -868,8 +1578,26 @@
       </w:r>
     </w:p>
     <w:p>
-      <w:r>
-        <w:t>A testable image-pattern hypothesis. A team proposes that including the centre-pixel feature improves a small fixed network’s classification of toy image patterns.</w:t>
+      <w:pPr>
+        <w:spacing w:line="336" w:lineRule="auto" w:after="180"/>
+      </w:pPr>
+      <w:r>
+        <w:rPr>
+          <w:b w:val="0"/>
+        </w:rPr>
+        <w:t xml:space="preserve">A testable image-pattern </w:t>
+      </w:r>
+      <w:r>
+        <w:rPr>
+          <w:b/>
+        </w:rPr>
+        <w:t>hypothesis</w:t>
+      </w:r>
+      <w:r>
+        <w:rPr>
+          <w:b w:val="0"/>
+        </w:rPr>
+        <w:t>. A team proposes that including the centre-pixel feature improves a small fixed network’s classification of toy image patterns.</w:t>
       </w:r>
     </w:p>
     <w:p>
@@ -881,7 +1609,22 @@
       </w:r>
     </w:p>
     <w:p>
-      <w:r>
+      <w:pPr>
+        <w:pStyle w:val="Heading3"/>
+      </w:pPr>
+      <w:r>
+        <w:t>Supplied facts</w:t>
+      </w:r>
+    </w:p>
+    <w:p>
+      <w:pPr>
+        <w:spacing w:line="336" w:lineRule="auto" w:after="180"/>
+        <w:shd w:fill="F1F6FC"/>
+      </w:pPr>
+      <w:r>
+        <w:rPr>
+          <w:b w:val="0"/>
+        </w:rPr>
         <w:t>Two frozen versions are planned: A uses corner features only; B also uses the centre feature. Eight reserved toy patterns have labels defined before scoring.</w:t>
       </w:r>
     </w:p>
@@ -1045,31 +1788,151 @@
       </w:r>
     </w:p>
     <w:p>
-      <w:r>
-        <w:t>A capstone hypothesis links a specific architectural change to a measured outcome. A baseline anchors the comparison; frozen labels and held-out patterns protect it from answer-key tuning.</w:t>
-      </w:r>
-    </w:p>
-    <w:p>
       <w:pPr>
         <w:pStyle w:val="Heading3"/>
       </w:pPr>
       <w:r>
+        <w:t>Why the result follows</w:t>
+      </w:r>
+    </w:p>
+    <w:p>
+      <w:pPr>
+        <w:spacing w:line="336" w:lineRule="auto" w:after="180"/>
+        <w:shd w:fill="F1F6FC"/>
+      </w:pPr>
+      <w:r>
+        <w:rPr>
+          <w:b w:val="0"/>
+        </w:rPr>
+        <w:t xml:space="preserve">A capstone </w:t>
+      </w:r>
+      <w:r>
+        <w:rPr>
+          <w:b/>
+        </w:rPr>
+        <w:t>hypothesis</w:t>
+      </w:r>
+      <w:r>
+        <w:rPr>
+          <w:b w:val="0"/>
+        </w:rPr>
+        <w:t xml:space="preserve"> links a specific architectural change to a measured outcome. A </w:t>
+      </w:r>
+      <w:r>
+        <w:rPr>
+          <w:b/>
+        </w:rPr>
+        <w:t>baseline</w:t>
+      </w:r>
+      <w:r>
+        <w:rPr>
+          <w:b w:val="0"/>
+        </w:rPr>
+        <w:t xml:space="preserve"> anchors the comparison; frozen labels and held-out patterns protect it from answer-key tuning.</w:t>
+      </w:r>
+    </w:p>
+    <w:p>
+      <w:pPr>
+        <w:pStyle w:val="Heading3"/>
+      </w:pPr>
+      <w:r>
         <w:t>What this example does not establish</w:t>
       </w:r>
     </w:p>
     <w:p>
-      <w:r>
+      <w:pPr>
+        <w:pStyle w:val="Heading3"/>
+      </w:pPr>
+      <w:r>
+        <w:t>Keep the stated limit</w:t>
+      </w:r>
+    </w:p>
+    <w:p>
+      <w:pPr>
+        <w:spacing w:line="336" w:lineRule="auto" w:after="180"/>
+        <w:shd w:fill="FFF5E6"/>
+      </w:pPr>
+      <w:r>
+        <w:rPr>
+          <w:b w:val="0"/>
+        </w:rPr>
         <w:t>Eight toy patterns support a narrow experiment, not claims about real photographs, children or universal architecture superiority.</w:t>
       </w:r>
     </w:p>
     <w:p>
-      <w:r>
-        <w:t>Read the labelled picture: Name the intended change, the baseline and the measured outcome. Why must both versions avoid training on the eight reserved labels?</w:t>
-      </w:r>
-    </w:p>
-    <w:p>
-      <w:r>
-        <w:t>Change one thing: Give only B the eight evaluation labels during training. Predict the result before checking the explanation. What remains the same?</w:t>
+      <w:pPr>
+        <w:pStyle w:val="Heading3"/>
+      </w:pPr>
+      <w:r>
+        <w:t>Keep the stated limit</w:t>
+      </w:r>
+    </w:p>
+    <w:p>
+      <w:pPr>
+        <w:spacing w:line="336" w:lineRule="auto" w:after="180"/>
+        <w:shd w:fill="FFF5E6"/>
+      </w:pPr>
+      <w:r>
+        <w:rPr>
+          <w:b w:val="0"/>
+        </w:rPr>
+        <w:t xml:space="preserve">Read the labelled picture: Name the intended change, the </w:t>
+      </w:r>
+      <w:r>
+        <w:rPr>
+          <w:b/>
+        </w:rPr>
+        <w:t>baseline</w:t>
+      </w:r>
+      <w:r>
+        <w:rPr>
+          <w:b w:val="0"/>
+        </w:rPr>
+        <w:t xml:space="preserve"> and the measured outcome. Why must both versions avoid </w:t>
+      </w:r>
+      <w:r>
+        <w:rPr>
+          <w:b/>
+        </w:rPr>
+        <w:t>training</w:t>
+      </w:r>
+      <w:r>
+        <w:rPr>
+          <w:b w:val="0"/>
+        </w:rPr>
+        <w:t xml:space="preserve"> on the eight reserved labels?</w:t>
+      </w:r>
+    </w:p>
+    <w:p>
+      <w:pPr>
+        <w:pStyle w:val="Heading3"/>
+      </w:pPr>
+      <w:r>
+        <w:t>Keep the stated limit</w:t>
+      </w:r>
+    </w:p>
+    <w:p>
+      <w:pPr>
+        <w:spacing w:line="336" w:lineRule="auto" w:after="180"/>
+        <w:shd w:fill="FFF5E6"/>
+      </w:pPr>
+      <w:r>
+        <w:rPr>
+          <w:b w:val="0"/>
+        </w:rPr>
+        <w:t xml:space="preserve">Change one thing: Give only B the eight evaluation labels during </w:t>
+      </w:r>
+      <w:r>
+        <w:rPr>
+          <w:b/>
+        </w:rPr>
+        <w:t>training</w:t>
+      </w:r>
+      <w:r>
+        <w:rPr>
+          <w:b w:val="0"/>
+        </w:rPr>
+        <w:t>. Predict the result before checking the explanation. What remains the same?</w:t>
       </w:r>
     </w:p>
     <w:p>
@@ -1082,7 +1945,7 @@
     </w:p>
     <w:p>
       <w:r>
-        <w:t>Supported example: a separate baseline predicts 2 and 4 for validation targets 5 and 7. Its errors are -3 and -3 and MSE is 9. A proposed plan says to train one fixed candidate and report both MSE values on those same two rows. It supplies no candidate predictions, so no improvement can yet be claimed.</w:t>
+        <w:t>Find the unsupported step in the Capstone hypothesis and baseline claim and explain a repair using the supplied evidence.</w:t>
       </w:r>
     </w:p>
     <w:p>
@@ -1090,6 +1953,62 @@
         <w:pStyle w:val="Heading3"/>
       </w:pPr>
       <w:r>
+        <w:t>Check the claim against the facts</w:t>
+      </w:r>
+    </w:p>
+    <w:p>
+      <w:pPr>
+        <w:spacing w:line="336" w:lineRule="auto" w:after="180"/>
+        <w:shd w:fill="FFF5E6"/>
+      </w:pPr>
+      <w:r>
+        <w:rPr>
+          <w:b w:val="0"/>
+        </w:rPr>
+        <w:t xml:space="preserve">Supported example: a separate </w:t>
+      </w:r>
+      <w:r>
+        <w:rPr>
+          <w:b/>
+        </w:rPr>
+        <w:t>baseline</w:t>
+      </w:r>
+      <w:r>
+        <w:rPr>
+          <w:b w:val="0"/>
+        </w:rPr>
+        <w:t xml:space="preserve"> predicts 2 and 4 for validation targets 5 and 7. Its errors are -3 and -3 and MSE is 9.</w:t>
+      </w:r>
+    </w:p>
+    <w:p>
+      <w:pPr>
+        <w:spacing w:line="336" w:lineRule="auto" w:after="180"/>
+        <w:shd w:fill="FFF5E6"/>
+      </w:pPr>
+      <w:r>
+        <w:rPr>
+          <w:b w:val="0"/>
+        </w:rPr>
+        <w:t xml:space="preserve">A proposed plan says to train one fixed candidate and report both MSE values on those same two rows. It supplies no candidate </w:t>
+      </w:r>
+      <w:r>
+        <w:rPr>
+          <w:b/>
+        </w:rPr>
+        <w:t>prediction</w:t>
+      </w:r>
+      <w:r>
+        <w:rPr>
+          <w:b w:val="0"/>
+        </w:rPr>
+        <w:t>s, so no improvement can yet be claimed.</w:t>
+      </w:r>
+    </w:p>
+    <w:p>
+      <w:pPr>
+        <w:pStyle w:val="Heading3"/>
+      </w:pPr>
+      <w:r>
         <w:t>Guided: compute that baseline MSE, name the missing evidence, and state whether the hypothesis has been confirmed.</w:t>
       </w:r>
     </w:p>
@@ -1127,7 +2046,13 @@
       </w:r>
     </w:p>
     <w:p>
-      <w:r>
+      <w:pPr>
+        <w:spacing w:line="336" w:lineRule="auto" w:after="180"/>
+      </w:pPr>
+      <w:r>
+        <w:rPr>
+          <w:b w:val="0"/>
+        </w:rPr>
         <w:t>A proposal says “try models until the test score looks good”. Identify the missing fixed choices and explain why that test is not independent.</w:t>
       </w:r>
     </w:p>
@@ -1179,7 +2104,54 @@
     </w:p>
     <w:p>
       <w:r>
-        <w:t>State the prediction rule, baseline, candidate learning rate and update count, comparison data and metric. Write a testable hypothesis.</w:t>
+        <w:t>Practise Capstone hypothesis and baseline with support, then explain the deciding step in your own words.</w:t>
+      </w:r>
+    </w:p>
+    <w:p>
+      <w:pPr>
+        <w:spacing w:line="336" w:lineRule="auto" w:after="180"/>
+      </w:pPr>
+      <w:r>
+        <w:rPr>
+          <w:b w:val="0"/>
+        </w:rPr>
+        <w:t xml:space="preserve">State the </w:t>
+      </w:r>
+      <w:r>
+        <w:rPr>
+          <w:b/>
+        </w:rPr>
+        <w:t>prediction</w:t>
+      </w:r>
+      <w:r>
+        <w:rPr>
+          <w:b w:val="0"/>
+        </w:rPr>
+        <w:t xml:space="preserve"> rule, </w:t>
+      </w:r>
+      <w:r>
+        <w:rPr>
+          <w:b/>
+        </w:rPr>
+        <w:t>baseline</w:t>
+      </w:r>
+      <w:r>
+        <w:rPr>
+          <w:b w:val="0"/>
+        </w:rPr>
+        <w:t xml:space="preserve">, candidate learning rate and update count, comparison data and metric. Write a testable </w:t>
+      </w:r>
+      <w:r>
+        <w:rPr>
+          <w:b/>
+        </w:rPr>
+        <w:t>hypothesis</w:t>
+      </w:r>
+      <w:r>
+        <w:rPr>
+          <w:b w:val="0"/>
+        </w:rPr>
+        <w:t>.</w:t>
       </w:r>
     </w:p>
     <w:p>
@@ -1252,8 +2224,50 @@
       </w:r>
     </w:p>
     <w:p>
-      <w:r>
-        <w:t>Use workbook W2 for the connected example “Capstone hypothesis and baseline”. First fill the input and rule boxes. Try the middle steps before asking for a hint. After a hint, try the next step yourself.</w:t>
+      <w:pPr>
+        <w:spacing w:line="336" w:lineRule="auto" w:after="180"/>
+      </w:pPr>
+      <w:r>
+        <w:rPr>
+          <w:b w:val="0"/>
+        </w:rPr>
+        <w:t xml:space="preserve">Use workbook W2 for the connected example “Capstone </w:t>
+      </w:r>
+      <w:r>
+        <w:rPr>
+          <w:b/>
+        </w:rPr>
+        <w:t>hypothesis</w:t>
+      </w:r>
+      <w:r>
+        <w:rPr>
+          <w:b w:val="0"/>
+        </w:rPr>
+        <w:t xml:space="preserve"> and </w:t>
+      </w:r>
+      <w:r>
+        <w:rPr>
+          <w:b/>
+        </w:rPr>
+        <w:t>baseline</w:t>
+      </w:r>
+      <w:r>
+        <w:rPr>
+          <w:b w:val="0"/>
+        </w:rPr>
+        <w:t xml:space="preserve">”. First fill the </w:t>
+      </w:r>
+      <w:r>
+        <w:rPr>
+          <w:b/>
+        </w:rPr>
+        <w:t>input</w:t>
+      </w:r>
+      <w:r>
+        <w:rPr>
+          <w:b w:val="0"/>
+        </w:rPr>
+        <w:t xml:space="preserve"> and rule boxes. Try the middle steps before asking for a hint. After a hint, try the next step yourself.</w:t>
       </w:r>
     </w:p>
     <w:tbl>
@@ -1336,7 +2350,13 @@
       </w:tr>
     </w:tbl>
     <w:p>
-      <w:r>
+      <w:pPr>
+        <w:spacing w:line="336" w:lineRule="auto" w:after="180"/>
+      </w:pPr>
+      <w:r>
+        <w:rPr>
+          <w:b w:val="0"/>
+        </w:rPr>
         <w:t>Explain your trace to a partner. Your partner points to one step to check. Swap roles on the next case. Each person writes their own explanation.</w:t>
       </w:r>
     </w:p>
@@ -1349,12 +2369,71 @@
       </w:r>
     </w:p>
     <w:p>
-      <w:r>
-        <w:t>Use the worked case for Capstone hypothesis and baseline. Proposed explanation: “A hypothesis is a result”. Decide whether this explanation is supported. Point to the step or supplied fact that decides; explain your repair if needed.</w:t>
-      </w:r>
-    </w:p>
-    <w:p>
-      <w:r>
+      <w:pPr>
+        <w:spacing w:line="336" w:lineRule="auto" w:after="180"/>
+      </w:pPr>
+      <w:r>
+        <w:rPr>
+          <w:b w:val="0"/>
+        </w:rPr>
+        <w:t xml:space="preserve">Use the worked case for Capstone </w:t>
+      </w:r>
+      <w:r>
+        <w:rPr>
+          <w:b/>
+        </w:rPr>
+        <w:t>hypothesis</w:t>
+      </w:r>
+      <w:r>
+        <w:rPr>
+          <w:b w:val="0"/>
+        </w:rPr>
+        <w:t xml:space="preserve"> and </w:t>
+      </w:r>
+      <w:r>
+        <w:rPr>
+          <w:b/>
+        </w:rPr>
+        <w:t>baseline</w:t>
+      </w:r>
+      <w:r>
+        <w:rPr>
+          <w:b w:val="0"/>
+        </w:rPr>
+        <w:t xml:space="preserve">. Proposed explanation: “A </w:t>
+      </w:r>
+      <w:r>
+        <w:rPr>
+          <w:b/>
+        </w:rPr>
+        <w:t>hypothesis</w:t>
+      </w:r>
+      <w:r>
+        <w:rPr>
+          <w:b w:val="0"/>
+        </w:rPr>
+        <w:t xml:space="preserve"> is a result”. Decide whether this explanation is supported.</w:t>
+      </w:r>
+    </w:p>
+    <w:p>
+      <w:pPr>
+        <w:spacing w:line="336" w:lineRule="auto" w:after="180"/>
+      </w:pPr>
+      <w:r>
+        <w:rPr>
+          <w:b w:val="0"/>
+        </w:rPr>
+        <w:t>Point to the step or supplied fact that decides; explain your repair if needed.</w:t>
+      </w:r>
+    </w:p>
+    <w:p>
+      <w:pPr>
+        <w:spacing w:line="336" w:lineRule="auto" w:after="180"/>
+      </w:pPr>
+      <w:r>
+        <w:rPr>
+          <w:b w:val="0"/>
+        </w:rPr>
         <w:t>Answer on your own before discussion. If you are unsure, say which step you need help with.</w:t>
       </w:r>
     </w:p>
@@ -1367,8 +2446,39 @@
       </w:r>
     </w:p>
     <w:p>
-      <w:r>
-        <w:t>Name the intended change, the baseline and the measured outcome. Why must both versions avoid training on the eight reserved labels?</w:t>
+      <w:pPr>
+        <w:spacing w:line="336" w:lineRule="auto" w:after="180"/>
+        <w:shd w:fill="F5F1FB"/>
+      </w:pPr>
+      <w:r>
+        <w:rPr>
+          <w:b w:val="0"/>
+        </w:rPr>
+        <w:t xml:space="preserve">Name the intended change, the </w:t>
+      </w:r>
+      <w:r>
+        <w:rPr>
+          <w:b/>
+        </w:rPr>
+        <w:t>baseline</w:t>
+      </w:r>
+      <w:r>
+        <w:rPr>
+          <w:b w:val="0"/>
+        </w:rPr>
+        <w:t xml:space="preserve"> and the measured outcome. Why must both versions avoid </w:t>
+      </w:r>
+      <w:r>
+        <w:rPr>
+          <w:b/>
+        </w:rPr>
+        <w:t>training</w:t>
+      </w:r>
+      <w:r>
+        <w:rPr>
+          <w:b w:val="0"/>
+        </w:rPr>
+        <w:t xml:space="preserve"> on the eight reserved labels?</w:t>
       </w:r>
     </w:p>
     <w:p>
@@ -1400,7 +2510,13 @@
       </w:r>
     </w:p>
     <w:p>
-      <w:r>
+      <w:pPr>
+        <w:spacing w:line="336" w:lineRule="auto" w:after="180"/>
+      </w:pPr>
+      <w:r>
+        <w:rPr>
+          <w:b w:val="0"/>
+        </w:rPr>
         <w:t>This is supported practice. Keep the separately named independent case for an attempt before feedback.</w:t>
       </w:r>
     </w:p>
@@ -1413,6 +2529,11 @@
       </w:r>
     </w:p>
     <w:p>
+      <w:r>
+        <w:t>Investigate Capstone hypothesis and baseline. Record the prediction, actual observation or labelled paper trace, explanation and next test separately.</w:t>
+      </w:r>
+    </w:p>
+    <w:p>
       <w:pPr>
         <w:pStyle w:val="Heading3"/>
       </w:pPr>
@@ -1421,8 +2542,38 @@
       </w:r>
     </w:p>
     <w:p>
-      <w:r>
-        <w:t>Compute baseline predictions, errors, squared errors and MSE on V1 and V2. State the denominator.</w:t>
+      <w:pPr>
+        <w:spacing w:line="336" w:lineRule="auto" w:after="180"/>
+      </w:pPr>
+      <w:r>
+        <w:rPr>
+          <w:b w:val="0"/>
+        </w:rPr>
+        <w:t xml:space="preserve">Compute </w:t>
+      </w:r>
+      <w:r>
+        <w:rPr>
+          <w:b/>
+        </w:rPr>
+        <w:t>baseline</w:t>
+      </w:r>
+      <w:r>
+        <w:rPr>
+          <w:b w:val="0"/>
+        </w:rPr>
+        <w:t xml:space="preserve"> </w:t>
+      </w:r>
+      <w:r>
+        <w:rPr>
+          <w:b/>
+        </w:rPr>
+        <w:t>prediction</w:t>
+      </w:r>
+      <w:r>
+        <w:rPr>
+          <w:b w:val="0"/>
+        </w:rPr>
+        <w:t>s, errors, squared errors and MSE on V1 and V2. State the denominator.</w:t>
       </w:r>
     </w:p>
     <w:tbl>
@@ -1562,7 +2713,13 @@
       </w:tr>
     </w:tbl>
     <w:p>
-      <w:r>
+      <w:pPr>
+        <w:spacing w:line="336" w:lineRule="auto" w:after="180"/>
+      </w:pPr>
+      <w:r>
+        <w:rPr>
+          <w:b w:val="0"/>
+        </w:rPr>
         <w:t>On paper, trace the supplied procedure. If code is provided, predict before running it in a local practice file. Never write an expected answer as though it were an observed run.</w:t>
       </w:r>
     </w:p>
@@ -1575,7 +2732,13 @@
       </w:r>
     </w:p>
     <w:p>
-      <w:r>
+      <w:pPr>
+        <w:spacing w:line="336" w:lineRule="auto" w:after="180"/>
+      </w:pPr>
+      <w:r>
+        <w:rPr>
+          <w:b w:val="0"/>
+        </w:rPr>
         <w:t>Before trying: what do I expect, and why? While trying: which step could first go wrong? Afterwards: what did I actually observe, and what should change? Keep “not run” if you only traced the procedure.</w:t>
       </w:r>
     </w:p>
@@ -1588,6 +2751,11 @@
       </w:r>
     </w:p>
     <w:p>
+      <w:r>
+        <w:t>Move from recall to tracing, diagnosis and transfer in Capstone hypothesis and baseline. Explain why each step is justified.</w:t>
+      </w:r>
+    </w:p>
+    <w:p>
       <w:pPr>
         <w:pStyle w:val="Heading3"/>
       </w:pPr>
@@ -1596,18 +2764,84 @@
       </w:r>
     </w:p>
     <w:p>
-      <w:r>
-        <w:t>State the prediction rule, baseline, candidate learning rate and update count, comparison data and metric. Write a testable hypothesis.</w:t>
-      </w:r>
-    </w:p>
-    <w:p>
-      <w:r>
+      <w:pPr>
+        <w:spacing w:line="336" w:lineRule="auto" w:after="180"/>
+      </w:pPr>
+      <w:r>
+        <w:rPr>
+          <w:b w:val="0"/>
+        </w:rPr>
+        <w:t xml:space="preserve">State the </w:t>
+      </w:r>
+      <w:r>
+        <w:rPr>
+          <w:b/>
+        </w:rPr>
+        <w:t>prediction</w:t>
+      </w:r>
+      <w:r>
+        <w:rPr>
+          <w:b w:val="0"/>
+        </w:rPr>
+        <w:t xml:space="preserve"> rule, </w:t>
+      </w:r>
+      <w:r>
+        <w:rPr>
+          <w:b/>
+        </w:rPr>
+        <w:t>baseline</w:t>
+      </w:r>
+      <w:r>
+        <w:rPr>
+          <w:b w:val="0"/>
+        </w:rPr>
+        <w:t xml:space="preserve">, candidate learning rate and update count, comparison data and metric. Write a testable </w:t>
+      </w:r>
+      <w:r>
+        <w:rPr>
+          <w:b/>
+        </w:rPr>
+        <w:t>hypothesis</w:t>
+      </w:r>
+      <w:r>
+        <w:rPr>
+          <w:b w:val="0"/>
+        </w:rPr>
+        <w:t>.</w:t>
+      </w:r>
+    </w:p>
+    <w:p>
+      <w:pPr>
+        <w:spacing w:line="336" w:lineRule="auto" w:after="180"/>
+      </w:pPr>
+      <w:r>
+        <w:rPr>
+          <w:b w:val="0"/>
+        </w:rPr>
         <w:t>A proposal says “try models until the test score looks good”. Identify the missing fixed choices and explain why that test is not independent.</w:t>
       </w:r>
     </w:p>
     <w:p>
-      <w:r>
-        <w:t>A partner inspects final labels and changes the learning rate. Explain how to document this and obtain independent evidence.</w:t>
+      <w:pPr>
+        <w:spacing w:line="336" w:lineRule="auto" w:after="180"/>
+      </w:pPr>
+      <w:r>
+        <w:rPr>
+          <w:b w:val="0"/>
+        </w:rPr>
+        <w:t xml:space="preserve">A partner inspects final labels and changes the learning rate. Explain how to document this and obtain independent </w:t>
+      </w:r>
+      <w:r>
+        <w:rPr>
+          <w:b/>
+        </w:rPr>
+        <w:t>evidence</w:t>
+      </w:r>
+      <w:r>
+        <w:rPr>
+          <w:b w:val="0"/>
+        </w:rPr>
+        <w:t>.</w:t>
       </w:r>
     </w:p>
     <w:p>
@@ -1653,7 +2887,117 @@
     </w:p>
     <w:p>
       <w:r>
-        <w:t>For Image-pattern Network Investigation, use this week’s independent task as a rehearsal for the final evidence pack: A new task predicts max(0, a*x), with baseline a = 1. Training rows are (1,3) and (2,6); validation rows are (3,9) and (4,12); final rows are sealed. Specify a candidate starting at 1 with learning rate 0.1 and two full-batch updates. Calculate baseline validation MSE and write a strict improvement criterion. Has the candidate succeeded yet? Keep actual observations separate from expected results, preserve failures, compare a baseline and explain the limits.</w:t>
+        <w:t>Apply this week’s idea to Image-pattern Network Investigation. Keep an annotated decision and the evidence supporting it.</w:t>
+      </w:r>
+    </w:p>
+    <w:p>
+      <w:pPr>
+        <w:spacing w:line="336" w:lineRule="auto" w:after="180"/>
+      </w:pPr>
+      <w:r>
+        <w:rPr>
+          <w:b w:val="0"/>
+        </w:rPr>
+        <w:t xml:space="preserve">For Image-pattern Network Investigation, use this week’s independent task as a rehearsal for the final </w:t>
+      </w:r>
+      <w:r>
+        <w:rPr>
+          <w:b/>
+        </w:rPr>
+        <w:t>evidence</w:t>
+      </w:r>
+      <w:r>
+        <w:rPr>
+          <w:b w:val="0"/>
+        </w:rPr>
+        <w:t xml:space="preserve"> pack: A new task predicts max(0, a*x), with </w:t>
+      </w:r>
+      <w:r>
+        <w:rPr>
+          <w:b/>
+        </w:rPr>
+        <w:t>baseline</w:t>
+      </w:r>
+      <w:r>
+        <w:rPr>
+          <w:b w:val="0"/>
+        </w:rPr>
+        <w:t xml:space="preserve"> a = 1.</w:t>
+      </w:r>
+    </w:p>
+    <w:p>
+      <w:pPr>
+        <w:spacing w:line="336" w:lineRule="auto" w:after="180"/>
+      </w:pPr>
+      <w:r>
+        <w:rPr>
+          <w:b/>
+        </w:rPr>
+        <w:t>Training</w:t>
+      </w:r>
+      <w:r>
+        <w:rPr>
+          <w:b w:val="0"/>
+        </w:rPr>
+        <w:t xml:space="preserve"> rows are (1,3) and (2,6); validation rows are (3,9) and (4,12); final rows are sealed. Specify a candidate starting at 1 with learning rate 0.1 and two full-batch updates.</w:t>
+      </w:r>
+    </w:p>
+    <w:p>
+      <w:pPr>
+        <w:spacing w:line="336" w:lineRule="auto" w:after="180"/>
+      </w:pPr>
+      <w:r>
+        <w:rPr>
+          <w:b w:val="0"/>
+        </w:rPr>
+        <w:t xml:space="preserve">Calculate </w:t>
+      </w:r>
+      <w:r>
+        <w:rPr>
+          <w:b/>
+        </w:rPr>
+        <w:t>baseline</w:t>
+      </w:r>
+      <w:r>
+        <w:rPr>
+          <w:b w:val="0"/>
+        </w:rPr>
+        <w:t xml:space="preserve"> validation MSE and write a strict improvement criterion. Has the candidate succeeded yet?</w:t>
+      </w:r>
+    </w:p>
+    <w:p>
+      <w:pPr>
+        <w:spacing w:line="336" w:lineRule="auto" w:after="180"/>
+      </w:pPr>
+      <w:r>
+        <w:rPr>
+          <w:b w:val="0"/>
+        </w:rPr>
+        <w:t xml:space="preserve">Keep actual </w:t>
+      </w:r>
+      <w:r>
+        <w:rPr>
+          <w:b/>
+        </w:rPr>
+        <w:t>observation</w:t>
+      </w:r>
+      <w:r>
+        <w:rPr>
+          <w:b w:val="0"/>
+        </w:rPr>
+        <w:t xml:space="preserve">s separate from expected results, preserve failures, compare a </w:t>
+      </w:r>
+      <w:r>
+        <w:rPr>
+          <w:b/>
+        </w:rPr>
+        <w:t>baseline</w:t>
+      </w:r>
+      <w:r>
+        <w:rPr>
+          <w:b w:val="0"/>
+        </w:rPr>
+        <w:t xml:space="preserve"> and explain the limits.</w:t>
       </w:r>
     </w:p>
     <w:tbl>
@@ -1781,7 +3125,13 @@
       </w:r>
     </w:p>
     <w:p>
-      <w:r>
+      <w:pPr>
+        <w:spacing w:line="336" w:lineRule="auto" w:after="180"/>
+      </w:pPr>
+      <w:r>
+        <w:rPr>
+          <w:b w:val="0"/>
+        </w:rPr>
         <w:t>For the Image-pattern Network Investigation, save the labelled trace and the changed-case explanation beside the experiment record. State exactly what this example supports before linking it to the wider capstone claim.</w:t>
       </w:r>
     </w:p>
@@ -1795,7 +3145,29 @@
     </w:p>
     <w:p>
       <w:r>
-        <w:t>Before running, exchange a plan with a partner. The partner should be able to identify what is changed, what stays fixed, what metric is computed, which rows select the procedure and when the final test may be opened. A file name alone does not protect a split; record who can inspect it and how related examples were separated.</w:t>
+        <w:t>Use a genuinely new case for independent evidence. Previously discussed examples remain practice; use the separately named independent case before feedback.</w:t>
+      </w:r>
+    </w:p>
+    <w:p>
+      <w:pPr>
+        <w:spacing w:line="336" w:lineRule="auto" w:after="180"/>
+      </w:pPr>
+      <w:r>
+        <w:rPr>
+          <w:b w:val="0"/>
+        </w:rPr>
+        <w:t>Before running, exchange a plan with a partner. The partner should be able to identify what is changed, what stays fixed, what metric is computed, which rows select the procedure and when the final test may be opened.</w:t>
+      </w:r>
+    </w:p>
+    <w:p>
+      <w:pPr>
+        <w:spacing w:line="336" w:lineRule="auto" w:after="180"/>
+      </w:pPr>
+      <w:r>
+        <w:rPr>
+          <w:b w:val="0"/>
+        </w:rPr>
+        <w:t>A file name alone does not protect a split; record who can inspect it and how related examples were separated.</w:t>
       </w:r>
     </w:p>
     <w:p>
@@ -1832,8 +3204,26 @@
       </w:r>
     </w:p>
     <w:p>
-      <w:r>
-        <w:t>A partner inspects final labels and changes the learning rate. Explain how to document this and obtain independent evidence.</w:t>
+      <w:pPr>
+        <w:spacing w:line="336" w:lineRule="auto" w:after="180"/>
+      </w:pPr>
+      <w:r>
+        <w:rPr>
+          <w:b w:val="0"/>
+        </w:rPr>
+        <w:t xml:space="preserve">A partner inspects final labels and changes the learning rate. Explain how to document this and obtain independent </w:t>
+      </w:r>
+      <w:r>
+        <w:rPr>
+          <w:b/>
+        </w:rPr>
+        <w:t>evidence</w:t>
+      </w:r>
+      <w:r>
+        <w:rPr>
+          <w:b w:val="0"/>
+        </w:rPr>
+        <w:t>.</w:t>
       </w:r>
     </w:p>
     <w:p>
@@ -1870,6 +3260,11 @@
       </w:pPr>
       <w:r>
         <w:t>13. Study a complete case</w:t>
+      </w:r>
+    </w:p>
+    <w:p>
+      <w:r>
+        <w:t>Revisit the complete Capstone hypothesis and baseline case for supported practice. Repeated examples do not become fresh assessments.</w:t>
       </w:r>
     </w:p>
     <w:p>
@@ -2037,8 +3432,26 @@
       </w:r>
     </w:p>
     <w:p>
-      <w:r>
-        <w:t>Follow the input through the stated procedure to its result. Cover the result first, predict it, then explain every intermediate step. The text/table accompanies the figure so the example can be read without colour.</w:t>
+      <w:pPr>
+        <w:spacing w:line="336" w:lineRule="auto" w:after="180"/>
+      </w:pPr>
+      <w:r>
+        <w:rPr>
+          <w:b w:val="0"/>
+        </w:rPr>
+        <w:t xml:space="preserve">Follow the </w:t>
+      </w:r>
+      <w:r>
+        <w:rPr>
+          <w:b/>
+        </w:rPr>
+        <w:t>input</w:t>
+      </w:r>
+      <w:r>
+        <w:rPr>
+          <w:b w:val="0"/>
+        </w:rPr>
+        <w:t xml:space="preserve"> through the stated procedure to its result. Cover the result first, predict it, then explain every intermediate step. The text/table accompanies the figure so the example can be read without colour.</w:t>
       </w:r>
     </w:p>
     <w:p>
@@ -2088,6 +3501,11 @@
       </w:r>
     </w:p>
     <w:p>
+      <w:r>
+        <w:t>Attempt the reserved new case before feedback. Record support; the earlier examples below remain additional practice.</w:t>
+      </w:r>
+    </w:p>
+    <w:p>
       <w:pPr>
         <w:pStyle w:val="Heading3"/>
       </w:pPr>
@@ -2096,8 +3514,61 @@
       </w:r>
     </w:p>
     <w:p>
-      <w:r>
-        <w:t>A new task predicts max(0, a*x), with baseline a = 1. Training rows are (1,3) and (2,6); validation rows are (3,9) and (4,12); final rows are sealed. Specify a candidate starting at 1 with learning rate 0.1 and two full-batch updates. Calculate baseline validation MSE and write a strict improvement criterion. Has the candidate succeeded yet?</w:t>
+      <w:pPr>
+        <w:spacing w:line="336" w:lineRule="auto" w:after="180"/>
+      </w:pPr>
+      <w:r>
+        <w:rPr>
+          <w:b w:val="0"/>
+        </w:rPr>
+        <w:t xml:space="preserve">A new task predicts max(0, a*x), with </w:t>
+      </w:r>
+      <w:r>
+        <w:rPr>
+          <w:b/>
+        </w:rPr>
+        <w:t>baseline</w:t>
+      </w:r>
+      <w:r>
+        <w:rPr>
+          <w:b w:val="0"/>
+        </w:rPr>
+        <w:t xml:space="preserve"> a = 1. </w:t>
+      </w:r>
+      <w:r>
+        <w:rPr>
+          <w:b/>
+        </w:rPr>
+        <w:t>Training</w:t>
+      </w:r>
+      <w:r>
+        <w:rPr>
+          <w:b w:val="0"/>
+        </w:rPr>
+        <w:t xml:space="preserve"> rows are (1,3) and (2,6); validation rows are (3,9) and (4,12); final rows are sealed.</w:t>
+      </w:r>
+    </w:p>
+    <w:p>
+      <w:pPr>
+        <w:spacing w:line="336" w:lineRule="auto" w:after="180"/>
+      </w:pPr>
+      <w:r>
+        <w:rPr>
+          <w:b w:val="0"/>
+        </w:rPr>
+        <w:t xml:space="preserve">Specify a candidate starting at 1 with learning rate 0.1 and two full-batch updates. Calculate </w:t>
+      </w:r>
+      <w:r>
+        <w:rPr>
+          <w:b/>
+        </w:rPr>
+        <w:t>baseline</w:t>
+      </w:r>
+      <w:r>
+        <w:rPr>
+          <w:b w:val="0"/>
+        </w:rPr>
+        <w:t xml:space="preserve"> validation MSE and write a strict improvement criterion. Has the candidate succeeded yet?</w:t>
       </w:r>
     </w:p>
     <w:p>
@@ -2144,7 +3615,13 @@
       </w:r>
     </w:p>
     <w:p>
-      <w:r>
+      <w:pPr>
+        <w:spacing w:line="336" w:lineRule="auto" w:after="180"/>
+      </w:pPr>
+      <w:r>
+        <w:rPr>
+          <w:b w:val="0"/>
+        </w:rPr>
         <w:t>Attempt this case before feedback. Record any help. Earlier examples below are further practice; a case already practised with feedback cannot establish fresh transfer.</w:t>
       </w:r>
     </w:p>
@@ -2157,8 +3634,61 @@
       </w:r>
     </w:p>
     <w:p>
-      <w:r>
-        <w:t>A new task predicts max(0, a*x), with baseline a = 1. Training rows are (1,3) and (2,6); validation rows are (3,9) and (4,12); final rows are sealed. Specify a candidate starting at 1 with learning rate 0.1 and two full-batch updates. Calculate baseline validation MSE and write a strict improvement criterion. Has the candidate succeeded yet?</w:t>
+      <w:pPr>
+        <w:spacing w:line="336" w:lineRule="auto" w:after="180"/>
+      </w:pPr>
+      <w:r>
+        <w:rPr>
+          <w:b w:val="0"/>
+        </w:rPr>
+        <w:t xml:space="preserve">A new task predicts max(0, a*x), with </w:t>
+      </w:r>
+      <w:r>
+        <w:rPr>
+          <w:b/>
+        </w:rPr>
+        <w:t>baseline</w:t>
+      </w:r>
+      <w:r>
+        <w:rPr>
+          <w:b w:val="0"/>
+        </w:rPr>
+        <w:t xml:space="preserve"> a = 1. </w:t>
+      </w:r>
+      <w:r>
+        <w:rPr>
+          <w:b/>
+        </w:rPr>
+        <w:t>Training</w:t>
+      </w:r>
+      <w:r>
+        <w:rPr>
+          <w:b w:val="0"/>
+        </w:rPr>
+        <w:t xml:space="preserve"> rows are (1,3) and (2,6); validation rows are (3,9) and (4,12); final rows are sealed.</w:t>
+      </w:r>
+    </w:p>
+    <w:p>
+      <w:pPr>
+        <w:spacing w:line="336" w:lineRule="auto" w:after="180"/>
+      </w:pPr>
+      <w:r>
+        <w:rPr>
+          <w:b w:val="0"/>
+        </w:rPr>
+        <w:t xml:space="preserve">Specify a candidate starting at 1 with learning rate 0.1 and two full-batch updates. Calculate </w:t>
+      </w:r>
+      <w:r>
+        <w:rPr>
+          <w:b/>
+        </w:rPr>
+        <w:t>baseline</w:t>
+      </w:r>
+      <w:r>
+        <w:rPr>
+          <w:b w:val="0"/>
+        </w:rPr>
+        <w:t xml:space="preserve"> validation MSE and write a strict improvement criterion. Has the candidate succeeded yet?</w:t>
       </w:r>
     </w:p>
     <w:p>
@@ -2210,7 +3740,13 @@
       </w:r>
     </w:p>
     <w:p>
-      <w:r>
+      <w:pPr>
+        <w:spacing w:line="336" w:lineRule="auto" w:after="180"/>
+      </w:pPr>
+      <w:r>
+        <w:rPr>
+          <w:b w:val="0"/>
+        </w:rPr>
         <w:t>Record support used: none, hint or teacher explanation. After feedback, a different case is needed to demonstrate independence.</w:t>
       </w:r>
     </w:p>
@@ -2223,8 +3759,25 @@
       </w:r>
     </w:p>
     <w:p>
-      <w:r>
-        <w:t>Attempt the independent case before hints. Record whether you worked alone, used a hint or followed a model. After feedback, fix the first unsupported step and explain why it changed. A later check uses a changed case, not a copied answer.</w:t>
+      <w:pPr>
+        <w:spacing w:line="336" w:lineRule="auto" w:after="180"/>
+      </w:pPr>
+      <w:r>
+        <w:rPr>
+          <w:b w:val="0"/>
+        </w:rPr>
+        <w:t>Attempt the independent case before hints. Record whether you worked alone, used a hint or followed a model. After feedback, fix the first unsupported step and explain why it changed.</w:t>
+      </w:r>
+    </w:p>
+    <w:p>
+      <w:pPr>
+        <w:spacing w:line="336" w:lineRule="auto" w:after="180"/>
+      </w:pPr>
+      <w:r>
+        <w:rPr>
+          <w:b w:val="0"/>
+        </w:rPr>
+        <w:t>A later check uses a changed case, not a copied answer.</w:t>
       </w:r>
     </w:p>
     <w:p>
@@ -2237,7 +3790,30 @@
     </w:p>
     <w:p>
       <w:r>
-        <w:t>Start with this question: A testable image-pattern hypothesis. A team proposes that including the centre-pixel feature improves a small fixed network’s classification of toy image patterns.</w:t>
+        <w:t>Use this map to navigate Capstone hypothesis and baseline, connect the goals to tasks and keep one evidence record for each attempt.</w:t>
+      </w:r>
+    </w:p>
+    <w:p>
+      <w:pPr>
+        <w:spacing w:line="336" w:lineRule="auto" w:after="180"/>
+      </w:pPr>
+      <w:r>
+        <w:rPr>
+          <w:b w:val="0"/>
+        </w:rPr>
+        <w:t xml:space="preserve">Start with this question: A testable image-pattern </w:t>
+      </w:r>
+      <w:r>
+        <w:rPr>
+          <w:b/>
+        </w:rPr>
+        <w:t>hypothesis</w:t>
+      </w:r>
+      <w:r>
+        <w:rPr>
+          <w:b w:val="0"/>
+        </w:rPr>
+        <w:t>. A team proposes that including the centre-pixel feature improves a small fixed network’s classification of toy image patterns.</w:t>
       </w:r>
     </w:p>
     <w:tbl>
@@ -2343,13 +3919,61 @@
       </w:tr>
     </w:tbl>
     <w:p>
-      <w:r>
-        <w:t>Remember → watch and explain → try with help → investigate → try independently → keep project evidence. Your teacher may spread this lesson across several classes.</w:t>
-      </w:r>
-    </w:p>
-    <w:p>
-      <w:r>
-        <w:t>Keep your first prediction. Compare it with what the evidence shows and explain any change.</w:t>
+      <w:pPr>
+        <w:spacing w:line="336" w:lineRule="auto" w:after="180"/>
+      </w:pPr>
+      <w:r>
+        <w:rPr>
+          <w:b w:val="0"/>
+        </w:rPr>
+        <w:t xml:space="preserve">Remember → watch and explain → try with help → investigate → try independently → keep project </w:t>
+      </w:r>
+      <w:r>
+        <w:rPr>
+          <w:b/>
+        </w:rPr>
+        <w:t>evidence</w:t>
+      </w:r>
+      <w:r>
+        <w:rPr>
+          <w:b w:val="0"/>
+        </w:rPr>
+        <w:t>. Your teacher may spread this lesson across several classes.</w:t>
+      </w:r>
+    </w:p>
+    <w:p>
+      <w:pPr>
+        <w:spacing w:line="336" w:lineRule="auto" w:after="180"/>
+      </w:pPr>
+      <w:r>
+        <w:rPr>
+          <w:b w:val="0"/>
+        </w:rPr>
+        <w:t xml:space="preserve">Keep your first </w:t>
+      </w:r>
+      <w:r>
+        <w:rPr>
+          <w:b/>
+        </w:rPr>
+        <w:t>prediction</w:t>
+      </w:r>
+      <w:r>
+        <w:rPr>
+          <w:b w:val="0"/>
+        </w:rPr>
+        <w:t xml:space="preserve">. Compare it with what the </w:t>
+      </w:r>
+      <w:r>
+        <w:rPr>
+          <w:b/>
+        </w:rPr>
+        <w:t>evidence</w:t>
+      </w:r>
+      <w:r>
+        <w:rPr>
+          <w:b w:val="0"/>
+        </w:rPr>
+        <w:t xml:space="preserve"> shows and explain any change.</w:t>
       </w:r>
     </w:p>
     <w:p>
@@ -2362,7 +3986,36 @@
     </w:p>
     <w:p>
       <w:r>
-        <w:t>Close your notes. Explain this goal in your own words: Write a testable capstone hypothesis and a credible baseline</w:t>
+        <w:t>Explain Capstone hypothesis and baseline without notes, identify a remaining question and plan a later check with a changed case.</w:t>
+      </w:r>
+    </w:p>
+    <w:p>
+      <w:pPr>
+        <w:spacing w:line="336" w:lineRule="auto" w:after="180"/>
+      </w:pPr>
+      <w:r>
+        <w:rPr>
+          <w:b w:val="0"/>
+        </w:rPr>
+        <w:t xml:space="preserve">Close your notes. Explain this goal in your own words: Write a testable capstone </w:t>
+      </w:r>
+      <w:r>
+        <w:rPr>
+          <w:b/>
+        </w:rPr>
+        <w:t>hypothesis</w:t>
+      </w:r>
+      <w:r>
+        <w:rPr>
+          <w:b w:val="0"/>
+        </w:rPr>
+        <w:t xml:space="preserve"> and a credible </w:t>
+      </w:r>
+      <w:r>
+        <w:rPr>
+          <w:b/>
+        </w:rPr>
+        <w:t>baseline</w:t>
       </w:r>
     </w:p>
     <w:p>
@@ -2399,13 +4052,61 @@
       </w:r>
     </w:p>
     <w:p>
-      <w:r>
-        <w:t>If you are unsure, return to the worked picture and explain one arrow. If you are ready, change an input or assumption and justify your prediction.</w:t>
-      </w:r>
-    </w:p>
-    <w:p>
-      <w:r>
-        <w:t>Save your workbook evidence. At the next review, try a different case before opening your old answer.</w:t>
+      <w:pPr>
+        <w:spacing w:line="336" w:lineRule="auto" w:after="180"/>
+      </w:pPr>
+      <w:r>
+        <w:rPr>
+          <w:b w:val="0"/>
+        </w:rPr>
+        <w:t xml:space="preserve">If you are unsure, return to the worked picture and explain one arrow. If you are ready, change an </w:t>
+      </w:r>
+      <w:r>
+        <w:rPr>
+          <w:b/>
+        </w:rPr>
+        <w:t>input</w:t>
+      </w:r>
+      <w:r>
+        <w:rPr>
+          <w:b w:val="0"/>
+        </w:rPr>
+        <w:t xml:space="preserve"> or assumption and justify your </w:t>
+      </w:r>
+      <w:r>
+        <w:rPr>
+          <w:b/>
+        </w:rPr>
+        <w:t>prediction</w:t>
+      </w:r>
+      <w:r>
+        <w:rPr>
+          <w:b w:val="0"/>
+        </w:rPr>
+        <w:t>.</w:t>
+      </w:r>
+    </w:p>
+    <w:p>
+      <w:pPr>
+        <w:spacing w:line="336" w:lineRule="auto" w:after="180"/>
+      </w:pPr>
+      <w:r>
+        <w:rPr>
+          <w:b w:val="0"/>
+        </w:rPr>
+        <w:t xml:space="preserve">Save your workbook </w:t>
+      </w:r>
+      <w:r>
+        <w:rPr>
+          <w:b/>
+        </w:rPr>
+        <w:t>evidence</w:t>
+      </w:r>
+      <w:r>
+        <w:rPr>
+          <w:b w:val="0"/>
+        </w:rPr>
+        <w:t>. At the next review, try a different case before opening your old answer.</w:t>
       </w:r>
     </w:p>
     <w:p>
@@ -2418,12 +4119,41 @@
     </w:p>
     <w:p>
       <w:r>
+        <w:t>Attempt supported questions before using hints or feedback. Review a missing building block, then keep the completed work.</w:t>
+      </w:r>
+    </w:p>
+    <w:p>
+      <w:pPr>
+        <w:spacing w:line="336" w:lineRule="auto" w:after="180"/>
+      </w:pPr>
+      <w:r>
+        <w:rPr>
+          <w:b w:val="0"/>
+        </w:rPr>
         <w:t>Use this supported practice once, in the browser or on paper. Keep the reserved independent assessment for a separate first attempt before teacher feedback.</w:t>
       </w:r>
     </w:p>
     <w:p>
-      <w:r>
-        <w:t>A testable image-pattern hypothesis. A team proposes that including the centre-pixel feature improves a small fixed network’s classification of toy image patterns.</w:t>
+      <w:pPr>
+        <w:spacing w:line="336" w:lineRule="auto" w:after="180"/>
+      </w:pPr>
+      <w:r>
+        <w:rPr>
+          <w:b w:val="0"/>
+        </w:rPr>
+        <w:t xml:space="preserve">A testable image-pattern </w:t>
+      </w:r>
+      <w:r>
+        <w:rPr>
+          <w:b/>
+        </w:rPr>
+        <w:t>hypothesis</w:t>
+      </w:r>
+      <w:r>
+        <w:rPr>
+          <w:b w:val="0"/>
+        </w:rPr>
+        <w:t>. A team proposes that including the centre-pixel feature improves a small fixed network’s classification of toy image patterns.</w:t>
       </w:r>
     </w:p>
     <w:p>
@@ -2435,23 +4165,62 @@
       </w:r>
     </w:p>
     <w:p>
-      <w:r>
+      <w:pPr>
+        <w:spacing w:line="336" w:lineRule="auto" w:after="180"/>
+      </w:pPr>
+      <w:r>
+        <w:rPr>
+          <w:b w:val="0"/>
+        </w:rPr>
         <w:t>Which labelled step matches this detail? Keep the eight patterns out of model selection and tuning.</w:t>
       </w:r>
     </w:p>
     <w:p>
-      <w:r>
+      <w:pPr>
+        <w:spacing w:line="336" w:lineRule="auto" w:after="180"/>
+        <w:shd w:fill="F4F9FC"/>
+      </w:pPr>
+      <w:r>
+        <w:rPr>
+          <w:b w:val="0"/>
+        </w:rPr>
         <w:t>1. Reserve evaluation</w:t>
       </w:r>
     </w:p>
     <w:p>
-      <w:r>
-        <w:t>2. Declare the baseline</w:t>
-      </w:r>
-    </w:p>
-    <w:p>
-      <w:r>
-        <w:t>3. Write the prediction</w:t>
+      <w:pPr>
+        <w:spacing w:line="336" w:lineRule="auto" w:after="180"/>
+        <w:shd w:fill="F4F9FC"/>
+      </w:pPr>
+      <w:r>
+        <w:rPr>
+          <w:b w:val="0"/>
+        </w:rPr>
+        <w:t xml:space="preserve">2. Declare the </w:t>
+      </w:r>
+      <w:r>
+        <w:rPr>
+          <w:b/>
+        </w:rPr>
+        <w:t>baseline</w:t>
+      </w:r>
+    </w:p>
+    <w:p>
+      <w:pPr>
+        <w:spacing w:line="336" w:lineRule="auto" w:after="180"/>
+        <w:shd w:fill="F4F9FC"/>
+      </w:pPr>
+      <w:r>
+        <w:rPr>
+          <w:b w:val="0"/>
+        </w:rPr>
+        <w:t xml:space="preserve">3. Write the </w:t>
+      </w:r>
+      <w:r>
+        <w:rPr>
+          <w:b/>
+        </w:rPr>
+        <w:t>prediction</w:t>
       </w:r>
     </w:p>
     <w:p>
@@ -2488,40 +4257,178 @@
       </w:r>
     </w:p>
     <w:p>
-      <w:r>
+      <w:pPr>
+        <w:pStyle w:val="Heading3"/>
+      </w:pPr>
+      <w:r>
+        <w:t>Hint · try first</w:t>
+      </w:r>
+    </w:p>
+    <w:p>
+      <w:pPr>
+        <w:spacing w:line="336" w:lineRule="auto" w:after="180"/>
+        <w:shd w:fill="F1F6F8"/>
+      </w:pPr>
+      <w:r>
+        <w:rPr>
+          <w:b w:val="0"/>
+        </w:rPr>
         <w:t>Hint if needed: Read the steps in the pictorial case. Match the supplied detail to the stage that performs or records it.</w:t>
       </w:r>
     </w:p>
     <w:p>
-      <w:r>
-        <w:t>After your attempt, compare with the supported explanation: Reserve evaluation Keep the eight patterns out of model selection and tuning. A capstone hypothesis links a specific architectural change to a measured outcome. A baseline anchors the comparison; frozen labels and held-out patterns protect it from answer-key tuning.</w:t>
-      </w:r>
-    </w:p>
-    <w:p>
       <w:pPr>
         <w:pStyle w:val="Heading3"/>
       </w:pPr>
       <w:r>
+        <w:t>Feedback · compare after trying</w:t>
+      </w:r>
+    </w:p>
+    <w:p>
+      <w:pPr>
+        <w:spacing w:line="336" w:lineRule="auto" w:after="180"/>
+        <w:shd w:fill="F1F6FC"/>
+      </w:pPr>
+      <w:r>
+        <w:rPr>
+          <w:b w:val="0"/>
+        </w:rPr>
+        <w:t xml:space="preserve">After your attempt, compare with the supported explanation: Reserve evaluation Keep the eight patterns out of model selection and tuning. A capstone </w:t>
+      </w:r>
+      <w:r>
+        <w:rPr>
+          <w:b/>
+        </w:rPr>
+        <w:t>hypothesis</w:t>
+      </w:r>
+      <w:r>
+        <w:rPr>
+          <w:b w:val="0"/>
+        </w:rPr>
+        <w:t xml:space="preserve"> links a specific architectural change to a measured outcome.</w:t>
+      </w:r>
+    </w:p>
+    <w:p>
+      <w:pPr>
+        <w:spacing w:line="336" w:lineRule="auto" w:after="180"/>
+        <w:shd w:fill="F1F6FC"/>
+      </w:pPr>
+      <w:r>
+        <w:rPr>
+          <w:b w:val="0"/>
+        </w:rPr>
+        <w:t xml:space="preserve">A </w:t>
+      </w:r>
+      <w:r>
+        <w:rPr>
+          <w:b/>
+        </w:rPr>
+        <w:t>baseline</w:t>
+      </w:r>
+      <w:r>
+        <w:rPr>
+          <w:b w:val="0"/>
+        </w:rPr>
+        <w:t xml:space="preserve"> anchors the comparison; frozen labels and held-out patterns protect it from answer-key tuning.</w:t>
+      </w:r>
+    </w:p>
+    <w:p>
+      <w:pPr>
+        <w:pStyle w:val="Heading3"/>
+      </w:pPr>
+      <w:r>
         <w:t>Practice 2: explain the deciding evidence</w:t>
       </w:r>
     </w:p>
     <w:p>
-      <w:r>
-        <w:t>Changed-case practice: Give only B the eight evaluation labels during training. Which conclusion is supported by the supplied facts?</w:t>
-      </w:r>
-    </w:p>
-    <w:p>
-      <w:r>
-        <w:t>1. We can decide the result without examining the changed input or the procedure.</w:t>
-      </w:r>
-    </w:p>
-    <w:p>
-      <w:r>
-        <w:t>2. This one example guarantees correct results for every future input.</w:t>
-      </w:r>
-    </w:p>
-    <w:p>
-      <w:r>
+      <w:pPr>
+        <w:pStyle w:val="Heading3"/>
+      </w:pPr>
+      <w:r>
+        <w:t>Changed case · predict first</w:t>
+      </w:r>
+    </w:p>
+    <w:p>
+      <w:pPr>
+        <w:spacing w:line="336" w:lineRule="auto" w:after="180"/>
+        <w:shd w:fill="F5F1FB"/>
+      </w:pPr>
+      <w:r>
+        <w:rPr>
+          <w:b w:val="0"/>
+        </w:rPr>
+        <w:t xml:space="preserve">Changed-case practice: Give only B the eight evaluation labels during </w:t>
+      </w:r>
+      <w:r>
+        <w:rPr>
+          <w:b/>
+        </w:rPr>
+        <w:t>training</w:t>
+      </w:r>
+      <w:r>
+        <w:rPr>
+          <w:b w:val="0"/>
+        </w:rPr>
+        <w:t>. Which conclusion is supported by the supplied facts?</w:t>
+      </w:r>
+    </w:p>
+    <w:p>
+      <w:pPr>
+        <w:spacing w:line="336" w:lineRule="auto" w:after="180"/>
+        <w:shd w:fill="F4F9FC"/>
+      </w:pPr>
+      <w:r>
+        <w:rPr>
+          <w:b w:val="0"/>
+        </w:rPr>
+        <w:t xml:space="preserve">1. We can decide the result without examining the changed </w:t>
+      </w:r>
+      <w:r>
+        <w:rPr>
+          <w:b/>
+        </w:rPr>
+        <w:t>input</w:t>
+      </w:r>
+      <w:r>
+        <w:rPr>
+          <w:b w:val="0"/>
+        </w:rPr>
+        <w:t xml:space="preserve"> or the procedure.</w:t>
+      </w:r>
+    </w:p>
+    <w:p>
+      <w:pPr>
+        <w:spacing w:line="336" w:lineRule="auto" w:after="180"/>
+        <w:shd w:fill="F4F9FC"/>
+      </w:pPr>
+      <w:r>
+        <w:rPr>
+          <w:b w:val="0"/>
+        </w:rPr>
+        <w:t xml:space="preserve">2. This one example guarantees correct results for every future </w:t>
+      </w:r>
+      <w:r>
+        <w:rPr>
+          <w:b/>
+        </w:rPr>
+        <w:t>input</w:t>
+      </w:r>
+      <w:r>
+        <w:rPr>
+          <w:b w:val="0"/>
+        </w:rPr>
+        <w:t>.</w:t>
+      </w:r>
+    </w:p>
+    <w:p>
+      <w:pPr>
+        <w:spacing w:line="336" w:lineRule="auto" w:after="180"/>
+        <w:shd w:fill="F4F9FC"/>
+      </w:pPr>
+      <w:r>
+        <w:rPr>
+          <w:b w:val="0"/>
+        </w:rPr>
         <w:t>3. The proposed comparison becomes contaminated rather than a valid held-out test.</w:t>
       </w:r>
     </w:p>
@@ -2559,12 +4466,42 @@
       </w:r>
     </w:p>
     <w:p>
-      <w:r>
+      <w:pPr>
+        <w:pStyle w:val="Heading3"/>
+      </w:pPr>
+      <w:r>
+        <w:t>Hint · try first</w:t>
+      </w:r>
+    </w:p>
+    <w:p>
+      <w:pPr>
+        <w:spacing w:line="336" w:lineRule="auto" w:after="180"/>
+        <w:shd w:fill="F1F6F8"/>
+      </w:pPr>
+      <w:r>
+        <w:rPr>
+          <w:b w:val="0"/>
+        </w:rPr>
         <w:t>Hint if needed: Use the changed condition and the deciding step in the pictorial trace. The answer must say what follows from those facts.</w:t>
       </w:r>
     </w:p>
     <w:p>
-      <w:r>
+      <w:pPr>
+        <w:pStyle w:val="Heading3"/>
+      </w:pPr>
+      <w:r>
+        <w:t>Feedback · compare after trying</w:t>
+      </w:r>
+    </w:p>
+    <w:p>
+      <w:pPr>
+        <w:spacing w:line="336" w:lineRule="auto" w:after="180"/>
+        <w:shd w:fill="F1F6FC"/>
+      </w:pPr>
+      <w:r>
+        <w:rPr>
+          <w:b w:val="0"/>
+        </w:rPr>
         <w:t>After your attempt, compare with the supported explanation: The proposed comparison becomes contaminated rather than a valid held-out test. One version has gained privileged information from the reserved evaluation set.</w:t>
       </w:r>
     </w:p>
@@ -2577,18 +4514,129 @@
       </w:r>
     </w:p>
     <w:p>
-      <w:r>
-        <w:t>Review Documenting a network experiment (ai-5/32). Goal: Record a network experiment with enough detail to replay its calculations. Short practice: What additional evidence is needed for a final performance claim? Point to the relevant step in the picture, then write the changed result and the rule or evidence that supports it.. Return to this week and explain what you changed.</w:t>
-      </w:r>
-    </w:p>
-    <w:p>
-      <w:r>
-        <w:t>Review Dataset shift in neural models (ai-5/30). Goal: Explain how a changed input mix can change overall accuracy. Short practice: Did the supplied model’s dim-light accuracy deteriorate? Point to the relevant step in the picture, then write the changed result and the rule or evidence that supports it.. Return to this week and explain what you changed.</w:t>
-      </w:r>
-    </w:p>
-    <w:p>
-      <w:r>
-        <w:t>Review Similarity and normalisation (ai-5/27). Goal: Calculate vector length and normalise a nonzero vector. Short practice: Why do the original two metrics select different winners? Point to the relevant step in the picture, then write the changed result and the rule or evidence that supports it.. Return to this week and explain what you changed.</w:t>
+      <w:pPr>
+        <w:spacing w:line="336" w:lineRule="auto" w:after="180"/>
+      </w:pPr>
+      <w:r>
+        <w:rPr>
+          <w:b w:val="0"/>
+        </w:rPr>
+        <w:t xml:space="preserve">Review Documenting a network experiment (ai-5/32). Goal: Record a network experiment with enough detail to replay its calculations. Short practice: What additional </w:t>
+      </w:r>
+      <w:r>
+        <w:rPr>
+          <w:b/>
+        </w:rPr>
+        <w:t>evidence</w:t>
+      </w:r>
+      <w:r>
+        <w:rPr>
+          <w:b w:val="0"/>
+        </w:rPr>
+        <w:t xml:space="preserve"> is needed for a final performance claim?</w:t>
+      </w:r>
+    </w:p>
+    <w:p>
+      <w:pPr>
+        <w:spacing w:line="336" w:lineRule="auto" w:after="180"/>
+      </w:pPr>
+      <w:r>
+        <w:rPr>
+          <w:b w:val="0"/>
+        </w:rPr>
+        <w:t xml:space="preserve">Point to the relevant step in the picture, then write the changed result and the rule or </w:t>
+      </w:r>
+      <w:r>
+        <w:rPr>
+          <w:b/>
+        </w:rPr>
+        <w:t>evidence</w:t>
+      </w:r>
+      <w:r>
+        <w:rPr>
+          <w:b w:val="0"/>
+        </w:rPr>
+        <w:t xml:space="preserve"> that supports it.. Return to this week and explain what you changed.</w:t>
+      </w:r>
+    </w:p>
+    <w:p>
+      <w:pPr>
+        <w:spacing w:line="336" w:lineRule="auto" w:after="180"/>
+      </w:pPr>
+      <w:r>
+        <w:rPr>
+          <w:b w:val="0"/>
+        </w:rPr>
+        <w:t xml:space="preserve">Review Dataset shift in neural models (ai-5/30). Goal: Explain how a changed </w:t>
+      </w:r>
+      <w:r>
+        <w:rPr>
+          <w:b/>
+        </w:rPr>
+        <w:t>input</w:t>
+      </w:r>
+      <w:r>
+        <w:rPr>
+          <w:b w:val="0"/>
+        </w:rPr>
+        <w:t xml:space="preserve"> mix can change overall accuracy. Short practice: Did the supplied model’s dim-light accuracy deteriorate?</w:t>
+      </w:r>
+    </w:p>
+    <w:p>
+      <w:pPr>
+        <w:spacing w:line="336" w:lineRule="auto" w:after="180"/>
+      </w:pPr>
+      <w:r>
+        <w:rPr>
+          <w:b w:val="0"/>
+        </w:rPr>
+        <w:t xml:space="preserve">Point to the relevant step in the picture, then write the changed result and the rule or </w:t>
+      </w:r>
+      <w:r>
+        <w:rPr>
+          <w:b/>
+        </w:rPr>
+        <w:t>evidence</w:t>
+      </w:r>
+      <w:r>
+        <w:rPr>
+          <w:b w:val="0"/>
+        </w:rPr>
+        <w:t xml:space="preserve"> that supports it.. Return to this week and explain what you changed.</w:t>
+      </w:r>
+    </w:p>
+    <w:p>
+      <w:pPr>
+        <w:spacing w:line="336" w:lineRule="auto" w:after="180"/>
+      </w:pPr>
+      <w:r>
+        <w:rPr>
+          <w:b w:val="0"/>
+        </w:rPr>
+        <w:t>Review Similarity and normalisation (ai-5/27). Goal: Calculate vector length and normalise a nonzero vector. Short practice: Why do the original two metrics select different winners?</w:t>
+      </w:r>
+    </w:p>
+    <w:p>
+      <w:pPr>
+        <w:spacing w:line="336" w:lineRule="auto" w:after="180"/>
+      </w:pPr>
+      <w:r>
+        <w:rPr>
+          <w:b w:val="0"/>
+        </w:rPr>
+        <w:t xml:space="preserve">Point to the relevant step in the picture, then write the changed result and the rule or </w:t>
+      </w:r>
+      <w:r>
+        <w:rPr>
+          <w:b/>
+        </w:rPr>
+        <w:t>evidence</w:t>
+      </w:r>
+      <w:r>
+        <w:rPr>
+          <w:b w:val="0"/>
+        </w:rPr>
+        <w:t xml:space="preserve"> that supports it.. Return to this week and explain what you changed.</w:t>
       </w:r>
     </w:p>
     <w:p>
@@ -2600,8 +4648,664 @@
       </w:r>
     </w:p>
     <w:p>
-      <w:r>
-        <w:t>Use Download completed work in the hosted lesson to export your answers, reflections, practice feedback and code-run evidence. Open the HTML copy to read or print it. Drafts stay in this browser when storage is available; clear drafts on a shared device.</w:t>
+      <w:pPr>
+        <w:spacing w:line="336" w:lineRule="auto" w:after="180"/>
+      </w:pPr>
+      <w:r>
+        <w:rPr>
+          <w:b w:val="0"/>
+        </w:rPr>
+        <w:t xml:space="preserve">Use Download completed work in the hosted lesson to export your answers, reflections, practice feedback and code-run </w:t>
+      </w:r>
+      <w:r>
+        <w:rPr>
+          <w:b/>
+        </w:rPr>
+        <w:t>evidence</w:t>
+      </w:r>
+      <w:r>
+        <w:rPr>
+          <w:b w:val="0"/>
+        </w:rPr>
+        <w:t>. Open the HTML copy to read or print it.</w:t>
+      </w:r>
+    </w:p>
+    <w:p>
+      <w:pPr>
+        <w:spacing w:line="336" w:lineRule="auto" w:after="180"/>
+      </w:pPr>
+      <w:r>
+        <w:rPr>
+          <w:b w:val="0"/>
+        </w:rPr>
+        <w:t>Drafts stay in this browser when storage is available; clear drafts on a shared device.</w:t>
+      </w:r>
+    </w:p>
+    <w:p>
+      <w:pPr>
+        <w:pStyle w:val="Heading1"/>
+      </w:pPr>
+      <w:r>
+        <w:t>18. Visual concept journey</w:t>
+      </w:r>
+    </w:p>
+    <w:p>
+      <w:r>
+        <w:t>Explain each Capstone hypothesis and baseline graphic using its labels, deciding evidence and relevant limitation.</w:t>
+      </w:r>
+    </w:p>
+    <w:p>
+      <w:pPr>
+        <w:pStyle w:val="Heading3"/>
+      </w:pPr>
+      <w:r>
+        <w:t>01. Capstone hypothesis and baseline: the case</w:t>
+      </w:r>
+    </w:p>
+    <w:p>
+      <w:r>
+        <w:drawing>
+          <wp:inline xmlns:a="http://schemas.openxmlformats.org/drawingml/2006/main" xmlns:pic="http://schemas.openxmlformats.org/drawingml/2006/picture">
+            <wp:extent cx="5486400" cy="2834640"/>
+            <wp:docPr id="2" name="Picture 2" descr="A testable image-pattern hypothesis. A team proposes that including the centre-pixel feature improves a small fixed network’s classification of toy image patterns. Supplied facts: Two frozen versions are planned: A uses corner features only; B also uses the centre feature. Eight reserved toy patterns have labels defined before scoring."/>
+            <wp:cNvGraphicFramePr>
+              <a:graphicFrameLocks noChangeAspect="1"/>
+            </wp:cNvGraphicFramePr>
+            <a:graphic>
+              <a:graphicData uri="http://schemas.openxmlformats.org/drawingml/2006/picture">
+                <pic:pic>
+                  <pic:nvPicPr>
+                    <pic:cNvPr id="0" name="academy-story-ai-5-33-01.png"/>
+                    <pic:cNvPicPr/>
+                  </pic:nvPicPr>
+                  <pic:blipFill>
+                    <a:blip r:embed="rId10"/>
+                    <a:stretch>
+                      <a:fillRect/>
+                    </a:stretch>
+                  </pic:blipFill>
+                  <pic:spPr>
+                    <a:xfrm>
+                      <a:off x="0" y="0"/>
+                      <a:ext cx="5486400" cy="2834640"/>
+                    </a:xfrm>
+                    <a:prstGeom prst="rect"/>
+                  </pic:spPr>
+                </pic:pic>
+              </a:graphicData>
+            </a:graphic>
+          </wp:inline>
+        </w:drawing>
+      </w:r>
+    </w:p>
+    <w:p>
+      <w:pPr>
+        <w:spacing w:line="336" w:lineRule="auto" w:after="180"/>
+      </w:pPr>
+      <w:r>
+        <w:rPr>
+          <w:b w:val="0"/>
+        </w:rPr>
+        <w:t xml:space="preserve">A testable image-pattern </w:t>
+      </w:r>
+      <w:r>
+        <w:rPr>
+          <w:b/>
+        </w:rPr>
+        <w:t>hypothesis</w:t>
+      </w:r>
+      <w:r>
+        <w:rPr>
+          <w:b w:val="0"/>
+        </w:rPr>
+        <w:t>. A team proposes that including the centre-pixel feature improves a small fixed network’s classification of toy image patterns.</w:t>
+      </w:r>
+    </w:p>
+    <w:p>
+      <w:pPr>
+        <w:spacing w:line="336" w:lineRule="auto" w:after="180"/>
+      </w:pPr>
+      <w:r>
+        <w:rPr>
+          <w:b w:val="0"/>
+        </w:rPr>
+        <w:t>Supplied facts: Two frozen versions are planned: A uses corner features only; B also uses the centre feature. Eight reserved toy patterns have labels defined before scoring.</w:t>
+      </w:r>
+    </w:p>
+    <w:p>
+      <w:pPr>
+        <w:spacing w:line="336" w:lineRule="auto" w:after="180"/>
+        <w:shd w:fill="F5F1FB"/>
+      </w:pPr>
+      <w:r>
+        <w:rPr>
+          <w:b w:val="0"/>
+        </w:rPr>
+        <w:t>Point to the given fact that matters most. Explain why it matters.</w:t>
+      </w:r>
+    </w:p>
+    <w:p>
+      <w:pPr>
+        <w:pStyle w:val="Heading3"/>
+      </w:pPr>
+      <w:r>
+        <w:t>02. Follow the deciding steps</w:t>
+      </w:r>
+    </w:p>
+    <w:p>
+      <w:r>
+        <w:drawing>
+          <wp:inline xmlns:a="http://schemas.openxmlformats.org/drawingml/2006/main" xmlns:pic="http://schemas.openxmlformats.org/drawingml/2006/picture">
+            <wp:extent cx="5486400" cy="3182112"/>
+            <wp:docPr id="3" name="Picture 3" descr="Write the prediction: B should have more correct labels than A on the same eight patterns. → Declare the baseline: A is a documented corner-only network, not a deliberately broken version. → Reserve evaluation: Keep the eight patterns out of model selection and tuning."/>
+            <wp:cNvGraphicFramePr>
+              <a:graphicFrameLocks noChangeAspect="1"/>
+            </wp:cNvGraphicFramePr>
+            <a:graphic>
+              <a:graphicData uri="http://schemas.openxmlformats.org/drawingml/2006/picture">
+                <pic:pic>
+                  <pic:nvPicPr>
+                    <pic:cNvPr id="0" name="academy-story-ai-5-33-02.png"/>
+                    <pic:cNvPicPr/>
+                  </pic:nvPicPr>
+                  <pic:blipFill>
+                    <a:blip r:embed="rId11"/>
+                    <a:stretch>
+                      <a:fillRect/>
+                    </a:stretch>
+                  </pic:blipFill>
+                  <pic:spPr>
+                    <a:xfrm>
+                      <a:off x="0" y="0"/>
+                      <a:ext cx="5486400" cy="3182112"/>
+                    </a:xfrm>
+                    <a:prstGeom prst="rect"/>
+                  </pic:spPr>
+                </pic:pic>
+              </a:graphicData>
+            </a:graphic>
+          </wp:inline>
+        </w:drawing>
+      </w:r>
+    </w:p>
+    <w:p>
+      <w:pPr>
+        <w:spacing w:line="336" w:lineRule="auto" w:after="180"/>
+      </w:pPr>
+      <w:r>
+        <w:rPr>
+          <w:b w:val="0"/>
+        </w:rPr>
+        <w:t xml:space="preserve">Write the </w:t>
+      </w:r>
+      <w:r>
+        <w:rPr>
+          <w:b/>
+        </w:rPr>
+        <w:t>prediction</w:t>
+      </w:r>
+      <w:r>
+        <w:rPr>
+          <w:b w:val="0"/>
+        </w:rPr>
+        <w:t xml:space="preserve">: B should have more correct labels than A on the same eight patterns. → Declare the </w:t>
+      </w:r>
+      <w:r>
+        <w:rPr>
+          <w:b/>
+        </w:rPr>
+        <w:t>baseline</w:t>
+      </w:r>
+      <w:r>
+        <w:rPr>
+          <w:b w:val="0"/>
+        </w:rPr>
+        <w:t>: A is a documented corner-only network, not a deliberately broken version. → Reserve evaluation: Keep the eight patterns out of model selection and tuning.</w:t>
+      </w:r>
+    </w:p>
+    <w:p>
+      <w:pPr>
+        <w:spacing w:line="336" w:lineRule="auto" w:after="180"/>
+        <w:shd w:fill="F5F1FB"/>
+      </w:pPr>
+      <w:r>
+        <w:rPr>
+          <w:b w:val="0"/>
+        </w:rPr>
+        <w:t xml:space="preserve">Point to each numbered stage and explain which recorded </w:t>
+      </w:r>
+      <w:r>
+        <w:rPr>
+          <w:b/>
+        </w:rPr>
+        <w:t>input</w:t>
+      </w:r>
+      <w:r>
+        <w:rPr>
+          <w:b w:val="0"/>
+        </w:rPr>
+        <w:t xml:space="preserve"> it uses.</w:t>
+      </w:r>
+    </w:p>
+    <w:p>
+      <w:pPr>
+        <w:pStyle w:val="Heading3"/>
+      </w:pPr>
+      <w:r>
+        <w:t>03. Keep the evidence roles separate</w:t>
+      </w:r>
+    </w:p>
+    <w:p>
+      <w:r>
+        <w:drawing>
+          <wp:inline xmlns:a="http://schemas.openxmlformats.org/drawingml/2006/main" xmlns:pic="http://schemas.openxmlformats.org/drawingml/2006/picture">
+            <wp:extent cx="5486400" cy="2834640"/>
+            <wp:docPr id="4" name="Picture 4" descr="Keep the evidence roles separate. T1 and T2 | Fit two updates | Training result only. V1 and V2 | Compare with a = 1 | Validation comparison. Sealed final rows | Evaluate frozen procedure | Final evidence on those rows"/>
+            <wp:cNvGraphicFramePr>
+              <a:graphicFrameLocks noChangeAspect="1"/>
+            </wp:cNvGraphicFramePr>
+            <a:graphic>
+              <a:graphicData uri="http://schemas.openxmlformats.org/drawingml/2006/picture">
+                <pic:pic>
+                  <pic:nvPicPr>
+                    <pic:cNvPr id="0" name="academy-story-ai-5-33-03.png"/>
+                    <pic:cNvPicPr/>
+                  </pic:nvPicPr>
+                  <pic:blipFill>
+                    <a:blip r:embed="rId12"/>
+                    <a:stretch>
+                      <a:fillRect/>
+                    </a:stretch>
+                  </pic:blipFill>
+                  <pic:spPr>
+                    <a:xfrm>
+                      <a:off x="0" y="0"/>
+                      <a:ext cx="5486400" cy="2834640"/>
+                    </a:xfrm>
+                    <a:prstGeom prst="rect"/>
+                  </pic:spPr>
+                </pic:pic>
+              </a:graphicData>
+            </a:graphic>
+          </wp:inline>
+        </w:drawing>
+      </w:r>
+    </w:p>
+    <w:p>
+      <w:pPr>
+        <w:spacing w:line="336" w:lineRule="auto" w:after="180"/>
+      </w:pPr>
+      <w:r>
+        <w:rPr>
+          <w:b w:val="0"/>
+        </w:rPr>
+        <w:t xml:space="preserve">Keep the </w:t>
+      </w:r>
+      <w:r>
+        <w:rPr>
+          <w:b/>
+        </w:rPr>
+        <w:t>evidence</w:t>
+      </w:r>
+      <w:r>
+        <w:rPr>
+          <w:b w:val="0"/>
+        </w:rPr>
+        <w:t xml:space="preserve"> roles separate. T1 and T2 | Fit two updates | </w:t>
+      </w:r>
+      <w:r>
+        <w:rPr>
+          <w:b/>
+        </w:rPr>
+        <w:t>Training</w:t>
+      </w:r>
+      <w:r>
+        <w:rPr>
+          <w:b w:val="0"/>
+        </w:rPr>
+        <w:t xml:space="preserve"> result only. V1 and V2 | Compare with a = 1 | Validation comparison. Sealed final rows | Evaluate frozen procedure | Final </w:t>
+      </w:r>
+      <w:r>
+        <w:rPr>
+          <w:b/>
+        </w:rPr>
+        <w:t>evidence</w:t>
+      </w:r>
+      <w:r>
+        <w:rPr>
+          <w:b w:val="0"/>
+        </w:rPr>
+        <w:t xml:space="preserve"> on those rows</w:t>
+      </w:r>
+    </w:p>
+    <w:p>
+      <w:pPr>
+        <w:spacing w:line="336" w:lineRule="auto" w:after="180"/>
+        <w:shd w:fill="F5F1FB"/>
+      </w:pPr>
+      <w:r>
+        <w:rPr>
+          <w:b w:val="0"/>
+        </w:rPr>
+        <w:t>Read the labels and values. Explain the relationship the model shows.</w:t>
+      </w:r>
+    </w:p>
+    <w:p>
+      <w:pPr>
+        <w:pStyle w:val="Heading3"/>
+      </w:pPr>
+      <w:r>
+        <w:t>04. Change one thing. Trace what follows.</w:t>
+      </w:r>
+    </w:p>
+    <w:p>
+      <w:r>
+        <w:drawing>
+          <wp:inline xmlns:a="http://schemas.openxmlformats.org/drawingml/2006/main" xmlns:pic="http://schemas.openxmlformats.org/drawingml/2006/picture">
+            <wp:extent cx="5486400" cy="3026664"/>
+            <wp:docPr id="5" name="Picture 5" descr="Original case: Keep the eight patterns out of model selection and tuning. Changed condition: Give only B the eight evaluation labels during training. Expected result: The proposed comparison becomes contaminated rather than a valid held-out test. Reason: One version has gained privileged information from the reserved evaluation set."/>
+            <wp:cNvGraphicFramePr>
+              <a:graphicFrameLocks noChangeAspect="1"/>
+            </wp:cNvGraphicFramePr>
+            <a:graphic>
+              <a:graphicData uri="http://schemas.openxmlformats.org/drawingml/2006/picture">
+                <pic:pic>
+                  <pic:nvPicPr>
+                    <pic:cNvPr id="0" name="academy-story-ai-5-33-04.png"/>
+                    <pic:cNvPicPr/>
+                  </pic:nvPicPr>
+                  <pic:blipFill>
+                    <a:blip r:embed="rId13"/>
+                    <a:stretch>
+                      <a:fillRect/>
+                    </a:stretch>
+                  </pic:blipFill>
+                  <pic:spPr>
+                    <a:xfrm>
+                      <a:off x="0" y="0"/>
+                      <a:ext cx="5486400" cy="3026664"/>
+                    </a:xfrm>
+                    <a:prstGeom prst="rect"/>
+                  </pic:spPr>
+                </pic:pic>
+              </a:graphicData>
+            </a:graphic>
+          </wp:inline>
+        </w:drawing>
+      </w:r>
+    </w:p>
+    <w:p>
+      <w:pPr>
+        <w:spacing w:line="336" w:lineRule="auto" w:after="180"/>
+      </w:pPr>
+      <w:r>
+        <w:rPr>
+          <w:b w:val="0"/>
+        </w:rPr>
+        <w:t xml:space="preserve">Original case: Keep the eight patterns out of model selection and tuning. Changed condition: Give only B the eight evaluation labels during </w:t>
+      </w:r>
+      <w:r>
+        <w:rPr>
+          <w:b/>
+        </w:rPr>
+        <w:t>training</w:t>
+      </w:r>
+      <w:r>
+        <w:rPr>
+          <w:b w:val="0"/>
+        </w:rPr>
+        <w:t>.</w:t>
+      </w:r>
+    </w:p>
+    <w:p>
+      <w:pPr>
+        <w:spacing w:line="336" w:lineRule="auto" w:after="180"/>
+      </w:pPr>
+      <w:r>
+        <w:rPr>
+          <w:b w:val="0"/>
+        </w:rPr>
+        <w:t>Expected result: The proposed comparison becomes contaminated rather than a valid held-out test. Reason: One version has gained privileged information from the reserved evaluation set.</w:t>
+      </w:r>
+    </w:p>
+    <w:p>
+      <w:pPr>
+        <w:spacing w:line="336" w:lineRule="auto" w:after="180"/>
+        <w:shd w:fill="F5F1FB"/>
+      </w:pPr>
+      <w:r>
+        <w:rPr>
+          <w:b w:val="0"/>
+        </w:rPr>
+        <w:t>Predict before checking the worked changed-case result. Name what changed and what the supplied facts allow you to conclude.</w:t>
+      </w:r>
+    </w:p>
+    <w:p>
+      <w:pPr>
+        <w:pStyle w:val="Heading3"/>
+      </w:pPr>
+      <w:r>
+        <w:t>05. Connect the explanation to its limit</w:t>
+      </w:r>
+    </w:p>
+    <w:p>
+      <w:r>
+        <w:drawing>
+          <wp:inline xmlns:a="http://schemas.openxmlformats.org/drawingml/2006/main" xmlns:pic="http://schemas.openxmlformats.org/drawingml/2006/picture">
+            <wp:extent cx="5486400" cy="2834640"/>
+            <wp:docPr id="6" name="Picture 6" descr="A capstone hypothesis links a specific architectural change to a measured outcome. A baseline anchors the comparison; frozen labels and held-out patterns protect it from answer-key tuning. Limit: Eight toy patterns support a narrow experiment, not claims about real photographs, children or universal architecture superiority."/>
+            <wp:cNvGraphicFramePr>
+              <a:graphicFrameLocks noChangeAspect="1"/>
+            </wp:cNvGraphicFramePr>
+            <a:graphic>
+              <a:graphicData uri="http://schemas.openxmlformats.org/drawingml/2006/picture">
+                <pic:pic>
+                  <pic:nvPicPr>
+                    <pic:cNvPr id="0" name="academy-story-ai-5-33-05.png"/>
+                    <pic:cNvPicPr/>
+                  </pic:nvPicPr>
+                  <pic:blipFill>
+                    <a:blip r:embed="rId14"/>
+                    <a:stretch>
+                      <a:fillRect/>
+                    </a:stretch>
+                  </pic:blipFill>
+                  <pic:spPr>
+                    <a:xfrm>
+                      <a:off x="0" y="0"/>
+                      <a:ext cx="5486400" cy="2834640"/>
+                    </a:xfrm>
+                    <a:prstGeom prst="rect"/>
+                  </pic:spPr>
+                </pic:pic>
+              </a:graphicData>
+            </a:graphic>
+          </wp:inline>
+        </w:drawing>
+      </w:r>
+    </w:p>
+    <w:p>
+      <w:pPr>
+        <w:spacing w:line="336" w:lineRule="auto" w:after="180"/>
+      </w:pPr>
+      <w:r>
+        <w:rPr>
+          <w:b w:val="0"/>
+        </w:rPr>
+        <w:t xml:space="preserve">A capstone </w:t>
+      </w:r>
+      <w:r>
+        <w:rPr>
+          <w:b/>
+        </w:rPr>
+        <w:t>hypothesis</w:t>
+      </w:r>
+      <w:r>
+        <w:rPr>
+          <w:b w:val="0"/>
+        </w:rPr>
+        <w:t xml:space="preserve"> links a specific architectural change to a measured outcome. A </w:t>
+      </w:r>
+      <w:r>
+        <w:rPr>
+          <w:b/>
+        </w:rPr>
+        <w:t>baseline</w:t>
+      </w:r>
+      <w:r>
+        <w:rPr>
+          <w:b w:val="0"/>
+        </w:rPr>
+        <w:t xml:space="preserve"> anchors the comparison; frozen labels and held-out patterns protect it from answer-key tuning.</w:t>
+      </w:r>
+    </w:p>
+    <w:p>
+      <w:pPr>
+        <w:spacing w:line="336" w:lineRule="auto" w:after="180"/>
+      </w:pPr>
+      <w:r>
+        <w:rPr>
+          <w:b w:val="0"/>
+        </w:rPr>
+        <w:t>Limit: Eight toy patterns support a narrow experiment, not claims about real photographs, children or universal architecture superiority.</w:t>
+      </w:r>
+    </w:p>
+    <w:p>
+      <w:pPr>
+        <w:spacing w:line="336" w:lineRule="auto" w:after="180"/>
+        <w:shd w:fill="F5F1FB"/>
+      </w:pPr>
+      <w:r>
+        <w:rPr>
+          <w:b w:val="0"/>
+        </w:rPr>
+        <w:t>Explain the case, then point to a limit on the claim.</w:t>
+      </w:r>
+    </w:p>
+    <w:p>
+      <w:pPr>
+        <w:pStyle w:val="Heading3"/>
+      </w:pPr>
+      <w:r>
+        <w:t>06. Make the idea visible in your project</w:t>
+      </w:r>
+    </w:p>
+    <w:p>
+      <w:r>
+        <w:drawing>
+          <wp:inline xmlns:a="http://schemas.openxmlformats.org/drawingml/2006/main" xmlns:pic="http://schemas.openxmlformats.org/drawingml/2006/picture">
+            <wp:extent cx="5486400" cy="3681984"/>
+            <wp:docPr id="7" name="Picture 7" descr="For the Image-pattern Network Investigation, save the labelled trace and the changed-case explanation beside the experiment record. State exactly what this example supports before linking it to the wider capstone claim. Draw your input, deciding step, result and limit. Supported question: Name the intended change, the baseline and the measured outcome. Why must both versions avoid training on the eight reserved labels?"/>
+            <wp:cNvGraphicFramePr>
+              <a:graphicFrameLocks noChangeAspect="1"/>
+            </wp:cNvGraphicFramePr>
+            <a:graphic>
+              <a:graphicData uri="http://schemas.openxmlformats.org/drawingml/2006/picture">
+                <pic:pic>
+                  <pic:nvPicPr>
+                    <pic:cNvPr id="0" name="academy-story-ai-5-33-06.png"/>
+                    <pic:cNvPicPr/>
+                  </pic:nvPicPr>
+                  <pic:blipFill>
+                    <a:blip r:embed="rId15"/>
+                    <a:stretch>
+                      <a:fillRect/>
+                    </a:stretch>
+                  </pic:blipFill>
+                  <pic:spPr>
+                    <a:xfrm>
+                      <a:off x="0" y="0"/>
+                      <a:ext cx="5486400" cy="3681984"/>
+                    </a:xfrm>
+                    <a:prstGeom prst="rect"/>
+                  </pic:spPr>
+                </pic:pic>
+              </a:graphicData>
+            </a:graphic>
+          </wp:inline>
+        </w:drawing>
+      </w:r>
+    </w:p>
+    <w:p>
+      <w:pPr>
+        <w:spacing w:line="336" w:lineRule="auto" w:after="180"/>
+      </w:pPr>
+      <w:r>
+        <w:rPr>
+          <w:b w:val="0"/>
+        </w:rPr>
+        <w:t>For the Image-pattern Network Investigation, save the labelled trace and the changed-case explanation beside the experiment record. State exactly what this example supports before linking it to the wider capstone claim.</w:t>
+      </w:r>
+    </w:p>
+    <w:p>
+      <w:pPr>
+        <w:spacing w:line="336" w:lineRule="auto" w:after="180"/>
+      </w:pPr>
+      <w:r>
+        <w:rPr>
+          <w:b w:val="0"/>
+        </w:rPr>
+        <w:t xml:space="preserve">Draw your </w:t>
+      </w:r>
+      <w:r>
+        <w:rPr>
+          <w:b/>
+        </w:rPr>
+        <w:t>input</w:t>
+      </w:r>
+      <w:r>
+        <w:rPr>
+          <w:b w:val="0"/>
+        </w:rPr>
+        <w:t xml:space="preserve">, deciding step, result and limit. Supported question: Name the intended change, the </w:t>
+      </w:r>
+      <w:r>
+        <w:rPr>
+          <w:b/>
+        </w:rPr>
+        <w:t>baseline</w:t>
+      </w:r>
+      <w:r>
+        <w:rPr>
+          <w:b w:val="0"/>
+        </w:rPr>
+        <w:t xml:space="preserve"> and the measured outcome. Why must both versions avoid </w:t>
+      </w:r>
+      <w:r>
+        <w:rPr>
+          <w:b/>
+        </w:rPr>
+        <w:t>training</w:t>
+      </w:r>
+      <w:r>
+        <w:rPr>
+          <w:b w:val="0"/>
+        </w:rPr>
+        <w:t xml:space="preserve"> on the eight reserved labels?</w:t>
+      </w:r>
+    </w:p>
+    <w:p>
+      <w:pPr>
+        <w:spacing w:line="336" w:lineRule="auto" w:after="180"/>
+        <w:shd w:fill="F5F1FB"/>
+      </w:pPr>
+      <w:r>
+        <w:rPr>
+          <w:b w:val="0"/>
+        </w:rPr>
+        <w:t xml:space="preserve">Draw your project trace and justify the deciding step using </w:t>
+      </w:r>
+      <w:r>
+        <w:rPr>
+          <w:b/>
+        </w:rPr>
+        <w:t>evidence</w:t>
+      </w:r>
+      <w:r>
+        <w:rPr>
+          <w:b w:val="0"/>
+        </w:rPr>
+        <w:t>.</w:t>
       </w:r>
     </w:p>
     <w:sectPr>

--- a/downloads/student/ai-5-week-33.docx
+++ b/downloads/student/ai-5-week-33.docx
@@ -25,12 +25,17 @@
         <w:pStyle w:val="Heading1"/>
       </w:pPr>
       <w:r>
-        <w:t>Before you start</w:t>
-      </w:r>
-    </w:p>
-    <w:p>
-      <w:r>
-        <w:t>Why must a checkpoint chosen using validation data still face an untouched final test?</w:t>
+        <w:t>Write the hypothesis. Compute the baseline. Reserve the evidence.</w:t>
+      </w:r>
+    </w:p>
+    <w:p>
+      <w:r>
+        <w:t>Design a testable capstone comparison without claiming a result before running it.</w:t>
+      </w:r>
+    </w:p>
+    <w:p>
+      <w:r>
+        <w:t>Question → data roles → complete baseline → strict criteria → separate pictured proposal → plan audit → independent new target.</w:t>
       </w:r>
     </w:p>
     <w:p>
@@ -38,20 +43,20 @@
         <w:pStyle w:val="Heading1"/>
       </w:pPr>
       <w:r>
-        <w:t>01. Your mission</w:t>
-      </w:r>
-    </w:p>
-    <w:p>
-      <w:r>
-        <w:t>Start with the target: Write a testable capstone hypothesis and a credible baseline. Try the recall before opening notes.</w:t>
-      </w:r>
-    </w:p>
-    <w:p>
-      <w:pPr>
-        <w:pStyle w:val="Heading3"/>
-      </w:pPr>
-      <w:r>
-        <w:t>Your learning target</w:t>
+        <w:t>01. Write a testable plan before inspecting the result</w:t>
+      </w:r>
+    </w:p>
+    <w:p>
+      <w:r>
+        <w:t>A hypothesis is a prediction; the experiment supplies the evidence.</w:t>
+      </w:r>
+    </w:p>
+    <w:p>
+      <w:pPr>
+        <w:pStyle w:val="Heading2"/>
+      </w:pPr>
+      <w:r>
+        <w:t>Learning goals</w:t>
       </w:r>
     </w:p>
     <w:p>
@@ -137,10 +142,10 @@
     </w:p>
     <w:p>
       <w:pPr>
-        <w:pStyle w:val="Heading3"/>
-      </w:pPr>
-      <w:r>
-        <w:t>Remember before reading</w:t>
+        <w:pStyle w:val="Heading2"/>
+      </w:pPr>
+      <w:r>
+        <w:t>Retrieve experiment records</w:t>
       </w:r>
     </w:p>
     <w:p>
@@ -212,6 +217,112 @@
     </w:p>
     <w:p>
       <w:pPr>
+        <w:pStyle w:val="Heading2"/>
+      </w:pPr>
+      <w:r>
+        <w:t>Prerequisite and starting response</w:t>
+      </w:r>
+    </w:p>
+    <w:p>
+      <w:pPr>
+        <w:pStyle w:val="ListBullet"/>
+      </w:pPr>
+      <w:r>
+        <w:t>Why must a checkpoint chosen using validation data still face an untouched final test?</w:t>
+      </w:r>
+    </w:p>
+    <w:p>
+      <w:pPr>
+        <w:pStyle w:val="Heading3"/>
+      </w:pPr>
+      <w:r>
+        <w:t>My starting explanation</w:t>
+      </w:r>
+    </w:p>
+    <w:p>
+      <w:r>
+        <w:t>________________________________________________________________</w:t>
+      </w:r>
+    </w:p>
+    <w:p>
+      <w:r>
+        <w:t>________________________________________________________________</w:t>
+      </w:r>
+    </w:p>
+    <w:p>
+      <w:r>
+        <w:t>________________________________________________________________</w:t>
+      </w:r>
+    </w:p>
+    <w:p>
+      <w:pPr>
+        <w:pStyle w:val="Heading2"/>
+      </w:pPr>
+      <w:r>
+        <w:t>End goal</w:t>
+      </w:r>
+    </w:p>
+    <w:p>
+      <w:pPr>
+        <w:spacing w:line="336" w:lineRule="auto" w:after="180"/>
+      </w:pPr>
+      <w:r>
+        <w:rPr>
+          <w:b w:val="0"/>
+        </w:rPr>
+        <w:t xml:space="preserve">Explain capstone </w:t>
+      </w:r>
+      <w:r>
+        <w:rPr>
+          <w:b/>
+        </w:rPr>
+        <w:t>hypothesis</w:t>
+      </w:r>
+      <w:r>
+        <w:rPr>
+          <w:b w:val="0"/>
+        </w:rPr>
+        <w:t xml:space="preserve"> and </w:t>
+      </w:r>
+      <w:r>
+        <w:rPr>
+          <w:b/>
+        </w:rPr>
+        <w:t>baseline</w:t>
+      </w:r>
+      <w:r>
+        <w:rPr>
+          <w:b w:val="0"/>
+        </w:rPr>
+        <w:t xml:space="preserve"> with a traceable toy-network case and a bounded conclusion.</w:t>
+      </w:r>
+    </w:p>
+    <w:p>
+      <w:pPr>
+        <w:pStyle w:val="Heading2"/>
+      </w:pPr>
+      <w:r>
+        <w:t>Earlier wording, alternatives and picture transcripts · reference / check after trying</w:t>
+      </w:r>
+    </w:p>
+    <w:p>
+      <w:pPr>
+        <w:pStyle w:val="Heading3"/>
+      </w:pPr>
+      <w:r>
+        <w:t>Your learning target</w:t>
+      </w:r>
+    </w:p>
+    <w:p>
+      <w:pPr>
+        <w:pStyle w:val="Heading3"/>
+      </w:pPr>
+      <w:r>
+        <w:t>Remember before reading</w:t>
+      </w:r>
+    </w:p>
+    <w:p>
+      <w:pPr>
         <w:spacing w:line="336" w:lineRule="auto" w:after="180"/>
       </w:pPr>
       <w:r>
@@ -306,56 +417,143 @@
     </w:p>
     <w:p>
       <w:pPr>
+        <w:pStyle w:val="Heading3"/>
+      </w:pPr>
+      <w:r>
+        <w:t>This week’s end goal</w:t>
+      </w:r>
+    </w:p>
+    <w:p>
+      <w:pPr>
+        <w:pStyle w:val="Heading1"/>
+      </w:pPr>
+      <w:r>
+        <w:t>02. Define better using a model, baseline and metric</w:t>
+      </w:r>
+    </w:p>
+    <w:p>
+      <w:r>
+        <w:t>Keep the proposed change small enough to test.</w:t>
+      </w:r>
+    </w:p>
+    <w:p>
+      <w:pPr>
+        <w:pStyle w:val="Heading2"/>
+      </w:pPr>
+      <w:r>
+        <w:t>Complete capstone question and prespecified candidate</w:t>
+      </w:r>
+    </w:p>
+    <w:p>
+      <w:pPr>
         <w:spacing w:line="336" w:lineRule="auto" w:after="180"/>
-        <w:shd w:fill="F5F1FB"/>
       </w:pPr>
       <w:r>
         <w:rPr>
           <w:b w:val="0"/>
         </w:rPr>
-        <w:t>Why must a checkpoint chosen using validation data still face an untouched final test?</w:t>
-      </w:r>
-    </w:p>
-    <w:p>
-      <w:pPr>
-        <w:pStyle w:val="Heading3"/>
-      </w:pPr>
-      <w:r>
-        <w:t>My starting explanation</w:t>
-      </w:r>
-    </w:p>
-    <w:p>
-      <w:r>
-        <w:t>________________________________________________________________</w:t>
-      </w:r>
-    </w:p>
-    <w:p>
-      <w:r>
-        <w:t>________________________________________________________________</w:t>
-      </w:r>
-    </w:p>
-    <w:p>
-      <w:r>
-        <w:t>________________________________________________________________</w:t>
-      </w:r>
-    </w:p>
-    <w:p>
-      <w:pPr>
-        <w:pStyle w:val="Heading3"/>
-      </w:pPr>
-      <w:r>
-        <w:t>This week’s end goal</w:t>
-      </w:r>
-    </w:p>
-    <w:p>
-      <w:pPr>
-        <w:spacing w:line="336" w:lineRule="auto" w:after="180"/>
-      </w:pPr>
+        <w:t xml:space="preserve">A capstone needs a question that </w:t>
+      </w:r>
+      <w:r>
+        <w:rPr>
+          <w:b/>
+        </w:rPr>
+        <w:t>evidence</w:t>
+      </w:r>
       <w:r>
         <w:rPr>
           <w:b w:val="0"/>
         </w:rPr>
-        <w:t xml:space="preserve">Explain capstone </w:t>
+        <w:t xml:space="preserve"> can answer. “Build a better network” leaves better undefined.</w:t>
+      </w:r>
+    </w:p>
+    <w:p>
+      <w:pPr>
+        <w:spacing w:line="336" w:lineRule="auto" w:after="180"/>
+      </w:pPr>
+      <w:r>
+        <w:rPr>
+          <w:b w:val="0"/>
+        </w:rPr>
+        <w:t xml:space="preserve">Here the question is: does two-update full-batch </w:t>
+      </w:r>
+      <w:r>
+        <w:rPr>
+          <w:b/>
+        </w:rPr>
+        <w:t>fitting</w:t>
+      </w:r>
+      <w:r>
+        <w:rPr>
+          <w:b w:val="0"/>
+        </w:rPr>
+        <w:t xml:space="preserve"> of one scalar ReLU weight reduce validation mean squared error relative to the initial-weight </w:t>
+      </w:r>
+      <w:r>
+        <w:rPr>
+          <w:b/>
+        </w:rPr>
+        <w:t>baseline</w:t>
+      </w:r>
+      <w:r>
+        <w:rPr>
+          <w:b w:val="0"/>
+        </w:rPr>
+        <w:t xml:space="preserve"> on a constructed positive-</w:t>
+      </w:r>
+      <w:r>
+        <w:rPr>
+          <w:b/>
+        </w:rPr>
+        <w:t>input</w:t>
+      </w:r>
+      <w:r>
+        <w:rPr>
+          <w:b w:val="0"/>
+        </w:rPr>
+        <w:t xml:space="preserve"> task?</w:t>
+      </w:r>
+    </w:p>
+    <w:p>
+      <w:pPr>
+        <w:spacing w:line="336" w:lineRule="auto" w:after="180"/>
+      </w:pPr>
+      <w:r>
+        <w:rPr>
+          <w:b w:val="0"/>
+        </w:rPr>
+        <w:t xml:space="preserve">Predict max(0, a*x), with no bias. The </w:t>
+      </w:r>
+      <w:r>
+        <w:rPr>
+          <w:b/>
+        </w:rPr>
+        <w:t>baseline</w:t>
+      </w:r>
+      <w:r>
+        <w:rPr>
+          <w:b w:val="0"/>
+        </w:rPr>
+        <w:t xml:space="preserve"> has a = 1. The trained candidate starts at a = 1, uses learning rate 0.1 and exactly two updates. These choices are written before results are inspected.</w:t>
+      </w:r>
+    </w:p>
+    <w:p>
+      <w:pPr>
+        <w:pStyle w:val="Heading2"/>
+      </w:pPr>
+      <w:r>
+        <w:t>Hypothesis, uncertainty and baseline scope</w:t>
+      </w:r>
+    </w:p>
+    <w:p>
+      <w:pPr>
+        <w:spacing w:line="336" w:lineRule="auto" w:after="180"/>
+      </w:pPr>
+      <w:r>
+        <w:rPr>
+          <w:b w:val="0"/>
+        </w:rPr>
+        <w:t xml:space="preserve">The </w:t>
       </w:r>
       <w:r>
         <w:rPr>
@@ -367,147 +565,6 @@
         <w:rPr>
           <w:b w:val="0"/>
         </w:rPr>
-        <w:t xml:space="preserve"> and </w:t>
-      </w:r>
-      <w:r>
-        <w:rPr>
-          <w:b/>
-        </w:rPr>
-        <w:t>baseline</w:t>
-      </w:r>
-      <w:r>
-        <w:rPr>
-          <w:b w:val="0"/>
-        </w:rPr>
-        <w:t xml:space="preserve"> with a traceable toy-network case and a bounded conclusion.</w:t>
-      </w:r>
-    </w:p>
-    <w:p>
-      <w:pPr>
-        <w:pStyle w:val="Heading1"/>
-      </w:pPr>
-      <w:r>
-        <w:t>02. Notice the evidence</w:t>
-      </w:r>
-    </w:p>
-    <w:p>
-      <w:r>
-        <w:t>Investigate the supplied Capstone hypothesis and baseline case. Separate observations, given facts and assumptions before choosing an explanation.</w:t>
-      </w:r>
-    </w:p>
-    <w:p>
-      <w:pPr>
-        <w:spacing w:line="336" w:lineRule="auto" w:after="180"/>
-      </w:pPr>
-      <w:r>
-        <w:rPr>
-          <w:b w:val="0"/>
-        </w:rPr>
-        <w:t xml:space="preserve">A capstone needs a question that </w:t>
-      </w:r>
-      <w:r>
-        <w:rPr>
-          <w:b/>
-        </w:rPr>
-        <w:t>evidence</w:t>
-      </w:r>
-      <w:r>
-        <w:rPr>
-          <w:b w:val="0"/>
-        </w:rPr>
-        <w:t xml:space="preserve"> can answer. “Build a better network” leaves better undefined.</w:t>
-      </w:r>
-    </w:p>
-    <w:p>
-      <w:pPr>
-        <w:spacing w:line="336" w:lineRule="auto" w:after="180"/>
-      </w:pPr>
-      <w:r>
-        <w:rPr>
-          <w:b w:val="0"/>
-        </w:rPr>
-        <w:t xml:space="preserve">Here the question is: does two-update full-batch </w:t>
-      </w:r>
-      <w:r>
-        <w:rPr>
-          <w:b/>
-        </w:rPr>
-        <w:t>fitting</w:t>
-      </w:r>
-      <w:r>
-        <w:rPr>
-          <w:b w:val="0"/>
-        </w:rPr>
-        <w:t xml:space="preserve"> of one scalar ReLU weight reduce validation mean squared error relative to the initial-weight </w:t>
-      </w:r>
-      <w:r>
-        <w:rPr>
-          <w:b/>
-        </w:rPr>
-        <w:t>baseline</w:t>
-      </w:r>
-      <w:r>
-        <w:rPr>
-          <w:b w:val="0"/>
-        </w:rPr>
-        <w:t xml:space="preserve"> on a constructed positive-</w:t>
-      </w:r>
-      <w:r>
-        <w:rPr>
-          <w:b/>
-        </w:rPr>
-        <w:t>input</w:t>
-      </w:r>
-      <w:r>
-        <w:rPr>
-          <w:b w:val="0"/>
-        </w:rPr>
-        <w:t xml:space="preserve"> task?</w:t>
-      </w:r>
-    </w:p>
-    <w:p>
-      <w:pPr>
-        <w:spacing w:line="336" w:lineRule="auto" w:after="180"/>
-      </w:pPr>
-      <w:r>
-        <w:rPr>
-          <w:b w:val="0"/>
-        </w:rPr>
-        <w:t xml:space="preserve">Predict max(0, a*x), with no bias. The </w:t>
-      </w:r>
-      <w:r>
-        <w:rPr>
-          <w:b/>
-        </w:rPr>
-        <w:t>baseline</w:t>
-      </w:r>
-      <w:r>
-        <w:rPr>
-          <w:b w:val="0"/>
-        </w:rPr>
-        <w:t xml:space="preserve"> has a = 1. The trained candidate starts at a = 1, uses learning rate 0.1 and exactly two updates. These choices are written before results are inspected.</w:t>
-      </w:r>
-    </w:p>
-    <w:p>
-      <w:pPr>
-        <w:spacing w:line="336" w:lineRule="auto" w:after="180"/>
-      </w:pPr>
-      <w:r>
-        <w:rPr>
-          <w:b w:val="0"/>
-        </w:rPr>
-        <w:t xml:space="preserve">The </w:t>
-      </w:r>
-      <w:r>
-        <w:rPr>
-          <w:b/>
-        </w:rPr>
-        <w:t>hypothesis</w:t>
-      </w:r>
-      <w:r>
-        <w:rPr>
-          <w:b w:val="0"/>
-        </w:rPr>
         <w:t xml:space="preserve"> is that the trained candidate has lower validation MSE. The plan does not guarantee that result. This task tests </w:t>
       </w:r>
       <w:r>
@@ -536,6 +593,14 @@
     </w:p>
     <w:p>
       <w:pPr>
+        <w:pStyle w:val="Heading2"/>
+      </w:pPr>
+      <w:r>
+        <w:t>Name given and missing evidence</w:t>
+      </w:r>
+    </w:p>
+    <w:p>
+      <w:pPr>
         <w:pStyle w:val="Heading3"/>
       </w:pPr>
       <w:r>
@@ -562,12 +627,20 @@
         <w:pStyle w:val="Heading1"/>
       </w:pPr>
       <w:r>
-        <w:t>03. See how it works</w:t>
-      </w:r>
-    </w:p>
-    <w:p>
-      <w:r>
-        <w:t>Follow the mechanism for Capstone hypothesis and baseline. Connect each labelled input, deciding step and result.</w:t>
+        <w:t>03. Calculate the baseline and preserve the data roles</w:t>
+      </w:r>
+    </w:p>
+    <w:p>
+      <w:r>
+        <w:t>Training fits parameters; validation compares; final cases stay out of choices.</w:t>
+      </w:r>
+    </w:p>
+    <w:p>
+      <w:pPr>
+        <w:pStyle w:val="Heading2"/>
+      </w:pPr>
+      <w:r>
+        <w:t>Complete training/validation manifest and reserved role</w:t>
       </w:r>
     </w:p>
     <w:tbl>
@@ -779,6 +852,14 @@
     </w:tbl>
     <w:p>
       <w:pPr>
+        <w:pStyle w:val="Heading2"/>
+      </w:pPr>
+      <w:r>
+        <w:t>Baseline arithmetic and evaluation rule</w:t>
+      </w:r>
+    </w:p>
+    <w:p>
+      <w:pPr>
         <w:spacing w:line="336" w:lineRule="auto" w:after="180"/>
       </w:pPr>
       <w:r>
@@ -874,6 +955,288 @@
           <w:b w:val="0"/>
         </w:rPr>
         <w:t>There are two validation cases.</w:t>
+      </w:r>
+    </w:p>
+    <w:p>
+      <w:pPr>
+        <w:pStyle w:val="Heading2"/>
+      </w:pPr>
+      <w:r>
+        <w:t>Every baseline prediction and squared error</w:t>
+      </w:r>
+    </w:p>
+    <w:tbl>
+      <w:tblPr>
+        <w:tblStyle w:val="LightShading-Accent1"/>
+        <w:tblW w:type="auto" w:w="0"/>
+        <w:tblLook w:firstColumn="1" w:firstRow="1" w:lastColumn="0" w:lastRow="0" w:noHBand="0" w:noVBand="1" w:val="04A0"/>
+      </w:tblPr>
+      <w:tblGrid>
+        <w:gridCol w:w="1704"/>
+        <w:gridCol w:w="1704"/>
+        <w:gridCol w:w="1704"/>
+        <w:gridCol w:w="1704"/>
+        <w:gridCol w:w="1704"/>
+        <w:gridCol w:w="1704"/>
+      </w:tblGrid>
+      <w:tr>
+        <w:trPr>
+          <w:tblHeader/>
+        </w:trPr>
+        <w:tc>
+          <w:tcPr>
+            <w:tcW w:type="dxa" w:w="1704"/>
+          </w:tcPr>
+          <w:p>
+            <w:r>
+              <w:t>Validation ID</w:t>
+            </w:r>
+          </w:p>
+        </w:tc>
+        <w:tc>
+          <w:tcPr>
+            <w:tcW w:type="dxa" w:w="1704"/>
+          </w:tcPr>
+          <w:p>
+            <w:r>
+              <w:t>Input</w:t>
+            </w:r>
+          </w:p>
+        </w:tc>
+        <w:tc>
+          <w:tcPr>
+            <w:tcW w:type="dxa" w:w="1704"/>
+          </w:tcPr>
+          <w:p>
+            <w:r>
+              <w:t>Target</w:t>
+            </w:r>
+          </w:p>
+        </w:tc>
+        <w:tc>
+          <w:tcPr>
+            <w:tcW w:type="dxa" w:w="1704"/>
+          </w:tcPr>
+          <w:p>
+            <w:r>
+              <w:t>Baseline prediction a=1</w:t>
+            </w:r>
+          </w:p>
+        </w:tc>
+        <w:tc>
+          <w:tcPr>
+            <w:tcW w:type="dxa" w:w="1704"/>
+          </w:tcPr>
+          <w:p>
+            <w:r>
+              <w:t>Error</w:t>
+            </w:r>
+          </w:p>
+        </w:tc>
+        <w:tc>
+          <w:tcPr>
+            <w:tcW w:type="dxa" w:w="1704"/>
+          </w:tcPr>
+          <w:p>
+            <w:r>
+              <w:t>Squared error</w:t>
+            </w:r>
+          </w:p>
+        </w:tc>
+      </w:tr>
+      <w:tr>
+        <w:tc>
+          <w:tcPr>
+            <w:tcW w:type="dxa" w:w="1704"/>
+          </w:tcPr>
+          <w:p>
+            <w:r>
+              <w:t>V1</w:t>
+            </w:r>
+          </w:p>
+        </w:tc>
+        <w:tc>
+          <w:tcPr>
+            <w:tcW w:type="dxa" w:w="1704"/>
+          </w:tcPr>
+          <w:p>
+            <w:r>
+              <w:t>3</w:t>
+            </w:r>
+          </w:p>
+        </w:tc>
+        <w:tc>
+          <w:tcPr>
+            <w:tcW w:type="dxa" w:w="1704"/>
+          </w:tcPr>
+          <w:p>
+            <w:r>
+              <w:t>6</w:t>
+            </w:r>
+          </w:p>
+        </w:tc>
+        <w:tc>
+          <w:tcPr>
+            <w:tcW w:type="dxa" w:w="1704"/>
+          </w:tcPr>
+          <w:p>
+            <w:r>
+              <w:t>3</w:t>
+            </w:r>
+          </w:p>
+        </w:tc>
+        <w:tc>
+          <w:tcPr>
+            <w:tcW w:type="dxa" w:w="1704"/>
+          </w:tcPr>
+          <w:p>
+            <w:r>
+              <w:t>-3</w:t>
+            </w:r>
+          </w:p>
+        </w:tc>
+        <w:tc>
+          <w:tcPr>
+            <w:tcW w:type="dxa" w:w="1704"/>
+          </w:tcPr>
+          <w:p>
+            <w:r>
+              <w:t>9</w:t>
+            </w:r>
+          </w:p>
+        </w:tc>
+      </w:tr>
+      <w:tr>
+        <w:tc>
+          <w:tcPr>
+            <w:tcW w:type="dxa" w:w="1704"/>
+          </w:tcPr>
+          <w:p>
+            <w:r>
+              <w:t>V2</w:t>
+            </w:r>
+          </w:p>
+        </w:tc>
+        <w:tc>
+          <w:tcPr>
+            <w:tcW w:type="dxa" w:w="1704"/>
+          </w:tcPr>
+          <w:p>
+            <w:r>
+              <w:t>4</w:t>
+            </w:r>
+          </w:p>
+        </w:tc>
+        <w:tc>
+          <w:tcPr>
+            <w:tcW w:type="dxa" w:w="1704"/>
+          </w:tcPr>
+          <w:p>
+            <w:r>
+              <w:t>8</w:t>
+            </w:r>
+          </w:p>
+        </w:tc>
+        <w:tc>
+          <w:tcPr>
+            <w:tcW w:type="dxa" w:w="1704"/>
+          </w:tcPr>
+          <w:p>
+            <w:r>
+              <w:t>4</w:t>
+            </w:r>
+          </w:p>
+        </w:tc>
+        <w:tc>
+          <w:tcPr>
+            <w:tcW w:type="dxa" w:w="1704"/>
+          </w:tcPr>
+          <w:p>
+            <w:r>
+              <w:t>-4</w:t>
+            </w:r>
+          </w:p>
+        </w:tc>
+        <w:tc>
+          <w:tcPr>
+            <w:tcW w:type="dxa" w:w="1704"/>
+          </w:tcPr>
+          <w:p>
+            <w:r>
+              <w:t>16</w:t>
+            </w:r>
+          </w:p>
+        </w:tc>
+      </w:tr>
+      <w:tr>
+        <w:tc>
+          <w:tcPr>
+            <w:tcW w:type="dxa" w:w="1704"/>
+          </w:tcPr>
+          <w:p>
+            <w:r>
+              <w:t>MSE denominator</w:t>
+            </w:r>
+          </w:p>
+        </w:tc>
+        <w:tc>
+          <w:tcPr>
+            <w:tcW w:type="dxa" w:w="1704"/>
+          </w:tcPr>
+          <w:p>
+            <w:r>
+              <w:t>Two validation rows</w:t>
+            </w:r>
+          </w:p>
+        </w:tc>
+        <w:tc>
+          <w:tcPr>
+            <w:tcW w:type="dxa" w:w="1704"/>
+          </w:tcPr>
+          <w:p>
+            <w:r>
+              <w:t>(9+16)/2 = 12.5</w:t>
+            </w:r>
+          </w:p>
+        </w:tc>
+        <w:tc>
+          <w:tcPr>
+            <w:tcW w:type="dxa" w:w="1704"/>
+          </w:tcPr>
+          <w:p>
+            <w:r>
+              <w:t>Candidate not yet run</w:t>
+            </w:r>
+          </w:p>
+        </w:tc>
+        <w:tc>
+          <w:tcPr>
+            <w:tcW w:type="dxa" w:w="1704"/>
+          </w:tcPr>
+          <w:p>
+            <w:r>
+              <w:t>Final not measured</w:t>
+            </w:r>
+          </w:p>
+        </w:tc>
+        <w:tc>
+          <w:tcPr>
+            <w:tcW w:type="dxa" w:w="1704"/>
+          </w:tcPr>
+          <w:p>
+            <w:r>
+              <w:t>No improvement yet established</w:t>
+            </w:r>
+          </w:p>
+        </w:tc>
+      </w:tr>
+    </w:tbl>
+    <w:p>
+      <w:pPr>
+        <w:pStyle w:val="Heading2"/>
+      </w:pPr>
+      <w:r>
+        <w:t>Follow the three data-role lanes</w:t>
       </w:r>
     </w:p>
     <w:p>
@@ -1034,10 +1397,10 @@
     </w:p>
     <w:p>
       <w:pPr>
-        <w:pStyle w:val="Heading3"/>
-      </w:pPr>
-      <w:r>
-        <w:t>Connect the picture and the explanation</w:t>
+        <w:pStyle w:val="Heading2"/>
+      </w:pPr>
+      <w:r>
+        <w:t>Explain the picture</w:t>
       </w:r>
     </w:p>
     <w:p>
@@ -1065,15 +1428,47 @@
     </w:p>
     <w:p>
       <w:pPr>
+        <w:pStyle w:val="Heading2"/>
+      </w:pPr>
+      <w:r>
+        <w:t>Earlier wording, alternatives and picture transcripts · reference / check after trying</w:t>
+      </w:r>
+    </w:p>
+    <w:p>
+      <w:pPr>
+        <w:pStyle w:val="Heading3"/>
+      </w:pPr>
+      <w:r>
+        <w:t>Connect the picture and the explanation</w:t>
+      </w:r>
+    </w:p>
+    <w:p>
+      <w:pPr>
         <w:pStyle w:val="Heading1"/>
       </w:pPr>
       <w:r>
-        <w:t>04. Compare the cases</w:t>
-      </w:r>
-    </w:p>
-    <w:p>
-      <w:r>
-        <w:t>Compare the supplied cases for Capstone hypothesis and baseline. Identify the detail that changes the conclusion.</w:t>
+        <w:t>04. State a criterion without calling it a result</w:t>
+      </w:r>
+    </w:p>
+    <w:p>
+      <w:r>
+        <w:t>Strict improvement means lower MSE, with equality failing the criterion.</w:t>
+      </w:r>
+    </w:p>
+    <w:p>
+      <w:pPr>
+        <w:pStyle w:val="Heading2"/>
+      </w:pPr>
+      <w:r>
+        <w:t>Current task and response</w:t>
+      </w:r>
+    </w:p>
+    <w:p>
+      <w:pPr>
+        <w:pStyle w:val="ListBullet"/>
+      </w:pPr>
+      <w:r>
+        <w:t>Compute baseline predictions, errors, squared errors and MSE on V1 and V2. State the denominator.</w:t>
       </w:r>
     </w:p>
     <w:p>
@@ -1081,18 +1476,140 @@
         <w:pStyle w:val="Heading3"/>
       </w:pPr>
       <w:r>
-        <w:t>Compare a familiar case with a changed case</w:t>
+        <w:t>Keep the procedure fixed. Explain what changed in the inputs and result.</w:t>
+      </w:r>
+    </w:p>
+    <w:p>
+      <w:r>
+        <w:t>________________________________________________________________</w:t>
+      </w:r>
+    </w:p>
+    <w:p>
+      <w:r>
+        <w:t>________________________________________________________________</w:t>
+      </w:r>
+    </w:p>
+    <w:p>
+      <w:r>
+        <w:t>________________________________________________________________</w:t>
+      </w:r>
+    </w:p>
+    <w:p>
+      <w:r>
+        <w:t>________________________________________________________________</w:t>
+      </w:r>
+    </w:p>
+    <w:p>
+      <w:r>
+        <w:t>________________________________________________________________</w:t>
+      </w:r>
+    </w:p>
+    <w:p>
+      <w:pPr>
+        <w:pStyle w:val="Heading2"/>
+      </w:pPr>
+      <w:r>
+        <w:t>Predict the pictured information leak</w:t>
+      </w:r>
+    </w:p>
+    <w:p>
+      <w:pPr>
+        <w:pStyle w:val="ListBullet"/>
+      </w:pPr>
+      <w:r>
+        <w:t>Change: Give only B the eight evaluation labels during training.</w:t>
+      </w:r>
+    </w:p>
+    <w:p>
+      <w:pPr>
+        <w:pStyle w:val="Heading2"/>
+      </w:pPr>
+      <w:r>
+        <w:t>Check after predicting · reference / check after trying</w:t>
       </w:r>
     </w:p>
     <w:p>
       <w:pPr>
         <w:spacing w:line="336" w:lineRule="auto" w:after="180"/>
       </w:pPr>
+      <w:r>
+        <w:rPr>
+          <w:b/>
+        </w:rPr>
+        <w:t>Prediction</w:t>
+      </w:r>
       <w:r>
         <w:rPr>
           <w:b w:val="0"/>
         </w:rPr>
-        <w:t xml:space="preserve">Compute </w:t>
+        <w:t>: The proposed comparison becomes contaminated rather than a valid held-out test.</w:t>
+      </w:r>
+    </w:p>
+    <w:p>
+      <w:pPr>
+        <w:spacing w:line="336" w:lineRule="auto" w:after="180"/>
+      </w:pPr>
+      <w:r>
+        <w:rPr>
+          <w:b w:val="0"/>
+        </w:rPr>
+        <w:t>Reason: One version has gained privileged information from the reserved evaluation set.</w:t>
+      </w:r>
+    </w:p>
+    <w:p>
+      <w:pPr>
+        <w:pStyle w:val="Heading2"/>
+      </w:pPr>
+      <w:r>
+        <w:t>Earlier wording, alternatives and picture transcripts · reference / check after trying</w:t>
+      </w:r>
+    </w:p>
+    <w:p>
+      <w:pPr>
+        <w:pStyle w:val="Heading3"/>
+      </w:pPr>
+      <w:r>
+        <w:t>Compare a familiar case with a changed case</w:t>
+      </w:r>
+    </w:p>
+    <w:p>
+      <w:pPr>
+        <w:pStyle w:val="Heading3"/>
+      </w:pPr>
+      <w:r>
+        <w:t>Change one thing in the pictured case</w:t>
+      </w:r>
+    </w:p>
+    <w:p>
+      <w:pPr>
+        <w:pStyle w:val="Heading1"/>
+      </w:pPr>
+      <w:r>
+        <w:t>06. Freeze the comparison and define when evaluation happens</w:t>
+      </w:r>
+    </w:p>
+    <w:p>
+      <w:r>
+        <w:t>A written criterion says how a future result will be judged.</w:t>
+      </w:r>
+    </w:p>
+    <w:p>
+      <w:pPr>
+        <w:pStyle w:val="Heading2"/>
+      </w:pPr>
+      <w:r>
+        <w:t>Main validation/final criteria and versioned changes</w:t>
+      </w:r>
+    </w:p>
+    <w:p>
+      <w:pPr>
+        <w:spacing w:line="336" w:lineRule="auto" w:after="180"/>
+      </w:pPr>
+      <w:r>
+        <w:rPr>
+          <w:b w:val="0"/>
+        </w:rPr>
+        <w:t xml:space="preserve">The validation criterion is candidate MSE strictly below </w:t>
       </w:r>
       <w:r>
         <w:rPr>
@@ -1104,7 +1621,30 @@
         <w:rPr>
           <w:b w:val="0"/>
         </w:rPr>
-        <w:t xml:space="preserve"> </w:t>
+        <w:t xml:space="preserve"> MSE on V1 and V2. Equality does not pass. The final criterion is lower MSE than the same </w:t>
+      </w:r>
+      <w:r>
+        <w:rPr>
+          <w:b/>
+        </w:rPr>
+        <w:t>baseline</w:t>
+      </w:r>
+      <w:r>
+        <w:rPr>
+          <w:b w:val="0"/>
+        </w:rPr>
+        <w:t xml:space="preserve"> on the sealed final rows.</w:t>
+      </w:r>
+    </w:p>
+    <w:p>
+      <w:pPr>
+        <w:spacing w:line="336" w:lineRule="auto" w:after="180"/>
+      </w:pPr>
+      <w:r>
+        <w:rPr>
+          <w:b w:val="0"/>
+        </w:rPr>
+        <w:t xml:space="preserve">Report both scores and every raw </w:t>
       </w:r>
       <w:r>
         <w:rPr>
@@ -1116,68 +1656,7 @@
         <w:rPr>
           <w:b w:val="0"/>
         </w:rPr>
-        <w:t>s, errors, squared errors and MSE on V1 and V2. State the denominator.</w:t>
-      </w:r>
-    </w:p>
-    <w:p>
-      <w:pPr>
-        <w:pStyle w:val="Heading3"/>
-      </w:pPr>
-      <w:r>
-        <w:t>Keep the procedure fixed. Explain what changed in the inputs and result.</w:t>
-      </w:r>
-    </w:p>
-    <w:p>
-      <w:r>
-        <w:t>________________________________________________________________</w:t>
-      </w:r>
-    </w:p>
-    <w:p>
-      <w:r>
-        <w:t>________________________________________________________________</w:t>
-      </w:r>
-    </w:p>
-    <w:p>
-      <w:r>
-        <w:t>________________________________________________________________</w:t>
-      </w:r>
-    </w:p>
-    <w:p>
-      <w:r>
-        <w:t>________________________________________________________________</w:t>
-      </w:r>
-    </w:p>
-    <w:p>
-      <w:r>
-        <w:t>________________________________________________________________</w:t>
-      </w:r>
-    </w:p>
-    <w:p>
-      <w:pPr>
-        <w:pStyle w:val="Heading3"/>
-      </w:pPr>
-      <w:r>
-        <w:t>Change one thing in the pictured case</w:t>
-      </w:r>
-    </w:p>
-    <w:p>
-      <w:pPr>
-        <w:pStyle w:val="Heading3"/>
-      </w:pPr>
-      <w:r>
-        <w:t>Change one thing</w:t>
-      </w:r>
-    </w:p>
-    <w:p>
-      <w:pPr>
-        <w:spacing w:line="336" w:lineRule="auto" w:after="180"/>
-        <w:shd w:fill="F5F1FB"/>
-      </w:pPr>
-      <w:r>
-        <w:rPr>
-          <w:b w:val="0"/>
-        </w:rPr>
-        <w:t xml:space="preserve">Change: Give only B the eight evaluation labels during </w:t>
+        <w:t xml:space="preserve"> whether or not the criterion passes. Record the rule, </w:t>
       </w:r>
       <w:r>
         <w:rPr>
@@ -1189,312 +1668,12 @@
         <w:rPr>
           <w:b w:val="0"/>
         </w:rPr>
-        <w:t>.</w:t>
-      </w:r>
-    </w:p>
-    <w:p>
-      <w:pPr>
-        <w:pStyle w:val="Heading3"/>
-      </w:pPr>
-      <w:r>
-        <w:t>Predicted result</w:t>
+        <w:t xml:space="preserve"> rows, update count, learning rate, loss, data versions and code version.</w:t>
       </w:r>
     </w:p>
     <w:p>
       <w:pPr>
         <w:spacing w:line="336" w:lineRule="auto" w:after="180"/>
-        <w:shd w:fill="F1F6FC"/>
-      </w:pPr>
-      <w:r>
-        <w:rPr>
-          <w:b/>
-        </w:rPr>
-        <w:t>Prediction</w:t>
-      </w:r>
-      <w:r>
-        <w:rPr>
-          <w:b w:val="0"/>
-        </w:rPr>
-        <w:t>: The proposed comparison becomes contaminated rather than a valid held-out test.</w:t>
-      </w:r>
-    </w:p>
-    <w:p>
-      <w:pPr>
-        <w:pStyle w:val="Heading3"/>
-      </w:pPr>
-      <w:r>
-        <w:t>Why the result follows</w:t>
-      </w:r>
-    </w:p>
-    <w:p>
-      <w:pPr>
-        <w:spacing w:line="336" w:lineRule="auto" w:after="180"/>
-        <w:shd w:fill="F1F6FC"/>
-      </w:pPr>
-      <w:r>
-        <w:rPr>
-          <w:b w:val="0"/>
-        </w:rPr>
-        <w:t>Reason: One version has gained privileged information from the reserved evaluation set.</w:t>
-      </w:r>
-    </w:p>
-    <w:p>
-      <w:pPr>
-        <w:pStyle w:val="Heading1"/>
-      </w:pPr>
-      <w:r>
-        <w:t>05. Words that unlock the idea</w:t>
-      </w:r>
-    </w:p>
-    <w:p>
-      <w:r>
-        <w:t>Use the vocabulary of Capstone hypothesis and baseline to explain a concrete decision, rather than only memorising definitions.</w:t>
-      </w:r>
-    </w:p>
-    <w:tbl>
-      <w:tblPr>
-        <w:tblStyle w:val="LightShading-Accent1"/>
-        <w:tblW w:type="auto" w:w="0"/>
-        <w:tblLook w:firstColumn="1" w:firstRow="1" w:lastColumn="0" w:lastRow="0" w:noHBand="0" w:noVBand="1" w:val="04A0"/>
-      </w:tblPr>
-      <w:tblGrid>
-        <w:gridCol w:w="5112"/>
-        <w:gridCol w:w="5112"/>
-      </w:tblGrid>
-      <w:tr>
-        <w:trPr>
-          <w:tblHeader/>
-        </w:trPr>
-        <w:tc>
-          <w:tcPr>
-            <w:tcW w:type="dxa" w:w="5112"/>
-          </w:tcPr>
-          <w:p>
-            <w:r>
-              <w:t>Word</w:t>
-            </w:r>
-          </w:p>
-        </w:tc>
-        <w:tc>
-          <w:tcPr>
-            <w:tcW w:type="dxa" w:w="5112"/>
-          </w:tcPr>
-          <w:p>
-            <w:r>
-              <w:t>Meaning</w:t>
-            </w:r>
-          </w:p>
-        </w:tc>
-      </w:tr>
-      <w:tr>
-        <w:tc>
-          <w:tcPr>
-            <w:tcW w:type="dxa" w:w="5112"/>
-          </w:tcPr>
-          <w:p>
-            <w:r>
-              <w:t>Hypothesis</w:t>
-            </w:r>
-          </w:p>
-        </w:tc>
-        <w:tc>
-          <w:tcPr>
-            <w:tcW w:type="dxa" w:w="5112"/>
-          </w:tcPr>
-          <w:p>
-            <w:r>
-              <w:t>A testable expectation with a stated comparison and outcome</w:t>
-            </w:r>
-          </w:p>
-        </w:tc>
-      </w:tr>
-      <w:tr>
-        <w:tc>
-          <w:tcPr>
-            <w:tcW w:type="dxa" w:w="5112"/>
-          </w:tcPr>
-          <w:p>
-            <w:r>
-              <w:t>Baseline</w:t>
-            </w:r>
-          </w:p>
-        </w:tc>
-        <w:tc>
-          <w:tcPr>
-            <w:tcW w:type="dxa" w:w="5112"/>
-          </w:tcPr>
-          <w:p>
-            <w:r>
-              <w:t>A specified reference procedure evaluated on the same cases</w:t>
-            </w:r>
-          </w:p>
-        </w:tc>
-      </w:tr>
-      <w:tr>
-        <w:tc>
-          <w:tcPr>
-            <w:tcW w:type="dxa" w:w="5112"/>
-          </w:tcPr>
-          <w:p>
-            <w:r>
-              <w:t>Success criterion</w:t>
-            </w:r>
-          </w:p>
-        </w:tc>
-        <w:tc>
-          <w:tcPr>
-            <w:tcW w:type="dxa" w:w="5112"/>
-          </w:tcPr>
-          <w:p>
-            <w:r>
-              <w:t>A rule written before evaluation for judging the measured result</w:t>
-            </w:r>
-          </w:p>
-        </w:tc>
-      </w:tr>
-      <w:tr>
-        <w:tc>
-          <w:tcPr>
-            <w:tcW w:type="dxa" w:w="5112"/>
-          </w:tcPr>
-          <w:p>
-            <w:r>
-              <w:t>Reserved test</w:t>
-            </w:r>
-          </w:p>
-        </w:tc>
-        <w:tc>
-          <w:tcPr>
-            <w:tcW w:type="dxa" w:w="5112"/>
-          </w:tcPr>
-          <w:p>
-            <w:r>
-              <w:t>Cases kept out of fitting, tuning and selection</w:t>
-            </w:r>
-          </w:p>
-        </w:tc>
-      </w:tr>
-    </w:tbl>
-    <w:p>
-      <w:pPr>
-        <w:pStyle w:val="Heading3"/>
-      </w:pPr>
-      <w:r>
-        <w:t>Use two terms to explain a step in this week’s example.</w:t>
-      </w:r>
-    </w:p>
-    <w:p>
-      <w:r>
-        <w:t>________________________________________________________________</w:t>
-      </w:r>
-    </w:p>
-    <w:p>
-      <w:r>
-        <w:t>________________________________________________________________</w:t>
-      </w:r>
-    </w:p>
-    <w:p>
-      <w:r>
-        <w:t>________________________________________________________________</w:t>
-      </w:r>
-    </w:p>
-    <w:p>
-      <w:pPr>
-        <w:pStyle w:val="Heading1"/>
-      </w:pPr>
-      <w:r>
-        <w:t>06. Follow a worked example</w:t>
-      </w:r>
-    </w:p>
-    <w:p>
-      <w:r>
-        <w:t>Follow the worked trace for Capstone hypothesis and baseline, predict a step, then compare with its explanation.</w:t>
-      </w:r>
-    </w:p>
-    <w:p>
-      <w:pPr>
-        <w:pStyle w:val="Heading3"/>
-      </w:pPr>
-      <w:r>
-        <w:t>Worked explanation · Capstone hypothesis and baseline</w:t>
-      </w:r>
-    </w:p>
-    <w:p>
-      <w:pPr>
-        <w:spacing w:line="336" w:lineRule="auto" w:after="180"/>
-        <w:shd w:fill="F1F6FC"/>
-      </w:pPr>
-      <w:r>
-        <w:rPr>
-          <w:b w:val="0"/>
-        </w:rPr>
-        <w:t xml:space="preserve">The validation criterion is candidate MSE strictly below </w:t>
-      </w:r>
-      <w:r>
-        <w:rPr>
-          <w:b/>
-        </w:rPr>
-        <w:t>baseline</w:t>
-      </w:r>
-      <w:r>
-        <w:rPr>
-          <w:b w:val="0"/>
-        </w:rPr>
-        <w:t xml:space="preserve"> MSE on V1 and V2. Equality does not pass. The final criterion is lower MSE than the same </w:t>
-      </w:r>
-      <w:r>
-        <w:rPr>
-          <w:b/>
-        </w:rPr>
-        <w:t>baseline</w:t>
-      </w:r>
-      <w:r>
-        <w:rPr>
-          <w:b w:val="0"/>
-        </w:rPr>
-        <w:t xml:space="preserve"> on the sealed final rows.</w:t>
-      </w:r>
-    </w:p>
-    <w:p>
-      <w:pPr>
-        <w:spacing w:line="336" w:lineRule="auto" w:after="180"/>
-        <w:shd w:fill="F1F6FC"/>
-      </w:pPr>
-      <w:r>
-        <w:rPr>
-          <w:b w:val="0"/>
-        </w:rPr>
-        <w:t xml:space="preserve">Report both scores and every raw </w:t>
-      </w:r>
-      <w:r>
-        <w:rPr>
-          <w:b/>
-        </w:rPr>
-        <w:t>prediction</w:t>
-      </w:r>
-      <w:r>
-        <w:rPr>
-          <w:b w:val="0"/>
-        </w:rPr>
-        <w:t xml:space="preserve"> whether or not the criterion passes. Record the rule, </w:t>
-      </w:r>
-      <w:r>
-        <w:rPr>
-          <w:b/>
-        </w:rPr>
-        <w:t>training</w:t>
-      </w:r>
-      <w:r>
-        <w:rPr>
-          <w:b w:val="0"/>
-        </w:rPr>
-        <w:t xml:space="preserve"> rows, update count, learning rate, loss, data versions and code version.</w:t>
-      </w:r>
-    </w:p>
-    <w:p>
-      <w:pPr>
-        <w:spacing w:line="336" w:lineRule="auto" w:after="180"/>
-        <w:shd w:fill="F1F6FC"/>
       </w:pPr>
       <w:r>
         <w:rPr>
@@ -1552,29 +1731,10 @@
     </w:p>
     <w:p>
       <w:pPr>
-        <w:pStyle w:val="Heading3"/>
-      </w:pPr>
-      <w:r>
-        <w:t>Learn from the worked case</w:t>
-      </w:r>
-    </w:p>
-    <w:p>
-      <w:pPr>
-        <w:spacing w:line="336" w:lineRule="auto" w:after="180"/>
-      </w:pPr>
-      <w:r>
-        <w:rPr>
-          <w:b w:val="0"/>
-        </w:rPr>
-        <w:t>Cover the result before checking it. Say what is given, choose the procedure, and follow one step at a time. Then uncover the result and explain your first mismatch. Ask why a step is allowed, not only what number it produces.</w:t>
-      </w:r>
-    </w:p>
-    <w:p>
-      <w:pPr>
-        <w:pStyle w:val="Heading3"/>
-      </w:pPr>
-      <w:r>
-        <w:t>A pictorial worked case: Capstone hypothesis and baseline</w:t>
+        <w:pStyle w:val="Heading2"/>
+      </w:pPr>
+      <w:r>
+        <w:t>Separate pictured hypothesis and limited supplied facts</w:t>
       </w:r>
     </w:p>
     <w:p>
@@ -1602,24 +1762,7 @@
     </w:p>
     <w:p>
       <w:pPr>
-        <w:pStyle w:val="Heading3"/>
-      </w:pPr>
-      <w:r>
-        <w:t>The facts we will use</w:t>
-      </w:r>
-    </w:p>
-    <w:p>
-      <w:pPr>
-        <w:pStyle w:val="Heading3"/>
-      </w:pPr>
-      <w:r>
-        <w:t>Supplied facts</w:t>
-      </w:r>
-    </w:p>
-    <w:p>
-      <w:pPr>
         <w:spacing w:line="336" w:lineRule="auto" w:after="180"/>
-        <w:shd w:fill="F1F6FC"/>
       </w:pPr>
       <w:r>
         <w:rPr>
@@ -1629,11 +1772,41 @@
       </w:r>
     </w:p>
     <w:p>
+      <w:pPr>
+        <w:spacing w:line="336" w:lineRule="auto" w:after="180"/>
+      </w:pPr>
+      <w:r>
+        <w:rPr>
+          <w:b w:val="0"/>
+        </w:rPr>
+        <w:t>The main capstone is scalar regression with MSE; the picture is a separate proposed image-classification comparison. Pictured A uses corner features; B adds a centre feature. The outcome would be the number correct on the same eight reserved toy patterns.</w:t>
+      </w:r>
+    </w:p>
+    <w:p>
+      <w:pPr>
+        <w:spacing w:line="336" w:lineRule="auto" w:after="180"/>
+      </w:pPr>
+      <w:r>
+        <w:rPr>
+          <w:b w:val="0"/>
+        </w:rPr>
+        <w:t>The pixel grids, model weights, exact labels and predictions are not supplied, so this picture is a planning example, not a runnable scored experiment or evidence that B wins. Both versions must keep reserved labels out of fitting and selection.</w:t>
+      </w:r>
+    </w:p>
+    <w:p>
+      <w:pPr>
+        <w:pStyle w:val="Heading2"/>
+      </w:pPr>
+      <w:r>
+        <w:t>Trace change, baseline and measured outcome</w:t>
+      </w:r>
+    </w:p>
+    <w:p>
       <w:r>
         <w:drawing>
           <wp:inline xmlns:a="http://schemas.openxmlformats.org/drawingml/2006/main" xmlns:pic="http://schemas.openxmlformats.org/drawingml/2006/picture">
-            <wp:extent cx="5486400" cy="5225143"/>
-            <wp:docPr id="1" name="Picture 1" descr="Capstone hypothesis and baseline. Write the prediction: B should have more correct labels than A on the same eight patterns.. Declare the baseline: A is a documented corner-only network, not a deliberately broken version.. Reserve evaluation: Keep the eight patterns out of model selection and tuning."/>
+            <wp:extent cx="5486400" cy="3182112"/>
+            <wp:docPr id="1" name="Picture 1" descr="Write the prediction: B should have more correct labels than A on the same eight patterns. → Declare the baseline: A is a documented corner-only network, not a deliberately broken version. → Reserve evaluation: Keep the eight patterns out of model selection and tuning."/>
             <wp:cNvGraphicFramePr>
               <a:graphicFrameLocks noChangeAspect="1"/>
             </wp:cNvGraphicFramePr>
@@ -1641,7 +1814,7 @@
               <a:graphicData uri="http://schemas.openxmlformats.org/drawingml/2006/picture">
                 <pic:pic>
                   <pic:nvPicPr>
-                    <pic:cNvPr id="0" name="academy-visual-ai-5-33.png"/>
+                    <pic:cNvPr id="0" name="academy-story-ai-5-33-02.png"/>
                     <pic:cNvPicPr/>
                   </pic:nvPicPr>
                   <pic:blipFill>
@@ -1653,7 +1826,7 @@
                   <pic:spPr>
                     <a:xfrm>
                       <a:off x="0" y="0"/>
-                      <a:ext cx="5486400" cy="5225143"/>
+                      <a:ext cx="5486400" cy="3182112"/>
                     </a:xfrm>
                     <a:prstGeom prst="rect"/>
                   </pic:spPr>
@@ -1781,24 +1954,7 @@
     </w:p>
     <w:p>
       <w:pPr>
-        <w:pStyle w:val="Heading3"/>
-      </w:pPr>
-      <w:r>
-        <w:t>Why this result follows</w:t>
-      </w:r>
-    </w:p>
-    <w:p>
-      <w:pPr>
-        <w:pStyle w:val="Heading3"/>
-      </w:pPr>
-      <w:r>
-        <w:t>Why the result follows</w:t>
-      </w:r>
-    </w:p>
-    <w:p>
-      <w:pPr>
         <w:spacing w:line="336" w:lineRule="auto" w:after="180"/>
-        <w:shd w:fill="F1F6FC"/>
       </w:pPr>
       <w:r>
         <w:rPr>
@@ -1833,30 +1989,113 @@
     </w:p>
     <w:p>
       <w:pPr>
+        <w:pStyle w:val="Heading2"/>
+      </w:pPr>
+      <w:r>
+        <w:t>Predict giving only B the reserved labels</w:t>
+      </w:r>
+    </w:p>
+    <w:p>
+      <w:pPr>
+        <w:pStyle w:val="ListBullet"/>
+      </w:pPr>
+      <w:r>
+        <w:t>Change one thing: Give only B the eight evaluation labels during training. Predict the result before checking the explanation. What remains the same?</w:t>
+      </w:r>
+    </w:p>
+    <w:p>
+      <w:pPr>
+        <w:pStyle w:val="Heading2"/>
+      </w:pPr>
+      <w:r>
+        <w:t>Check after predicting · reference / check after trying</w:t>
+      </w:r>
+    </w:p>
+    <w:p>
+      <w:r>
+        <w:drawing>
+          <wp:inline xmlns:a="http://schemas.openxmlformats.org/drawingml/2006/main" xmlns:pic="http://schemas.openxmlformats.org/drawingml/2006/picture">
+            <wp:extent cx="5486400" cy="3026664"/>
+            <wp:docPr id="2" name="Picture 2" descr="Original case: Keep the eight patterns out of model selection and tuning. Changed condition: Give only B the eight evaluation labels during training. Expected result: The proposed comparison becomes contaminated rather than a valid held-out test. Reason: One version has gained privileged information from the reserved evaluation set."/>
+            <wp:cNvGraphicFramePr>
+              <a:graphicFrameLocks noChangeAspect="1"/>
+            </wp:cNvGraphicFramePr>
+            <a:graphic>
+              <a:graphicData uri="http://schemas.openxmlformats.org/drawingml/2006/picture">
+                <pic:pic>
+                  <pic:nvPicPr>
+                    <pic:cNvPr id="0" name="academy-story-ai-5-33-04.png"/>
+                    <pic:cNvPicPr/>
+                  </pic:nvPicPr>
+                  <pic:blipFill>
+                    <a:blip r:embed="rId10"/>
+                    <a:stretch>
+                      <a:fillRect/>
+                    </a:stretch>
+                  </pic:blipFill>
+                  <pic:spPr>
+                    <a:xfrm>
+                      <a:off x="0" y="0"/>
+                      <a:ext cx="5486400" cy="3026664"/>
+                    </a:xfrm>
+                    <a:prstGeom prst="rect"/>
+                  </pic:spPr>
+                </pic:pic>
+              </a:graphicData>
+            </a:graphic>
+          </wp:inline>
+        </w:drawing>
+      </w:r>
+    </w:p>
+    <w:p>
+      <w:pPr>
+        <w:pStyle w:val="Heading2"/>
+      </w:pPr>
+      <w:r>
+        <w:t>Name the intended change and limits</w:t>
+      </w:r>
+    </w:p>
+    <w:p>
+      <w:pPr>
+        <w:pStyle w:val="ListBullet"/>
+      </w:pPr>
+      <w:r>
+        <w:t>Eight toy patterns support a narrow experiment, not claims about real photographs, children or universal architecture superiority.</w:t>
+      </w:r>
+    </w:p>
+    <w:p>
+      <w:pPr>
+        <w:pStyle w:val="ListBullet"/>
+      </w:pPr>
+      <w:r>
+        <w:t>Read the labelled picture: Name the intended change, the baseline and the measured outcome. Why must both versions avoid training on the eight reserved labels?</w:t>
+      </w:r>
+    </w:p>
+    <w:p>
+      <w:pPr>
+        <w:pStyle w:val="Heading2"/>
+      </w:pPr>
+      <w:r>
+        <w:t>Earlier wording, alternatives and picture transcripts · reference / check after trying</w:t>
+      </w:r>
+    </w:p>
+    <w:p>
+      <w:pPr>
         <w:pStyle w:val="Heading3"/>
       </w:pPr>
       <w:r>
-        <w:t>What this example does not establish</w:t>
-      </w:r>
-    </w:p>
-    <w:p>
-      <w:pPr>
-        <w:pStyle w:val="Heading3"/>
-      </w:pPr>
-      <w:r>
-        <w:t>Keep the stated limit</w:t>
+        <w:t>Learn from the worked case</w:t>
       </w:r>
     </w:p>
     <w:p>
       <w:pPr>
         <w:spacing w:line="336" w:lineRule="auto" w:after="180"/>
-        <w:shd w:fill="FFF5E6"/>
       </w:pPr>
       <w:r>
         <w:rPr>
           <w:b w:val="0"/>
         </w:rPr>
-        <w:t>Eight toy patterns support a narrow experiment, not claims about real photographs, children or universal architecture superiority.</w:t>
+        <w:t>Cover the result before checking it. Say what is given, choose the procedure, and follow one step at a time. Then uncover the result and explain your first mismatch. Ask why a step is allowed, not only what number it produces.</w:t>
       </w:r>
     </w:p>
     <w:p>
@@ -1864,43 +2103,7 @@
         <w:pStyle w:val="Heading3"/>
       </w:pPr>
       <w:r>
-        <w:t>Keep the stated limit</w:t>
-      </w:r>
-    </w:p>
-    <w:p>
-      <w:pPr>
-        <w:spacing w:line="336" w:lineRule="auto" w:after="180"/>
-        <w:shd w:fill="FFF5E6"/>
-      </w:pPr>
-      <w:r>
-        <w:rPr>
-          <w:b w:val="0"/>
-        </w:rPr>
-        <w:t xml:space="preserve">Read the labelled picture: Name the intended change, the </w:t>
-      </w:r>
-      <w:r>
-        <w:rPr>
-          <w:b/>
-        </w:rPr>
-        <w:t>baseline</w:t>
-      </w:r>
-      <w:r>
-        <w:rPr>
-          <w:b w:val="0"/>
-        </w:rPr>
-        <w:t xml:space="preserve"> and the measured outcome. Why must both versions avoid </w:t>
-      </w:r>
-      <w:r>
-        <w:rPr>
-          <w:b/>
-        </w:rPr>
-        <w:t>training</w:t>
-      </w:r>
-      <w:r>
-        <w:rPr>
-          <w:b w:val="0"/>
-        </w:rPr>
-        <w:t xml:space="preserve"> on the eight reserved labels?</w:t>
+        <w:t>A pictorial worked case: Capstone hypothesis and baseline</w:t>
       </w:r>
     </w:p>
     <w:p>
@@ -1908,31 +2111,59 @@
         <w:pStyle w:val="Heading3"/>
       </w:pPr>
       <w:r>
-        <w:t>Keep the stated limit</w:t>
-      </w:r>
-    </w:p>
-    <w:p>
-      <w:pPr>
-        <w:spacing w:line="336" w:lineRule="auto" w:after="180"/>
-        <w:shd w:fill="FFF5E6"/>
-      </w:pPr>
-      <w:r>
-        <w:rPr>
-          <w:b w:val="0"/>
-        </w:rPr>
-        <w:t xml:space="preserve">Change one thing: Give only B the eight evaluation labels during </w:t>
-      </w:r>
-      <w:r>
-        <w:rPr>
-          <w:b/>
-        </w:rPr>
-        <w:t>training</w:t>
-      </w:r>
-      <w:r>
-        <w:rPr>
-          <w:b w:val="0"/>
-        </w:rPr>
-        <w:t>. Predict the result before checking the explanation. What remains the same?</w:t>
+        <w:t>The facts we will use</w:t>
+      </w:r>
+    </w:p>
+    <w:p>
+      <w:r>
+        <w:drawing>
+          <wp:inline xmlns:a="http://schemas.openxmlformats.org/drawingml/2006/main" xmlns:pic="http://schemas.openxmlformats.org/drawingml/2006/picture">
+            <wp:extent cx="5486400" cy="5225143"/>
+            <wp:docPr id="3" name="Picture 3" descr="Capstone hypothesis and baseline. Write the prediction: B should have more correct labels than A on the same eight patterns.. Declare the baseline: A is a documented corner-only network, not a deliberately broken version.. Reserve evaluation: Keep the eight patterns out of model selection and tuning."/>
+            <wp:cNvGraphicFramePr>
+              <a:graphicFrameLocks noChangeAspect="1"/>
+            </wp:cNvGraphicFramePr>
+            <a:graphic>
+              <a:graphicData uri="http://schemas.openxmlformats.org/drawingml/2006/picture">
+                <pic:pic>
+                  <pic:nvPicPr>
+                    <pic:cNvPr id="0" name="academy-visual-ai-5-33.png"/>
+                    <pic:cNvPicPr/>
+                  </pic:nvPicPr>
+                  <pic:blipFill>
+                    <a:blip r:embed="rId11"/>
+                    <a:stretch>
+                      <a:fillRect/>
+                    </a:stretch>
+                  </pic:blipFill>
+                  <pic:spPr>
+                    <a:xfrm>
+                      <a:off x="0" y="0"/>
+                      <a:ext cx="5486400" cy="5225143"/>
+                    </a:xfrm>
+                    <a:prstGeom prst="rect"/>
+                  </pic:spPr>
+                </pic:pic>
+              </a:graphicData>
+            </a:graphic>
+          </wp:inline>
+        </w:drawing>
+      </w:r>
+    </w:p>
+    <w:p>
+      <w:pPr>
+        <w:pStyle w:val="Heading3"/>
+      </w:pPr>
+      <w:r>
+        <w:t>Why this result follows</w:t>
+      </w:r>
+    </w:p>
+    <w:p>
+      <w:pPr>
+        <w:pStyle w:val="Heading3"/>
+      </w:pPr>
+      <w:r>
+        <w:t>What this example does not establish</w:t>
       </w:r>
     </w:p>
     <w:p>
@@ -1940,12 +2171,28 @@
         <w:pStyle w:val="Heading1"/>
       </w:pPr>
       <w:r>
-        <w:t>07. Find and repair a mistake</w:t>
-      </w:r>
-    </w:p>
-    <w:p>
-      <w:r>
-        <w:t>Find the unsupported step in the Capstone hypothesis and baseline claim and explain a repair using the supplied evidence.</w:t>
+        <w:t>07. Practise identifying what the plan has not measured</w:t>
+      </w:r>
+    </w:p>
+    <w:p>
+      <w:r>
+        <w:t>A computed baseline does not supply a candidate prediction.</w:t>
+      </w:r>
+    </w:p>
+    <w:p>
+      <w:pPr>
+        <w:pStyle w:val="Heading2"/>
+      </w:pPr>
+      <w:r>
+        <w:t>Complete separate supported baseline and question</w:t>
+      </w:r>
+    </w:p>
+    <w:p>
+      <w:pPr>
+        <w:pStyle w:val="ListBullet"/>
+      </w:pPr>
+      <w:r>
+        <w:t>Supported example: a separate baseline predicts 2 and 4 for validation targets 5 and 7. Its errors are -3 and -3 and MSE is 9. A proposed plan says to train one fixed candidate and report both MSE values on those same two rows. It supplies no candidate predictions, so no improvement can yet be claimed.</w:t>
       </w:r>
     </w:p>
     <w:p>
@@ -1953,55 +2200,48 @@
         <w:pStyle w:val="Heading3"/>
       </w:pPr>
       <w:r>
-        <w:t>Check the claim against the facts</w:t>
-      </w:r>
-    </w:p>
-    <w:p>
-      <w:pPr>
-        <w:spacing w:line="336" w:lineRule="auto" w:after="180"/>
-        <w:shd w:fill="FFF5E6"/>
-      </w:pPr>
-      <w:r>
-        <w:rPr>
-          <w:b w:val="0"/>
-        </w:rPr>
-        <w:t xml:space="preserve">Supported example: a separate </w:t>
-      </w:r>
-      <w:r>
-        <w:rPr>
-          <w:b/>
-        </w:rPr>
-        <w:t>baseline</w:t>
-      </w:r>
-      <w:r>
-        <w:rPr>
-          <w:b w:val="0"/>
-        </w:rPr>
-        <w:t xml:space="preserve"> predicts 2 and 4 for validation targets 5 and 7. Its errors are -3 and -3 and MSE is 9.</w:t>
-      </w:r>
-    </w:p>
-    <w:p>
-      <w:pPr>
-        <w:spacing w:line="336" w:lineRule="auto" w:after="180"/>
-        <w:shd w:fill="FFF5E6"/>
-      </w:pPr>
-      <w:r>
-        <w:rPr>
-          <w:b w:val="0"/>
-        </w:rPr>
-        <w:t xml:space="preserve">A proposed plan says to train one fixed candidate and report both MSE values on those same two rows. It supplies no candidate </w:t>
-      </w:r>
-      <w:r>
-        <w:rPr>
-          <w:b/>
-        </w:rPr>
-        <w:t>prediction</w:t>
-      </w:r>
-      <w:r>
-        <w:rPr>
-          <w:b w:val="0"/>
-        </w:rPr>
-        <w:t>s, so no improvement can yet be claimed.</w:t>
+        <w:t>Guided: compute that baseline MSE, name the missing evidence, and state whether the hypothesis has been confirmed.</w:t>
+      </w:r>
+    </w:p>
+    <w:p>
+      <w:r>
+        <w:t>________________________________________________________________</w:t>
+      </w:r>
+    </w:p>
+    <w:p>
+      <w:r>
+        <w:t>________________________________________________________________</w:t>
+      </w:r>
+    </w:p>
+    <w:p>
+      <w:r>
+        <w:t>________________________________________________________________</w:t>
+      </w:r>
+    </w:p>
+    <w:p>
+      <w:r>
+        <w:t>________________________________________________________________</w:t>
+      </w:r>
+    </w:p>
+    <w:p>
+      <w:r>
+        <w:t>________________________________________________________________</w:t>
+      </w:r>
+    </w:p>
+    <w:p>
+      <w:pPr>
+        <w:pStyle w:val="Heading2"/>
+      </w:pPr>
+      <w:r>
+        <w:t>Repair tuning on test outcomes</w:t>
+      </w:r>
+    </w:p>
+    <w:p>
+      <w:pPr>
+        <w:pStyle w:val="ListBullet"/>
+      </w:pPr>
+      <w:r>
+        <w:t>A proposal says “try models until the test score looks good”. Identify the missing fixed choices and explain why that test is not independent.</w:t>
       </w:r>
     </w:p>
     <w:p>
@@ -2009,6 +2249,89 @@
         <w:pStyle w:val="Heading3"/>
       </w:pPr>
       <w:r>
+        <w:t>State one repair and the checks you would rerun.</w:t>
+      </w:r>
+    </w:p>
+    <w:p>
+      <w:r>
+        <w:t>________________________________________________________________</w:t>
+      </w:r>
+    </w:p>
+    <w:p>
+      <w:r>
+        <w:t>________________________________________________________________</w:t>
+      </w:r>
+    </w:p>
+    <w:p>
+      <w:r>
+        <w:t>________________________________________________________________</w:t>
+      </w:r>
+    </w:p>
+    <w:p>
+      <w:r>
+        <w:t>________________________________________________________________</w:t>
+      </w:r>
+    </w:p>
+    <w:p>
+      <w:r>
+        <w:t>________________________________________________________________</w:t>
+      </w:r>
+    </w:p>
+    <w:p>
+      <w:r>
+        <w:t>________________________________________________________________</w:t>
+      </w:r>
+    </w:p>
+    <w:p>
+      <w:pPr>
+        <w:pStyle w:val="Heading2"/>
+      </w:pPr>
+      <w:r>
+        <w:t>Earlier wording, alternatives and picture transcripts · reference / check after trying</w:t>
+      </w:r>
+    </w:p>
+    <w:p>
+      <w:pPr>
+        <w:pStyle w:val="Heading3"/>
+      </w:pPr>
+      <w:r>
+        <w:t>Locate the earliest unsupported step</w:t>
+      </w:r>
+    </w:p>
+    <w:p>
+      <w:pPr>
+        <w:pStyle w:val="Heading1"/>
+      </w:pPr>
+      <w:r>
+        <w:t>08. Practise a precise hypothesis and comparison contract</w:t>
+      </w:r>
+    </w:p>
+    <w:p>
+      <w:r>
+        <w:t>Use the main baseline and the separate supported case with their own numbers.</w:t>
+      </w:r>
+    </w:p>
+    <w:p>
+      <w:pPr>
+        <w:pStyle w:val="Heading2"/>
+      </w:pPr>
+      <w:r>
+        <w:t>Current planning task and supported question</w:t>
+      </w:r>
+    </w:p>
+    <w:p>
+      <w:pPr>
+        <w:pStyle w:val="ListBullet"/>
+      </w:pPr>
+      <w:r>
+        <w:t>State the prediction rule, baseline, candidate learning rate and update count, comparison data and metric. Write a testable hypothesis.</w:t>
+      </w:r>
+    </w:p>
+    <w:p>
+      <w:pPr>
+        <w:pStyle w:val="Heading3"/>
+      </w:pPr>
+      <w:r>
         <w:t>Guided: compute that baseline MSE, name the missing evidence, and state whether the hypothesis has been confirmed.</w:t>
       </w:r>
     </w:p>
@@ -2042,26 +2365,7 @@
         <w:pStyle w:val="Heading3"/>
       </w:pPr>
       <w:r>
-        <w:t>Locate the earliest unsupported step</w:t>
-      </w:r>
-    </w:p>
-    <w:p>
-      <w:pPr>
-        <w:spacing w:line="336" w:lineRule="auto" w:after="180"/>
-      </w:pPr>
-      <w:r>
-        <w:rPr>
-          <w:b w:val="0"/>
-        </w:rPr>
-        <w:t>A proposal says “try models until the test score looks good”. Identify the missing fixed choices and explain why that test is not independent.</w:t>
-      </w:r>
-    </w:p>
-    <w:p>
-      <w:pPr>
-        <w:pStyle w:val="Heading3"/>
-      </w:pPr>
-      <w:r>
-        <w:t>State one repair and the checks you would rerun.</w:t>
+        <w:t>Explain your prediction to a partner before comparing results.</w:t>
       </w:r>
     </w:p>
     <w:p>
@@ -2085,142 +2389,11 @@
       </w:r>
     </w:p>
     <w:p>
-      <w:r>
-        <w:t>________________________________________________________________</w:t>
-      </w:r>
-    </w:p>
-    <w:p>
-      <w:r>
-        <w:t>________________________________________________________________</w:t>
-      </w:r>
-    </w:p>
-    <w:p>
-      <w:pPr>
-        <w:pStyle w:val="Heading1"/>
-      </w:pPr>
-      <w:r>
-        <w:t>08. Practise together</w:t>
-      </w:r>
-    </w:p>
-    <w:p>
-      <w:r>
-        <w:t>Practise Capstone hypothesis and baseline with support, then explain the deciding step in your own words.</w:t>
-      </w:r>
-    </w:p>
-    <w:p>
-      <w:pPr>
-        <w:spacing w:line="336" w:lineRule="auto" w:after="180"/>
-      </w:pPr>
-      <w:r>
-        <w:rPr>
-          <w:b w:val="0"/>
-        </w:rPr>
-        <w:t xml:space="preserve">State the </w:t>
-      </w:r>
-      <w:r>
-        <w:rPr>
-          <w:b/>
-        </w:rPr>
-        <w:t>prediction</w:t>
-      </w:r>
-      <w:r>
-        <w:rPr>
-          <w:b w:val="0"/>
-        </w:rPr>
-        <w:t xml:space="preserve"> rule, </w:t>
-      </w:r>
-      <w:r>
-        <w:rPr>
-          <w:b/>
-        </w:rPr>
-        <w:t>baseline</w:t>
-      </w:r>
-      <w:r>
-        <w:rPr>
-          <w:b w:val="0"/>
-        </w:rPr>
-        <w:t xml:space="preserve">, candidate learning rate and update count, comparison data and metric. Write a testable </w:t>
-      </w:r>
-      <w:r>
-        <w:rPr>
-          <w:b/>
-        </w:rPr>
-        <w:t>hypothesis</w:t>
-      </w:r>
-      <w:r>
-        <w:rPr>
-          <w:b w:val="0"/>
-        </w:rPr>
-        <w:t>.</w:t>
-      </w:r>
-    </w:p>
-    <w:p>
-      <w:pPr>
-        <w:pStyle w:val="Heading3"/>
-      </w:pPr>
-      <w:r>
-        <w:t>Guided: compute that baseline MSE, name the missing evidence, and state whether the hypothesis has been confirmed.</w:t>
-      </w:r>
-    </w:p>
-    <w:p>
-      <w:r>
-        <w:t>________________________________________________________________</w:t>
-      </w:r>
-    </w:p>
-    <w:p>
-      <w:r>
-        <w:t>________________________________________________________________</w:t>
-      </w:r>
-    </w:p>
-    <w:p>
-      <w:r>
-        <w:t>________________________________________________________________</w:t>
-      </w:r>
-    </w:p>
-    <w:p>
-      <w:r>
-        <w:t>________________________________________________________________</w:t>
-      </w:r>
-    </w:p>
-    <w:p>
-      <w:r>
-        <w:t>________________________________________________________________</w:t>
-      </w:r>
-    </w:p>
-    <w:p>
-      <w:pPr>
-        <w:pStyle w:val="Heading3"/>
-      </w:pPr>
-      <w:r>
-        <w:t>Explain your prediction to a partner before comparing results.</w:t>
-      </w:r>
-    </w:p>
-    <w:p>
-      <w:r>
-        <w:t>________________________________________________________________</w:t>
-      </w:r>
-    </w:p>
-    <w:p>
-      <w:r>
-        <w:t>________________________________________________________________</w:t>
-      </w:r>
-    </w:p>
-    <w:p>
-      <w:r>
-        <w:t>________________________________________________________________</w:t>
-      </w:r>
-    </w:p>
-    <w:p>
-      <w:r>
-        <w:t>________________________________________________________________</w:t>
-      </w:r>
-    </w:p>
-    <w:p>
-      <w:pPr>
-        <w:pStyle w:val="Heading3"/>
-      </w:pPr>
-      <w:r>
-        <w:t>Practise with less help: Calculate the reference score</w:t>
+      <w:pPr>
+        <w:pStyle w:val="Heading2"/>
+      </w:pPr>
+      <w:r>
+        <w:t>Supported W2 record</w:t>
       </w:r>
     </w:p>
     <w:p>
@@ -2362,10 +2535,78 @@
     </w:p>
     <w:p>
       <w:pPr>
+        <w:pStyle w:val="Heading2"/>
+      </w:pPr>
+      <w:r>
+        <w:t>Hypothesis-versus-result check</w:t>
+      </w:r>
+    </w:p>
+    <w:p>
+      <w:pPr>
+        <w:pStyle w:val="ListBullet"/>
+      </w:pPr>
+      <w:r>
+        <w:t>Use the worked case for Capstone hypothesis and baseline. Proposed explanation: “A hypothesis is a result”. Decide whether this explanation is supported. Point to the step or supplied fact that decides; explain your repair if needed.</w:t>
+      </w:r>
+    </w:p>
+    <w:p>
+      <w:pPr>
+        <w:pStyle w:val="ListBullet"/>
+      </w:pPr>
+      <w:r>
+        <w:t>Answer on your own before discussion. If you are unsure, say which step you need help with.</w:t>
+      </w:r>
+    </w:p>
+    <w:p>
+      <w:pPr>
+        <w:pStyle w:val="Heading2"/>
+      </w:pPr>
+      <w:r>
+        <w:t>Pictured comparison response</w:t>
+      </w:r>
+    </w:p>
+    <w:p>
+      <w:pPr>
+        <w:pStyle w:val="ListBullet"/>
+      </w:pPr>
+      <w:r>
+        <w:t>Name the intended change, the baseline and the measured outcome. Why must both versions avoid training on the eight reserved labels?</w:t>
+      </w:r>
+    </w:p>
+    <w:p>
+      <w:pPr>
         <w:pStyle w:val="Heading3"/>
       </w:pPr>
       <w:r>
-        <w:t>Check your reasoning</w:t>
+        <w:t>My explanation using a pictured step and the given facts</w:t>
+      </w:r>
+    </w:p>
+    <w:p>
+      <w:r>
+        <w:t>________________________________________________________________</w:t>
+      </w:r>
+    </w:p>
+    <w:p>
+      <w:r>
+        <w:t>________________________________________________________________</w:t>
+      </w:r>
+    </w:p>
+    <w:p>
+      <w:r>
+        <w:t>________________________________________________________________</w:t>
+      </w:r>
+    </w:p>
+    <w:p>
+      <w:r>
+        <w:t>________________________________________________________________</w:t>
+      </w:r>
+    </w:p>
+    <w:p>
+      <w:pPr>
+        <w:pStyle w:val="Heading2"/>
+      </w:pPr>
+      <w:r>
+        <w:t>Reserve the independent new target</w:t>
       </w:r>
     </w:p>
     <w:p>
@@ -2376,19 +2617,71 @@
         <w:rPr>
           <w:b w:val="0"/>
         </w:rPr>
-        <w:t xml:space="preserve">Use the worked case for Capstone </w:t>
-      </w:r>
-      <w:r>
-        <w:rPr>
-          <w:b/>
-        </w:rPr>
-        <w:t>hypothesis</w:t>
-      </w:r>
+        <w:t>This is supported practice. Keep the separately named independent case for an attempt before feedback.</w:t>
+      </w:r>
+    </w:p>
+    <w:p>
+      <w:pPr>
+        <w:pStyle w:val="Heading2"/>
+      </w:pPr>
+      <w:r>
+        <w:t>Earlier wording, alternatives and picture transcripts · reference / check after trying</w:t>
+      </w:r>
+    </w:p>
+    <w:p>
+      <w:pPr>
+        <w:pStyle w:val="Heading3"/>
+      </w:pPr>
+      <w:r>
+        <w:t>Practise with less help: Calculate the reference score</w:t>
+      </w:r>
+    </w:p>
+    <w:p>
+      <w:pPr>
+        <w:pStyle w:val="Heading3"/>
+      </w:pPr>
+      <w:r>
+        <w:t>Check your reasoning</w:t>
+      </w:r>
+    </w:p>
+    <w:p>
+      <w:pPr>
+        <w:pStyle w:val="Heading3"/>
+      </w:pPr>
+      <w:r>
+        <w:t>Explain the picture</w:t>
+      </w:r>
+    </w:p>
+    <w:p>
+      <w:pPr>
+        <w:pStyle w:val="Heading1"/>
+      </w:pPr>
+      <w:r>
+        <w:t>09. Audit a complete plan without inventing an outcome</w:t>
+      </w:r>
+    </w:p>
+    <w:p>
+      <w:r>
+        <w:t>Keep baseline calculations separate from unrun candidate and final results.</w:t>
+      </w:r>
+    </w:p>
+    <w:p>
+      <w:pPr>
+        <w:pStyle w:val="Heading2"/>
+      </w:pPr>
+      <w:r>
+        <w:t>Current baseline calculation task</w:t>
+      </w:r>
+    </w:p>
+    <w:p>
+      <w:pPr>
+        <w:spacing w:line="336" w:lineRule="auto" w:after="180"/>
+      </w:pPr>
       <w:r>
         <w:rPr>
           <w:b w:val="0"/>
         </w:rPr>
-        <w:t xml:space="preserve"> and </w:t>
+        <w:t xml:space="preserve">Compute </w:t>
       </w:r>
       <w:r>
         <w:rPr>
@@ -2400,167 +2693,6 @@
         <w:rPr>
           <w:b w:val="0"/>
         </w:rPr>
-        <w:t xml:space="preserve">. Proposed explanation: “A </w:t>
-      </w:r>
-      <w:r>
-        <w:rPr>
-          <w:b/>
-        </w:rPr>
-        <w:t>hypothesis</w:t>
-      </w:r>
-      <w:r>
-        <w:rPr>
-          <w:b w:val="0"/>
-        </w:rPr>
-        <w:t xml:space="preserve"> is a result”. Decide whether this explanation is supported.</w:t>
-      </w:r>
-    </w:p>
-    <w:p>
-      <w:pPr>
-        <w:spacing w:line="336" w:lineRule="auto" w:after="180"/>
-      </w:pPr>
-      <w:r>
-        <w:rPr>
-          <w:b w:val="0"/>
-        </w:rPr>
-        <w:t>Point to the step or supplied fact that decides; explain your repair if needed.</w:t>
-      </w:r>
-    </w:p>
-    <w:p>
-      <w:pPr>
-        <w:spacing w:line="336" w:lineRule="auto" w:after="180"/>
-      </w:pPr>
-      <w:r>
-        <w:rPr>
-          <w:b w:val="0"/>
-        </w:rPr>
-        <w:t>Answer on your own before discussion. If you are unsure, say which step you need help with.</w:t>
-      </w:r>
-    </w:p>
-    <w:p>
-      <w:pPr>
-        <w:pStyle w:val="Heading3"/>
-      </w:pPr>
-      <w:r>
-        <w:t>Explain the picture</w:t>
-      </w:r>
-    </w:p>
-    <w:p>
-      <w:pPr>
-        <w:spacing w:line="336" w:lineRule="auto" w:after="180"/>
-        <w:shd w:fill="F5F1FB"/>
-      </w:pPr>
-      <w:r>
-        <w:rPr>
-          <w:b w:val="0"/>
-        </w:rPr>
-        <w:t xml:space="preserve">Name the intended change, the </w:t>
-      </w:r>
-      <w:r>
-        <w:rPr>
-          <w:b/>
-        </w:rPr>
-        <w:t>baseline</w:t>
-      </w:r>
-      <w:r>
-        <w:rPr>
-          <w:b w:val="0"/>
-        </w:rPr>
-        <w:t xml:space="preserve"> and the measured outcome. Why must both versions avoid </w:t>
-      </w:r>
-      <w:r>
-        <w:rPr>
-          <w:b/>
-        </w:rPr>
-        <w:t>training</w:t>
-      </w:r>
-      <w:r>
-        <w:rPr>
-          <w:b w:val="0"/>
-        </w:rPr>
-        <w:t xml:space="preserve"> on the eight reserved labels?</w:t>
-      </w:r>
-    </w:p>
-    <w:p>
-      <w:pPr>
-        <w:pStyle w:val="Heading3"/>
-      </w:pPr>
-      <w:r>
-        <w:t>My explanation using a pictured step and the given facts</w:t>
-      </w:r>
-    </w:p>
-    <w:p>
-      <w:r>
-        <w:t>________________________________________________________________</w:t>
-      </w:r>
-    </w:p>
-    <w:p>
-      <w:r>
-        <w:t>________________________________________________________________</w:t>
-      </w:r>
-    </w:p>
-    <w:p>
-      <w:r>
-        <w:t>________________________________________________________________</w:t>
-      </w:r>
-    </w:p>
-    <w:p>
-      <w:r>
-        <w:t>________________________________________________________________</w:t>
-      </w:r>
-    </w:p>
-    <w:p>
-      <w:pPr>
-        <w:spacing w:line="336" w:lineRule="auto" w:after="180"/>
-      </w:pPr>
-      <w:r>
-        <w:rPr>
-          <w:b w:val="0"/>
-        </w:rPr>
-        <w:t>This is supported practice. Keep the separately named independent case for an attempt before feedback.</w:t>
-      </w:r>
-    </w:p>
-    <w:p>
-      <w:pPr>
-        <w:pStyle w:val="Heading1"/>
-      </w:pPr>
-      <w:r>
-        <w:t>09. Run the investigation</w:t>
-      </w:r>
-    </w:p>
-    <w:p>
-      <w:r>
-        <w:t>Investigate Capstone hypothesis and baseline. Record the prediction, actual observation or labelled paper trace, explanation and next test separately.</w:t>
-      </w:r>
-    </w:p>
-    <w:p>
-      <w:pPr>
-        <w:pStyle w:val="Heading3"/>
-      </w:pPr>
-      <w:r>
-        <w:t>Predict, investigate and preserve the evidence</w:t>
-      </w:r>
-    </w:p>
-    <w:p>
-      <w:pPr>
-        <w:spacing w:line="336" w:lineRule="auto" w:after="180"/>
-      </w:pPr>
-      <w:r>
-        <w:rPr>
-          <w:b w:val="0"/>
-        </w:rPr>
-        <w:t xml:space="preserve">Compute </w:t>
-      </w:r>
-      <w:r>
-        <w:rPr>
-          <w:b/>
-        </w:rPr>
-        <w:t>baseline</w:t>
-      </w:r>
-      <w:r>
-        <w:rPr>
-          <w:b w:val="0"/>
-        </w:rPr>
         <w:t xml:space="preserve"> </w:t>
       </w:r>
       <w:r>
@@ -2574,6 +2706,98 @@
           <w:b w:val="0"/>
         </w:rPr>
         <w:t>s, errors, squared errors and MSE on V1 and V2. State the denominator.</w:t>
+      </w:r>
+    </w:p>
+    <w:p>
+      <w:pPr>
+        <w:pStyle w:val="Heading2"/>
+      </w:pPr>
+      <w:r>
+        <w:t>Executable plan and complete baseline rows</w:t>
+      </w:r>
+    </w:p>
+    <w:p>
+      <w:r>
+        <w:rPr>
+          <w:rFonts w:ascii="Courier New" w:hAnsi="Courier New"/>
+          <w:sz w:val="18"/>
+        </w:rPr>
+        <w:t>"""Pre-experiment plan and baseline only; candidate and final results absent."""</w:t>
+        <w:br/>
+        <w:t>import json</w:t>
+        <w:br/>
+        <w:t>plan={'id':'CAP33-v1','question':'Does two-update fitting beat the initial-weight baseline?',</w:t>
+        <w:br/>
+        <w:t xml:space="preserve">      'prediction':'max(0,a*x)','bias':False,'baseline_weight':1.0,</w:t>
+        <w:br/>
+        <w:t xml:space="preserve">      'candidate_initial_weight':1.0,'learning_rate':.1,'updates':2,</w:t>
+        <w:br/>
+        <w:t xml:space="preserve">      'batch':'full training set','loss':'MSE',</w:t>
+        <w:br/>
+        <w:t xml:space="preserve">      'validation_rule':'candidate MSE strictly less than baseline MSE',</w:t>
+        <w:br/>
+        <w:t xml:space="preserve">      'final_rule':'frozen candidate MSE strictly less than same baseline MSE',</w:t>
+        <w:br/>
+        <w:t xml:space="preserve">      'candidate_result':'not run','final_result':'not measured'}</w:t>
+        <w:br/>
+        <w:t>training=[('T1',1,2),('T2',2,4)]</w:t>
+        <w:br/>
+        <w:t>validation=[('V1',3,6),('V2',4,8)]</w:t>
+        <w:br/>
+        <w:t>ledger=[]</w:t>
+        <w:br/>
+        <w:t>for name,x,y in validation:</w:t>
+        <w:br/>
+        <w:t xml:space="preserve">    pred=max(0,plan['baseline_weight']*x)</w:t>
+        <w:br/>
+        <w:t xml:space="preserve">    ledger.append((name,x,y,pred,pred-y,(pred-y)**2))</w:t>
+        <w:br/>
+        <w:t>baseline_mse=sum(r[-1] for r in ledger)/len(ledger)</w:t>
+        <w:br/>
+        <w:t>assert baseline_mse==12.5</w:t>
+        <w:br/>
+        <w:t>print(json.dumps(plan,indent=2))</w:t>
+        <w:br/>
+        <w:t>print('Training IDs:',[r[0] for r in training])</w:t>
+        <w:br/>
+        <w:t>print('Validation: ID,x,target,prediction,error,squared error',ledger)</w:t>
+        <w:br/>
+        <w:t>print('Baseline validation MSE:',baseline_mse,'denominator:',len(validation))</w:t>
+        <w:br/>
+        <w:t>print('Candidate criterion: MSE &lt;',baseline_mse,'on these same validation rows')</w:t>
+        <w:br/>
+        <w:t>print('Candidate has not been fitted by this script; hypothesis remains untested.')</w:t>
+        <w:br/>
+        <w:t>print('Final inputs/targets intentionally absent from this planning script.')</w:t>
+        <w:br/>
+        <w:t># Separate supported example, not the main baseline:</w:t>
+        <w:br/>
+        <w:t>assert ((2-5)**2+(4-7)**2)/2==9</w:t>
+        <w:br/>
+      </w:r>
+    </w:p>
+    <w:p>
+      <w:pPr>
+        <w:pStyle w:val="Heading2"/>
+      </w:pPr>
+      <w:r>
+        <w:t>Expected outputs and honest run status</w:t>
+      </w:r>
+    </w:p>
+    <w:p>
+      <w:pPr>
+        <w:pStyle w:val="ListNumber"/>
+      </w:pPr>
+      <w:r>
+        <w:t>Predict V1/V2 baseline errors and MSE before running or tracing this baseline-only program. It prints the fixed plan, raw baseline rows and denominator 2. It does not train the candidate or open final cases, so candidate success remains untested. Record your actual plan date before your own experiment; this supplied example is not evidence that a real preregistration occurred. If you change a candidate or a criterion after inspecting results, preserve the first plan and record the revised version and the evidence that informed it.</w:t>
+      </w:r>
+    </w:p>
+    <w:p>
+      <w:pPr>
+        <w:pStyle w:val="Heading2"/>
+      </w:pPr>
+      <w:r>
+        <w:t>Evidence ledger and reflection</w:t>
       </w:r>
     </w:p>
     <w:tbl>
@@ -2725,14 +2949,6 @@
     </w:p>
     <w:p>
       <w:pPr>
-        <w:pStyle w:val="Heading3"/>
-      </w:pPr>
-      <w:r>
-        <w:t>Plan → try → check</w:t>
-      </w:r>
-    </w:p>
-    <w:p>
-      <w:pPr>
         <w:spacing w:line="336" w:lineRule="auto" w:after="180"/>
       </w:pPr>
       <w:r>
@@ -2744,23 +2960,47 @@
     </w:p>
     <w:p>
       <w:pPr>
+        <w:pStyle w:val="Heading2"/>
+      </w:pPr>
+      <w:r>
+        <w:t>Earlier wording, alternatives and picture transcripts · reference / check after trying</w:t>
+      </w:r>
+    </w:p>
+    <w:p>
+      <w:pPr>
+        <w:pStyle w:val="Heading3"/>
+      </w:pPr>
+      <w:r>
+        <w:t>Predict, investigate and preserve the evidence</w:t>
+      </w:r>
+    </w:p>
+    <w:p>
+      <w:pPr>
+        <w:pStyle w:val="Heading3"/>
+      </w:pPr>
+      <w:r>
+        <w:t>Plan → try → check</w:t>
+      </w:r>
+    </w:p>
+    <w:p>
+      <w:pPr>
         <w:pStyle w:val="Heading1"/>
       </w:pPr>
       <w:r>
-        <w:t>10. Build your understanding</w:t>
-      </w:r>
-    </w:p>
-    <w:p>
-      <w:r>
-        <w:t>Move from recall to tracing, diagnosis and transfer in Capstone hypothesis and baseline. Explain why each step is justified.</w:t>
-      </w:r>
-    </w:p>
-    <w:p>
-      <w:pPr>
-        <w:pStyle w:val="Heading3"/>
-      </w:pPr>
-      <w:r>
-        <w:t>Explain → apply → challenge</w:t>
+        <w:t>14. Try alone: plan for a different target relationship</w:t>
+      </w:r>
+    </w:p>
+    <w:p>
+      <w:r>
+        <w:t>Compute the new baseline before writing the candidate criterion.</w:t>
+      </w:r>
+    </w:p>
+    <w:p>
+      <w:pPr>
+        <w:pStyle w:val="Heading2"/>
+      </w:pPr>
+      <w:r>
+        <w:t>Complete independent task and reserved final role</w:t>
       </w:r>
     </w:p>
     <w:p>
@@ -2771,19 +3011,7 @@
         <w:rPr>
           <w:b w:val="0"/>
         </w:rPr>
-        <w:t xml:space="preserve">State the </w:t>
-      </w:r>
-      <w:r>
-        <w:rPr>
-          <w:b/>
-        </w:rPr>
-        <w:t>prediction</w:t>
-      </w:r>
-      <w:r>
-        <w:rPr>
-          <w:b w:val="0"/>
-        </w:rPr>
-        <w:t xml:space="preserve"> rule, </w:t>
+        <w:t xml:space="preserve">A new task predicts max(0, a*x), with </w:t>
       </w:r>
       <w:r>
         <w:rPr>
@@ -2795,19 +3023,19 @@
         <w:rPr>
           <w:b w:val="0"/>
         </w:rPr>
-        <w:t xml:space="preserve">, candidate learning rate and update count, comparison data and metric. Write a testable </w:t>
+        <w:t xml:space="preserve"> a = 1. </w:t>
       </w:r>
       <w:r>
         <w:rPr>
           <w:b/>
         </w:rPr>
-        <w:t>hypothesis</w:t>
+        <w:t>Training</w:t>
       </w:r>
       <w:r>
         <w:rPr>
           <w:b w:val="0"/>
         </w:rPr>
-        <w:t>.</w:t>
+        <w:t xml:space="preserve"> rows are (1,3) and (2,6); validation rows are (3,9) and (4,12); final rows are sealed.</w:t>
       </w:r>
     </w:p>
     <w:p>
@@ -2818,30 +3046,193 @@
         <w:rPr>
           <w:b w:val="0"/>
         </w:rPr>
-        <w:t>A proposal says “try models until the test score looks good”. Identify the missing fixed choices and explain why that test is not independent.</w:t>
-      </w:r>
-    </w:p>
-    <w:p>
-      <w:pPr>
-        <w:spacing w:line="336" w:lineRule="auto" w:after="180"/>
-      </w:pPr>
+        <w:t xml:space="preserve">Specify a candidate starting at 1 with learning rate 0.1 and two full-batch updates. Calculate </w:t>
+      </w:r>
+      <w:r>
+        <w:rPr>
+          <w:b/>
+        </w:rPr>
+        <w:t>baseline</w:t>
+      </w:r>
       <w:r>
         <w:rPr>
           <w:b w:val="0"/>
         </w:rPr>
-        <w:t xml:space="preserve">A partner inspects final labels and changes the learning rate. Explain how to document this and obtain independent </w:t>
+        <w:t xml:space="preserve"> validation MSE and write a strict improvement criterion. Has the candidate succeeded yet?</w:t>
+      </w:r>
+    </w:p>
+    <w:p>
+      <w:pPr>
+        <w:pStyle w:val="Heading2"/>
+      </w:pPr>
+      <w:r>
+        <w:t>First attempt and support record</w:t>
+      </w:r>
+    </w:p>
+    <w:p>
+      <w:pPr>
+        <w:pStyle w:val="Heading3"/>
+      </w:pPr>
+      <w:r>
+        <w:t>My independent explanation, trace and limits</w:t>
+      </w:r>
+    </w:p>
+    <w:p>
+      <w:r>
+        <w:t>________________________________________________________________</w:t>
+      </w:r>
+    </w:p>
+    <w:p>
+      <w:r>
+        <w:t>________________________________________________________________</w:t>
+      </w:r>
+    </w:p>
+    <w:p>
+      <w:r>
+        <w:t>________________________________________________________________</w:t>
+      </w:r>
+    </w:p>
+    <w:p>
+      <w:r>
+        <w:t>________________________________________________________________</w:t>
+      </w:r>
+    </w:p>
+    <w:p>
+      <w:r>
+        <w:t>________________________________________________________________</w:t>
+      </w:r>
+    </w:p>
+    <w:p>
+      <w:r>
+        <w:t>________________________________________________________________</w:t>
+      </w:r>
+    </w:p>
+    <w:p>
+      <w:r>
+        <w:t>________________________________________________________________</w:t>
+      </w:r>
+    </w:p>
+    <w:p>
+      <w:pPr>
+        <w:spacing w:line="336" w:lineRule="auto" w:after="180"/>
+      </w:pPr>
+      <w:r>
+        <w:rPr>
+          <w:b w:val="0"/>
+        </w:rPr>
+        <w:t>Attempt this case before feedback. Record any help. Earlier examples below are further practice; a case already practised with feedback cannot establish fresh transfer.</w:t>
+      </w:r>
+    </w:p>
+    <w:p>
+      <w:pPr>
+        <w:pStyle w:val="Heading2"/>
+      </w:pPr>
+      <w:r>
+        <w:t>Feedback after trying</w:t>
+      </w:r>
+    </w:p>
+    <w:p>
+      <w:pPr>
+        <w:spacing w:line="336" w:lineRule="auto" w:after="180"/>
+      </w:pPr>
+      <w:r>
+        <w:rPr>
+          <w:b w:val="0"/>
+        </w:rPr>
+        <w:t>Attempt the independent case before hints. Record whether you worked alone, used a hint or followed a model. After feedback, fix the first unsupported step and explain why it changed.</w:t>
+      </w:r>
+    </w:p>
+    <w:p>
+      <w:pPr>
+        <w:spacing w:line="336" w:lineRule="auto" w:after="180"/>
+      </w:pPr>
+      <w:r>
+        <w:rPr>
+          <w:b w:val="0"/>
+        </w:rPr>
+        <w:t>A later check uses a changed case, not a copied answer.</w:t>
+      </w:r>
+    </w:p>
+    <w:p>
+      <w:pPr>
+        <w:pStyle w:val="Heading2"/>
+      </w:pPr>
+      <w:r>
+        <w:t>Earlier wording, alternatives and picture transcripts · reference / check after trying</w:t>
+      </w:r>
+    </w:p>
+    <w:p>
+      <w:pPr>
+        <w:pStyle w:val="Heading3"/>
+      </w:pPr>
+      <w:r>
+        <w:t>Independent case: Plan a new case independently</w:t>
+      </w:r>
+    </w:p>
+    <w:p>
+      <w:pPr>
+        <w:pStyle w:val="Heading3"/>
+      </w:pPr>
+      <w:r>
+        <w:t>Attempt this without hints</w:t>
+      </w:r>
+    </w:p>
+    <w:p>
+      <w:pPr>
+        <w:spacing w:line="336" w:lineRule="auto" w:after="180"/>
+      </w:pPr>
+      <w:r>
+        <w:rPr>
+          <w:b w:val="0"/>
+        </w:rPr>
+        <w:t xml:space="preserve">A new task predicts max(0, a*x), with </w:t>
       </w:r>
       <w:r>
         <w:rPr>
           <w:b/>
         </w:rPr>
-        <w:t>evidence</w:t>
+        <w:t>baseline</w:t>
       </w:r>
       <w:r>
         <w:rPr>
           <w:b w:val="0"/>
         </w:rPr>
-        <w:t>.</w:t>
+        <w:t xml:space="preserve"> a = 1. </w:t>
+      </w:r>
+      <w:r>
+        <w:rPr>
+          <w:b/>
+        </w:rPr>
+        <w:t>Training</w:t>
+      </w:r>
+      <w:r>
+        <w:rPr>
+          <w:b w:val="0"/>
+        </w:rPr>
+        <w:t xml:space="preserve"> rows are (1,3) and (2,6); validation rows are (3,9) and (4,12); final rows are sealed.</w:t>
+      </w:r>
+    </w:p>
+    <w:p>
+      <w:pPr>
+        <w:spacing w:line="336" w:lineRule="auto" w:after="180"/>
+      </w:pPr>
+      <w:r>
+        <w:rPr>
+          <w:b w:val="0"/>
+        </w:rPr>
+        <w:t xml:space="preserve">Specify a candidate starting at 1 with learning rate 0.1 and two full-batch updates. Calculate </w:t>
+      </w:r>
+      <w:r>
+        <w:rPr>
+          <w:b/>
+        </w:rPr>
+        <w:t>baseline</w:t>
+      </w:r>
+      <w:r>
+        <w:rPr>
+          <w:b w:val="0"/>
+        </w:rPr>
+        <w:t xml:space="preserve"> validation MSE and write a strict improvement criterion. Has the candidate succeeded yet?</w:t>
       </w:r>
     </w:p>
     <w:p>
@@ -2849,7 +3240,7 @@
         <w:pStyle w:val="Heading3"/>
       </w:pPr>
       <w:r>
-        <w:t>Explain which evidence supports your conclusion and which claim remains unproved.</w:t>
+        <w:t>My independent procedure, result and limitation</w:t>
       </w:r>
     </w:p>
     <w:p>
@@ -2878,16 +3269,58 @@
       </w:r>
     </w:p>
     <w:p>
+      <w:r>
+        <w:t>________________________________________________________________</w:t>
+      </w:r>
+    </w:p>
+    <w:p>
+      <w:r>
+        <w:t>________________________________________________________________</w:t>
+      </w:r>
+    </w:p>
+    <w:p>
+      <w:r>
+        <w:t>________________________________________________________________</w:t>
+      </w:r>
+    </w:p>
+    <w:p>
+      <w:pPr>
+        <w:spacing w:line="336" w:lineRule="auto" w:after="180"/>
+      </w:pPr>
+      <w:r>
+        <w:rPr>
+          <w:b w:val="0"/>
+        </w:rPr>
+        <w:t>Record support used: none, hint or teacher explanation. After feedback, a different case is needed to demonstrate independence.</w:t>
+      </w:r>
+    </w:p>
+    <w:p>
+      <w:pPr>
+        <w:pStyle w:val="Heading3"/>
+      </w:pPr>
+      <w:r>
+        <w:t>Use feedback to improve</w:t>
+      </w:r>
+    </w:p>
+    <w:p>
       <w:pPr>
         <w:pStyle w:val="Heading1"/>
       </w:pPr>
       <w:r>
-        <w:t>11. Connect your project</w:t>
-      </w:r>
-    </w:p>
-    <w:p>
-      <w:r>
-        <w:t>Apply this week’s idea to Image-pattern Network Investigation. Keep an annotated decision and the evidence supporting it.</w:t>
+        <w:t>11. Keep the plan as the first capstone artifact</w:t>
+      </w:r>
+    </w:p>
+    <w:p>
+      <w:r>
+        <w:t>Retain the question, baseline, data roles and strict criteria.</w:t>
+      </w:r>
+    </w:p>
+    <w:p>
+      <w:pPr>
+        <w:pStyle w:val="Heading2"/>
+      </w:pPr>
+      <w:r>
+        <w:t>Project task and artifact</w:t>
       </w:r>
     </w:p>
     <w:p>
@@ -3118,10 +3551,10 @@
     </w:tbl>
     <w:p>
       <w:pPr>
-        <w:pStyle w:val="Heading3"/>
-      </w:pPr>
-      <w:r>
-        <w:t>Evidence for your project</w:t>
+        <w:pStyle w:val="Heading2"/>
+      </w:pPr>
+      <w:r>
+        <w:t>Actual run or trace and limitations</w:t>
       </w:r>
     </w:p>
     <w:p>
@@ -3137,15 +3570,88 @@
     </w:p>
     <w:p>
       <w:pPr>
+        <w:pStyle w:val="Heading2"/>
+      </w:pPr>
+      <w:r>
+        <w:t>Earlier wording, alternatives and picture transcripts · reference / check after trying</w:t>
+      </w:r>
+    </w:p>
+    <w:p>
+      <w:pPr>
+        <w:pStyle w:val="Heading3"/>
+      </w:pPr>
+      <w:r>
+        <w:t>Evidence for your project</w:t>
+      </w:r>
+    </w:p>
+    <w:p>
+      <w:pPr>
         <w:pStyle w:val="Heading1"/>
       </w:pPr>
       <w:r>
-        <w:t>12. Show what you know</w:t>
-      </w:r>
-    </w:p>
-    <w:p>
-      <w:r>
-        <w:t>Use a genuinely new case for independent evidence. Previously discussed examples remain practice; use the separately named independent case before feedback.</w:t>
+        <w:t>16. Finish with a checkable plan and an unclaimed result</w:t>
+      </w:r>
+    </w:p>
+    <w:p>
+      <w:r>
+        <w:t>Someone else should be able to identify every fixed choice.</w:t>
+      </w:r>
+    </w:p>
+    <w:p>
+      <w:pPr>
+        <w:pStyle w:val="Heading2"/>
+      </w:pPr>
+      <w:r>
+        <w:t>Retrieve and explain</w:t>
+      </w:r>
+    </w:p>
+    <w:p>
+      <w:pPr>
+        <w:pStyle w:val="ListBullet"/>
+      </w:pPr>
+      <w:r>
+        <w:t>Close your notes. Explain this goal in your own words: Write a testable capstone hypothesis and a credible baseline</w:t>
+      </w:r>
+    </w:p>
+    <w:p>
+      <w:pPr>
+        <w:pStyle w:val="Heading3"/>
+      </w:pPr>
+      <w:r>
+        <w:t>My deciding step, evidence and one remaining question</w:t>
+      </w:r>
+    </w:p>
+    <w:p>
+      <w:r>
+        <w:t>________________________________________________________________</w:t>
+      </w:r>
+    </w:p>
+    <w:p>
+      <w:r>
+        <w:t>________________________________________________________________</w:t>
+      </w:r>
+    </w:p>
+    <w:p>
+      <w:r>
+        <w:t>________________________________________________________________</w:t>
+      </w:r>
+    </w:p>
+    <w:p>
+      <w:r>
+        <w:t>________________________________________________________________</w:t>
+      </w:r>
+    </w:p>
+    <w:p>
+      <w:r>
+        <w:t>________________________________________________________________</w:t>
+      </w:r>
+    </w:p>
+    <w:p>
+      <w:pPr>
+        <w:pStyle w:val="Heading2"/>
+      </w:pPr>
+      <w:r>
+        <w:t>Plan a changed-case return</w:t>
       </w:r>
     </w:p>
     <w:p>
@@ -3156,62 +3662,42 @@
         <w:rPr>
           <w:b w:val="0"/>
         </w:rPr>
-        <w:t>Before running, exchange a plan with a partner. The partner should be able to identify what is changed, what stays fixed, what metric is computed, which rows select the procedure and when the final test may be opened.</w:t>
-      </w:r>
-    </w:p>
-    <w:p>
-      <w:pPr>
-        <w:spacing w:line="336" w:lineRule="auto" w:after="180"/>
-      </w:pPr>
+        <w:t xml:space="preserve">If you are unsure, return to the worked picture and explain one arrow. If you are ready, change an </w:t>
+      </w:r>
+      <w:r>
+        <w:rPr>
+          <w:b/>
+        </w:rPr>
+        <w:t>input</w:t>
+      </w:r>
       <w:r>
         <w:rPr>
           <w:b w:val="0"/>
         </w:rPr>
-        <w:t>A file name alone does not protect a split; record who can inspect it and how related examples were separated.</w:t>
-      </w:r>
-    </w:p>
-    <w:p>
-      <w:pPr>
-        <w:pStyle w:val="Heading3"/>
-      </w:pPr>
-      <w:r>
-        <w:t>Exit: someone opens the final targets to choose between learning rates, then calls the winning score independent final evidence. Explain the change of role and the next honest step.</w:t>
-      </w:r>
-    </w:p>
-    <w:p>
-      <w:r>
-        <w:t>________________________________________________________________</w:t>
-      </w:r>
-    </w:p>
-    <w:p>
-      <w:r>
-        <w:t>________________________________________________________________</w:t>
-      </w:r>
-    </w:p>
-    <w:p>
-      <w:r>
-        <w:t>________________________________________________________________</w:t>
-      </w:r>
-    </w:p>
-    <w:p>
-      <w:r>
-        <w:t>________________________________________________________________</w:t>
-      </w:r>
-    </w:p>
-    <w:p>
-      <w:r>
-        <w:t>________________________________________________________________</w:t>
-      </w:r>
-    </w:p>
-    <w:p>
-      <w:pPr>
-        <w:spacing w:line="336" w:lineRule="auto" w:after="180"/>
-      </w:pPr>
+        <w:t xml:space="preserve"> or assumption and justify your </w:t>
+      </w:r>
+      <w:r>
+        <w:rPr>
+          <w:b/>
+        </w:rPr>
+        <w:t>prediction</w:t>
+      </w:r>
       <w:r>
         <w:rPr>
           <w:b w:val="0"/>
         </w:rPr>
-        <w:t xml:space="preserve">A partner inspects final labels and changes the learning rate. Explain how to document this and obtain independent </w:t>
+        <w:t>.</w:t>
+      </w:r>
+    </w:p>
+    <w:p>
+      <w:pPr>
+        <w:spacing w:line="336" w:lineRule="auto" w:after="180"/>
+      </w:pPr>
+      <w:r>
+        <w:rPr>
+          <w:b w:val="0"/>
+        </w:rPr>
+        <w:t xml:space="preserve">Save your workbook </w:t>
       </w:r>
       <w:r>
         <w:rPr>
@@ -3223,14 +3709,346 @@
         <w:rPr>
           <w:b w:val="0"/>
         </w:rPr>
-        <w:t>.</w:t>
-      </w:r>
-    </w:p>
+        <w:t>. At the next review, try a different case before opening your old answer.</w:t>
+      </w:r>
+    </w:p>
+    <w:p>
+      <w:pPr>
+        <w:pStyle w:val="Heading1"/>
+      </w:pPr>
+      <w:r>
+        <w:t>Reference bank and extra practice</w:t>
+      </w:r>
+    </w:p>
+    <w:p>
+      <w:pPr>
+        <w:pStyle w:val="Heading1"/>
+      </w:pPr>
+      <w:r>
+        <w:t>05. Reference · Use the mathematical words precisely</w:t>
+      </w:r>
+    </w:p>
+    <w:p>
+      <w:r>
+        <w:t>Connect each term to a value or step in the current example.</w:t>
+      </w:r>
+    </w:p>
+    <w:p>
+      <w:pPr>
+        <w:pStyle w:val="Heading2"/>
+      </w:pPr>
+      <w:r>
+        <w:t>Vocabulary and your explanation</w:t>
+      </w:r>
+    </w:p>
+    <w:tbl>
+      <w:tblPr>
+        <w:tblStyle w:val="LightShading-Accent1"/>
+        <w:tblW w:type="auto" w:w="0"/>
+        <w:tblLook w:firstColumn="1" w:firstRow="1" w:lastColumn="0" w:lastRow="0" w:noHBand="0" w:noVBand="1" w:val="04A0"/>
+      </w:tblPr>
+      <w:tblGrid>
+        <w:gridCol w:w="5112"/>
+        <w:gridCol w:w="5112"/>
+      </w:tblGrid>
+      <w:tr>
+        <w:trPr>
+          <w:tblHeader/>
+        </w:trPr>
+        <w:tc>
+          <w:tcPr>
+            <w:tcW w:type="dxa" w:w="5112"/>
+          </w:tcPr>
+          <w:p>
+            <w:r>
+              <w:t>Word</w:t>
+            </w:r>
+          </w:p>
+        </w:tc>
+        <w:tc>
+          <w:tcPr>
+            <w:tcW w:type="dxa" w:w="5112"/>
+          </w:tcPr>
+          <w:p>
+            <w:r>
+              <w:t>Meaning</w:t>
+            </w:r>
+          </w:p>
+        </w:tc>
+      </w:tr>
+      <w:tr>
+        <w:tc>
+          <w:tcPr>
+            <w:tcW w:type="dxa" w:w="5112"/>
+          </w:tcPr>
+          <w:p>
+            <w:r>
+              <w:t>Hypothesis</w:t>
+            </w:r>
+          </w:p>
+        </w:tc>
+        <w:tc>
+          <w:tcPr>
+            <w:tcW w:type="dxa" w:w="5112"/>
+          </w:tcPr>
+          <w:p>
+            <w:r>
+              <w:t>A testable expectation with a stated comparison and outcome</w:t>
+            </w:r>
+          </w:p>
+        </w:tc>
+      </w:tr>
+      <w:tr>
+        <w:tc>
+          <w:tcPr>
+            <w:tcW w:type="dxa" w:w="5112"/>
+          </w:tcPr>
+          <w:p>
+            <w:r>
+              <w:t>Baseline</w:t>
+            </w:r>
+          </w:p>
+        </w:tc>
+        <w:tc>
+          <w:tcPr>
+            <w:tcW w:type="dxa" w:w="5112"/>
+          </w:tcPr>
+          <w:p>
+            <w:r>
+              <w:t>A specified reference procedure evaluated on the same cases</w:t>
+            </w:r>
+          </w:p>
+        </w:tc>
+      </w:tr>
+      <w:tr>
+        <w:tc>
+          <w:tcPr>
+            <w:tcW w:type="dxa" w:w="5112"/>
+          </w:tcPr>
+          <w:p>
+            <w:r>
+              <w:t>Success criterion</w:t>
+            </w:r>
+          </w:p>
+        </w:tc>
+        <w:tc>
+          <w:tcPr>
+            <w:tcW w:type="dxa" w:w="5112"/>
+          </w:tcPr>
+          <w:p>
+            <w:r>
+              <w:t>A rule written before evaluation for judging the measured result</w:t>
+            </w:r>
+          </w:p>
+        </w:tc>
+      </w:tr>
+      <w:tr>
+        <w:tc>
+          <w:tcPr>
+            <w:tcW w:type="dxa" w:w="5112"/>
+          </w:tcPr>
+          <w:p>
+            <w:r>
+              <w:t>Reserved test</w:t>
+            </w:r>
+          </w:p>
+        </w:tc>
+        <w:tc>
+          <w:tcPr>
+            <w:tcW w:type="dxa" w:w="5112"/>
+          </w:tcPr>
+          <w:p>
+            <w:r>
+              <w:t>Cases kept out of fitting, tuning and selection</w:t>
+            </w:r>
+          </w:p>
+        </w:tc>
+      </w:tr>
+    </w:tbl>
     <w:p>
       <w:pPr>
         <w:pStyle w:val="Heading3"/>
       </w:pPr>
       <w:r>
+        <w:t>Use two terms to explain a step in this week’s example.</w:t>
+      </w:r>
+    </w:p>
+    <w:p>
+      <w:r>
+        <w:t>________________________________________________________________</w:t>
+      </w:r>
+    </w:p>
+    <w:p>
+      <w:r>
+        <w:t>________________________________________________________________</w:t>
+      </w:r>
+    </w:p>
+    <w:p>
+      <w:r>
+        <w:t>________________________________________________________________</w:t>
+      </w:r>
+    </w:p>
+    <w:p>
+      <w:pPr>
+        <w:pStyle w:val="Heading1"/>
+      </w:pPr>
+      <w:r>
+        <w:t>10. Extra challenge · Explain a stronger case</w:t>
+      </w:r>
+    </w:p>
+    <w:p>
+      <w:r>
+        <w:t>Choose the next challenge after the main route.</w:t>
+      </w:r>
+    </w:p>
+    <w:p>
+      <w:pPr>
+        <w:pStyle w:val="Heading2"/>
+      </w:pPr>
+      <w:r>
+        <w:t>Explain,repair and extend</w:t>
+      </w:r>
+    </w:p>
+    <w:p>
+      <w:pPr>
+        <w:pStyle w:val="Heading3"/>
+      </w:pPr>
+      <w:r>
+        <w:t>Explain → apply → challenge</w:t>
+      </w:r>
+    </w:p>
+    <w:p>
+      <w:pPr>
+        <w:pStyle w:val="ListBullet"/>
+      </w:pPr>
+      <w:r>
+        <w:t>State the prediction rule, baseline, candidate learning rate and update count, comparison data and metric. Write a testable hypothesis.</w:t>
+      </w:r>
+    </w:p>
+    <w:p>
+      <w:pPr>
+        <w:pStyle w:val="ListBullet"/>
+      </w:pPr>
+      <w:r>
+        <w:t>A proposal says “try models until the test score looks good”. Identify the missing fixed choices and explain why that test is not independent.</w:t>
+      </w:r>
+    </w:p>
+    <w:p>
+      <w:pPr>
+        <w:pStyle w:val="ListBullet"/>
+      </w:pPr>
+      <w:r>
+        <w:t>A partner inspects final labels and changes the learning rate. Explain how to document this and obtain independent evidence.</w:t>
+      </w:r>
+    </w:p>
+    <w:p>
+      <w:pPr>
+        <w:pStyle w:val="Heading3"/>
+      </w:pPr>
+      <w:r>
+        <w:t>Explain which evidence supports your conclusion and which claim remains unproved.</w:t>
+      </w:r>
+    </w:p>
+    <w:p>
+      <w:r>
+        <w:t>________________________________________________________________</w:t>
+      </w:r>
+    </w:p>
+    <w:p>
+      <w:r>
+        <w:t>________________________________________________________________</w:t>
+      </w:r>
+    </w:p>
+    <w:p>
+      <w:r>
+        <w:t>________________________________________________________________</w:t>
+      </w:r>
+    </w:p>
+    <w:p>
+      <w:r>
+        <w:t>________________________________________________________________</w:t>
+      </w:r>
+    </w:p>
+    <w:p>
+      <w:r>
+        <w:t>________________________________________________________________</w:t>
+      </w:r>
+    </w:p>
+    <w:p>
+      <w:pPr>
+        <w:pStyle w:val="Heading1"/>
+      </w:pPr>
+      <w:r>
+        <w:t>12. Reference · Check the representation and its limits</w:t>
+      </w:r>
+    </w:p>
+    <w:p>
+      <w:r>
+        <w:t>Use after practice;reserve the new independent target y = 3x planning case for the first individual attempt.</w:t>
+      </w:r>
+    </w:p>
+    <w:p>
+      <w:pPr>
+        <w:pStyle w:val="Heading2"/>
+      </w:pPr>
+      <w:r>
+        <w:t>Current explanation and response</w:t>
+      </w:r>
+    </w:p>
+    <w:p>
+      <w:pPr>
+        <w:pStyle w:val="ListBullet"/>
+      </w:pPr>
+      <w:r>
+        <w:t>Before running, exchange a plan with a partner. The partner should be able to identify what is changed, what stays fixed, what metric is computed, which rows select the procedure and when the final test may be opened. A file name alone does not protect a split; record who can inspect it and how related examples were separated.</w:t>
+      </w:r>
+    </w:p>
+    <w:p>
+      <w:pPr>
+        <w:pStyle w:val="Heading3"/>
+      </w:pPr>
+      <w:r>
+        <w:t>Exit: someone opens the final targets to choose between learning rates, then calls the winning score independent final evidence. Explain the change of role and the next honest step.</w:t>
+      </w:r>
+    </w:p>
+    <w:p>
+      <w:r>
+        <w:t>________________________________________________________________</w:t>
+      </w:r>
+    </w:p>
+    <w:p>
+      <w:r>
+        <w:t>________________________________________________________________</w:t>
+      </w:r>
+    </w:p>
+    <w:p>
+      <w:r>
+        <w:t>________________________________________________________________</w:t>
+      </w:r>
+    </w:p>
+    <w:p>
+      <w:r>
+        <w:t>________________________________________________________________</w:t>
+      </w:r>
+    </w:p>
+    <w:p>
+      <w:r>
+        <w:t>________________________________________________________________</w:t>
+      </w:r>
+    </w:p>
+    <w:p>
+      <w:pPr>
+        <w:pStyle w:val="ListBullet"/>
+      </w:pPr>
+      <w:r>
+        <w:t>A partner inspects final labels and changes the learning rate. Explain how to document this and obtain independent evidence.</w:t>
+      </w:r>
+    </w:p>
+    <w:p>
+      <w:pPr>
+        <w:pStyle w:val="Heading3"/>
+      </w:pPr>
+      <w:r>
         <w:t>My limited claim and a useful next check</w:t>
       </w:r>
     </w:p>
@@ -3259,12 +4077,20 @@
         <w:pStyle w:val="Heading1"/>
       </w:pPr>
       <w:r>
-        <w:t>13. Study a complete case</w:t>
-      </w:r>
-    </w:p>
-    <w:p>
-      <w:r>
-        <w:t>Revisit the complete Capstone hypothesis and baseline case for supported practice. Repeated examples do not become fresh assessments.</w:t>
+        <w:t>13. Extra practice · Revisit the complete trace</w:t>
+      </w:r>
+    </w:p>
+    <w:p>
+      <w:r>
+        <w:t>Predict before reading the supplied steps.</w:t>
+      </w:r>
+    </w:p>
+    <w:p>
+      <w:pPr>
+        <w:pStyle w:val="Heading2"/>
+      </w:pPr>
+      <w:r>
+        <w:t>Complete trace and evidence</w:t>
       </w:r>
     </w:p>
     <w:p>
@@ -3497,300 +4323,20 @@
         <w:pStyle w:val="Heading1"/>
       </w:pPr>
       <w:r>
-        <w:t>14. Try a new case independently</w:t>
-      </w:r>
-    </w:p>
-    <w:p>
-      <w:r>
-        <w:t>Attempt the reserved new case before feedback. Record support; the earlier examples below remain additional practice.</w:t>
-      </w:r>
-    </w:p>
-    <w:p>
-      <w:pPr>
-        <w:pStyle w:val="Heading3"/>
-      </w:pPr>
-      <w:r>
-        <w:t>Independent case: Plan a new case independently</w:t>
-      </w:r>
-    </w:p>
-    <w:p>
-      <w:pPr>
-        <w:spacing w:line="336" w:lineRule="auto" w:after="180"/>
-      </w:pPr>
-      <w:r>
-        <w:rPr>
-          <w:b w:val="0"/>
-        </w:rPr>
-        <w:t xml:space="preserve">A new task predicts max(0, a*x), with </w:t>
-      </w:r>
-      <w:r>
-        <w:rPr>
-          <w:b/>
-        </w:rPr>
-        <w:t>baseline</w:t>
-      </w:r>
-      <w:r>
-        <w:rPr>
-          <w:b w:val="0"/>
-        </w:rPr>
-        <w:t xml:space="preserve"> a = 1. </w:t>
-      </w:r>
-      <w:r>
-        <w:rPr>
-          <w:b/>
-        </w:rPr>
-        <w:t>Training</w:t>
-      </w:r>
-      <w:r>
-        <w:rPr>
-          <w:b w:val="0"/>
-        </w:rPr>
-        <w:t xml:space="preserve"> rows are (1,3) and (2,6); validation rows are (3,9) and (4,12); final rows are sealed.</w:t>
-      </w:r>
-    </w:p>
-    <w:p>
-      <w:pPr>
-        <w:spacing w:line="336" w:lineRule="auto" w:after="180"/>
-      </w:pPr>
-      <w:r>
-        <w:rPr>
-          <w:b w:val="0"/>
-        </w:rPr>
-        <w:t xml:space="preserve">Specify a candidate starting at 1 with learning rate 0.1 and two full-batch updates. Calculate </w:t>
-      </w:r>
-      <w:r>
-        <w:rPr>
-          <w:b/>
-        </w:rPr>
-        <w:t>baseline</w:t>
-      </w:r>
-      <w:r>
-        <w:rPr>
-          <w:b w:val="0"/>
-        </w:rPr>
-        <w:t xml:space="preserve"> validation MSE and write a strict improvement criterion. Has the candidate succeeded yet?</w:t>
-      </w:r>
-    </w:p>
-    <w:p>
-      <w:pPr>
-        <w:pStyle w:val="Heading3"/>
-      </w:pPr>
-      <w:r>
-        <w:t>My independent explanation, trace and limits</w:t>
-      </w:r>
-    </w:p>
-    <w:p>
-      <w:r>
-        <w:t>________________________________________________________________</w:t>
-      </w:r>
-    </w:p>
-    <w:p>
-      <w:r>
-        <w:t>________________________________________________________________</w:t>
-      </w:r>
-    </w:p>
-    <w:p>
-      <w:r>
-        <w:t>________________________________________________________________</w:t>
-      </w:r>
-    </w:p>
-    <w:p>
-      <w:r>
-        <w:t>________________________________________________________________</w:t>
-      </w:r>
-    </w:p>
-    <w:p>
-      <w:r>
-        <w:t>________________________________________________________________</w:t>
-      </w:r>
-    </w:p>
-    <w:p>
-      <w:r>
-        <w:t>________________________________________________________________</w:t>
-      </w:r>
-    </w:p>
-    <w:p>
-      <w:r>
-        <w:t>________________________________________________________________</w:t>
-      </w:r>
-    </w:p>
-    <w:p>
-      <w:pPr>
-        <w:spacing w:line="336" w:lineRule="auto" w:after="180"/>
-      </w:pPr>
-      <w:r>
-        <w:rPr>
-          <w:b w:val="0"/>
-        </w:rPr>
-        <w:t>Attempt this case before feedback. Record any help. Earlier examples below are further practice; a case already practised with feedback cannot establish fresh transfer.</w:t>
-      </w:r>
-    </w:p>
-    <w:p>
-      <w:pPr>
-        <w:pStyle w:val="Heading3"/>
-      </w:pPr>
-      <w:r>
-        <w:t>Attempt this without hints</w:t>
-      </w:r>
-    </w:p>
-    <w:p>
-      <w:pPr>
-        <w:spacing w:line="336" w:lineRule="auto" w:after="180"/>
-      </w:pPr>
-      <w:r>
-        <w:rPr>
-          <w:b w:val="0"/>
-        </w:rPr>
-        <w:t xml:space="preserve">A new task predicts max(0, a*x), with </w:t>
-      </w:r>
-      <w:r>
-        <w:rPr>
-          <w:b/>
-        </w:rPr>
-        <w:t>baseline</w:t>
-      </w:r>
-      <w:r>
-        <w:rPr>
-          <w:b w:val="0"/>
-        </w:rPr>
-        <w:t xml:space="preserve"> a = 1. </w:t>
-      </w:r>
-      <w:r>
-        <w:rPr>
-          <w:b/>
-        </w:rPr>
-        <w:t>Training</w:t>
-      </w:r>
-      <w:r>
-        <w:rPr>
-          <w:b w:val="0"/>
-        </w:rPr>
-        <w:t xml:space="preserve"> rows are (1,3) and (2,6); validation rows are (3,9) and (4,12); final rows are sealed.</w:t>
-      </w:r>
-    </w:p>
-    <w:p>
-      <w:pPr>
-        <w:spacing w:line="336" w:lineRule="auto" w:after="180"/>
-      </w:pPr>
-      <w:r>
-        <w:rPr>
-          <w:b w:val="0"/>
-        </w:rPr>
-        <w:t xml:space="preserve">Specify a candidate starting at 1 with learning rate 0.1 and two full-batch updates. Calculate </w:t>
-      </w:r>
-      <w:r>
-        <w:rPr>
-          <w:b/>
-        </w:rPr>
-        <w:t>baseline</w:t>
-      </w:r>
-      <w:r>
-        <w:rPr>
-          <w:b w:val="0"/>
-        </w:rPr>
-        <w:t xml:space="preserve"> validation MSE and write a strict improvement criterion. Has the candidate succeeded yet?</w:t>
-      </w:r>
-    </w:p>
-    <w:p>
-      <w:pPr>
-        <w:pStyle w:val="Heading3"/>
-      </w:pPr>
-      <w:r>
-        <w:t>My independent procedure, result and limitation</w:t>
-      </w:r>
-    </w:p>
-    <w:p>
-      <w:r>
-        <w:t>________________________________________________________________</w:t>
-      </w:r>
-    </w:p>
-    <w:p>
-      <w:r>
-        <w:t>________________________________________________________________</w:t>
-      </w:r>
-    </w:p>
-    <w:p>
-      <w:r>
-        <w:t>________________________________________________________________</w:t>
-      </w:r>
-    </w:p>
-    <w:p>
-      <w:r>
-        <w:t>________________________________________________________________</w:t>
-      </w:r>
-    </w:p>
-    <w:p>
-      <w:r>
-        <w:t>________________________________________________________________</w:t>
-      </w:r>
-    </w:p>
-    <w:p>
-      <w:r>
-        <w:t>________________________________________________________________</w:t>
-      </w:r>
-    </w:p>
-    <w:p>
-      <w:r>
-        <w:t>________________________________________________________________</w:t>
-      </w:r>
-    </w:p>
-    <w:p>
-      <w:r>
-        <w:t>________________________________________________________________</w:t>
-      </w:r>
-    </w:p>
-    <w:p>
-      <w:pPr>
-        <w:spacing w:line="336" w:lineRule="auto" w:after="180"/>
-      </w:pPr>
-      <w:r>
-        <w:rPr>
-          <w:b w:val="0"/>
-        </w:rPr>
-        <w:t>Record support used: none, hint or teacher explanation. After feedback, a different case is needed to demonstrate independence.</w:t>
-      </w:r>
-    </w:p>
-    <w:p>
-      <w:pPr>
-        <w:pStyle w:val="Heading3"/>
-      </w:pPr>
-      <w:r>
-        <w:t>Use feedback to improve</w:t>
-      </w:r>
-    </w:p>
-    <w:p>
-      <w:pPr>
-        <w:spacing w:line="336" w:lineRule="auto" w:after="180"/>
-      </w:pPr>
-      <w:r>
-        <w:rPr>
-          <w:b w:val="0"/>
-        </w:rPr>
-        <w:t>Attempt the independent case before hints. Record whether you worked alone, used a hint or followed a model. After feedback, fix the first unsupported step and explain why it changed.</w:t>
-      </w:r>
-    </w:p>
-    <w:p>
-      <w:pPr>
-        <w:spacing w:line="336" w:lineRule="auto" w:after="180"/>
-      </w:pPr>
-      <w:r>
-        <w:rPr>
-          <w:b w:val="0"/>
-        </w:rPr>
-        <w:t>A later check uses a changed case, not a copied answer.</w:t>
-      </w:r>
-    </w:p>
-    <w:p>
-      <w:pPr>
-        <w:pStyle w:val="Heading1"/>
-      </w:pPr>
-      <w:r>
-        <w:t>15. Your lesson route</w:t>
-      </w:r>
-    </w:p>
-    <w:p>
-      <w:r>
-        <w:t>Use this map to navigate Capstone hypothesis and baseline, connect the goals to tasks and keep one evidence record for each attempt.</w:t>
+        <w:t>15. Reference · The earlier route checklist</w:t>
+      </w:r>
+    </w:p>
+    <w:p>
+      <w:r>
+        <w:t>Use one main route rather than repeating the lesson.</w:t>
+      </w:r>
+    </w:p>
+    <w:p>
+      <w:pPr>
+        <w:pStyle w:val="Heading2"/>
+      </w:pPr>
+      <w:r>
+        <w:t>Targets,route and first prediction</w:t>
       </w:r>
     </w:p>
     <w:p>
@@ -3981,12 +4527,117 @@
         <w:pStyle w:val="Heading1"/>
       </w:pPr>
       <w:r>
-        <w:t>16. Finish and return</w:t>
-      </w:r>
-    </w:p>
-    <w:p>
-      <w:r>
-        <w:t>Explain Capstone hypothesis and baseline without notes, identify a remaining question and plan a later check with a changed case.</w:t>
+        <w:t>17. Extra practice · Predict,check and repair</w:t>
+      </w:r>
+    </w:p>
+    <w:p>
+      <w:r>
+        <w:t>Keep supported feedback separate from the independent case.</w:t>
+      </w:r>
+    </w:p>
+    <w:p>
+      <w:pPr>
+        <w:pStyle w:val="Heading2"/>
+      </w:pPr>
+      <w:r>
+        <w:t>First supported question and optional hint</w:t>
+      </w:r>
+    </w:p>
+    <w:p>
+      <w:pPr>
+        <w:pStyle w:val="ListBullet"/>
+      </w:pPr>
+      <w:r>
+        <w:t>A testable image-pattern hypothesis. A team proposes that including the centre-pixel feature improves a small fixed network’s classification of toy image patterns.</w:t>
+      </w:r>
+    </w:p>
+    <w:p>
+      <w:pPr>
+        <w:pStyle w:val="Heading3"/>
+      </w:pPr>
+      <w:r>
+        <w:t>Practice 1: explain the deciding evidence</w:t>
+      </w:r>
+    </w:p>
+    <w:p>
+      <w:pPr>
+        <w:pStyle w:val="ListBullet"/>
+      </w:pPr>
+      <w:r>
+        <w:t>Which labelled step matches this detail? Keep the eight patterns out of model selection and tuning.</w:t>
+      </w:r>
+    </w:p>
+    <w:p>
+      <w:pPr>
+        <w:pStyle w:val="ListBullet"/>
+      </w:pPr>
+      <w:r>
+        <w:t>1. Reserve evaluation</w:t>
+      </w:r>
+    </w:p>
+    <w:p>
+      <w:pPr>
+        <w:pStyle w:val="ListBullet"/>
+      </w:pPr>
+      <w:r>
+        <w:t>2. Declare the baseline</w:t>
+      </w:r>
+    </w:p>
+    <w:p>
+      <w:pPr>
+        <w:pStyle w:val="ListBullet"/>
+      </w:pPr>
+      <w:r>
+        <w:t>3. Write the prediction</w:t>
+      </w:r>
+    </w:p>
+    <w:p>
+      <w:pPr>
+        <w:pStyle w:val="Heading3"/>
+      </w:pPr>
+      <w:r>
+        <w:t>My selected conclusion, deciding fact and explanation</w:t>
+      </w:r>
+    </w:p>
+    <w:p>
+      <w:r>
+        <w:t>________________________________________________________________</w:t>
+      </w:r>
+    </w:p>
+    <w:p>
+      <w:r>
+        <w:t>________________________________________________________________</w:t>
+      </w:r>
+    </w:p>
+    <w:p>
+      <w:r>
+        <w:t>________________________________________________________________</w:t>
+      </w:r>
+    </w:p>
+    <w:p>
+      <w:r>
+        <w:t>________________________________________________________________</w:t>
+      </w:r>
+    </w:p>
+    <w:p>
+      <w:r>
+        <w:t>________________________________________________________________</w:t>
+      </w:r>
+    </w:p>
+    <w:p>
+      <w:pPr>
+        <w:pStyle w:val="ListBullet"/>
+      </w:pPr>
+      <w:r>
+        <w:t>Hint if needed: Read the steps in the pictorial case. Match the supplied detail to the stage that performs or records it.</w:t>
+      </w:r>
+    </w:p>
+    <w:p>
+      <w:pPr>
+        <w:pStyle w:val="Heading2"/>
+      </w:pPr>
+      <w:r>
+        <w:t>Check after the first attempt · reference / check after trying</w:t>
       </w:r>
     </w:p>
     <w:p>
@@ -3997,7 +4648,7 @@
         <w:rPr>
           <w:b w:val="0"/>
         </w:rPr>
-        <w:t xml:space="preserve">Close your notes. Explain this goal in your own words: Write a testable capstone </w:t>
+        <w:t xml:space="preserve">After your attempt, compare with the supported explanation: Reserve evaluation Keep the eight patterns out of model selection and tuning. A capstone </w:t>
       </w:r>
       <w:r>
         <w:rPr>
@@ -4009,7 +4660,18 @@
         <w:rPr>
           <w:b w:val="0"/>
         </w:rPr>
-        <w:t xml:space="preserve"> and a credible </w:t>
+        <w:t xml:space="preserve"> links a specific architectural change to a measured outcome.</w:t>
+      </w:r>
+    </w:p>
+    <w:p>
+      <w:pPr>
+        <w:spacing w:line="336" w:lineRule="auto" w:after="180"/>
+      </w:pPr>
+      <w:r>
+        <w:rPr>
+          <w:b w:val="0"/>
+        </w:rPr>
+        <w:t xml:space="preserve">A </w:t>
       </w:r>
       <w:r>
         <w:rPr>
@@ -4017,49 +4679,184 @@
         </w:rPr>
         <w:t>baseline</w:t>
       </w:r>
-    </w:p>
-    <w:p>
-      <w:pPr>
-        <w:pStyle w:val="Heading3"/>
-      </w:pPr>
-      <w:r>
-        <w:t>My deciding step, evidence and one remaining question</w:t>
-      </w:r>
-    </w:p>
-    <w:p>
-      <w:r>
-        <w:t>________________________________________________________________</w:t>
-      </w:r>
-    </w:p>
-    <w:p>
-      <w:r>
-        <w:t>________________________________________________________________</w:t>
-      </w:r>
-    </w:p>
-    <w:p>
-      <w:r>
-        <w:t>________________________________________________________________</w:t>
-      </w:r>
-    </w:p>
-    <w:p>
-      <w:r>
-        <w:t>________________________________________________________________</w:t>
-      </w:r>
-    </w:p>
-    <w:p>
-      <w:r>
-        <w:t>________________________________________________________________</w:t>
-      </w:r>
-    </w:p>
-    <w:p>
-      <w:pPr>
-        <w:spacing w:line="336" w:lineRule="auto" w:after="180"/>
-      </w:pPr>
       <w:r>
         <w:rPr>
           <w:b w:val="0"/>
         </w:rPr>
-        <w:t xml:space="preserve">If you are unsure, return to the worked picture and explain one arrow. If you are ready, change an </w:t>
+        <w:t xml:space="preserve"> anchors the comparison; frozen labels and held-out patterns protect it from answer-key tuning.</w:t>
+      </w:r>
+    </w:p>
+    <w:p>
+      <w:pPr>
+        <w:pStyle w:val="Heading2"/>
+      </w:pPr>
+      <w:r>
+        <w:t>Changed-case question and optional hint</w:t>
+      </w:r>
+    </w:p>
+    <w:p>
+      <w:pPr>
+        <w:pStyle w:val="Heading3"/>
+      </w:pPr>
+      <w:r>
+        <w:t>Practice 2: explain the deciding evidence</w:t>
+      </w:r>
+    </w:p>
+    <w:p>
+      <w:pPr>
+        <w:pStyle w:val="ListBullet"/>
+      </w:pPr>
+      <w:r>
+        <w:t>Changed-case practice: Give only B the eight evaluation labels during training. Which conclusion is supported by the supplied facts?</w:t>
+      </w:r>
+    </w:p>
+    <w:p>
+      <w:pPr>
+        <w:pStyle w:val="ListBullet"/>
+      </w:pPr>
+      <w:r>
+        <w:t>1. We can decide the result without examining the changed input or the procedure.</w:t>
+      </w:r>
+    </w:p>
+    <w:p>
+      <w:pPr>
+        <w:pStyle w:val="ListBullet"/>
+      </w:pPr>
+      <w:r>
+        <w:t>2. This one example guarantees correct results for every future input.</w:t>
+      </w:r>
+    </w:p>
+    <w:p>
+      <w:pPr>
+        <w:pStyle w:val="ListBullet"/>
+      </w:pPr>
+      <w:r>
+        <w:t>3. The proposed comparison becomes contaminated rather than a valid held-out test.</w:t>
+      </w:r>
+    </w:p>
+    <w:p>
+      <w:pPr>
+        <w:pStyle w:val="Heading3"/>
+      </w:pPr>
+      <w:r>
+        <w:t>My selected conclusion, deciding fact and explanation</w:t>
+      </w:r>
+    </w:p>
+    <w:p>
+      <w:r>
+        <w:t>________________________________________________________________</w:t>
+      </w:r>
+    </w:p>
+    <w:p>
+      <w:r>
+        <w:t>________________________________________________________________</w:t>
+      </w:r>
+    </w:p>
+    <w:p>
+      <w:r>
+        <w:t>________________________________________________________________</w:t>
+      </w:r>
+    </w:p>
+    <w:p>
+      <w:r>
+        <w:t>________________________________________________________________</w:t>
+      </w:r>
+    </w:p>
+    <w:p>
+      <w:r>
+        <w:t>________________________________________________________________</w:t>
+      </w:r>
+    </w:p>
+    <w:p>
+      <w:pPr>
+        <w:pStyle w:val="ListBullet"/>
+      </w:pPr>
+      <w:r>
+        <w:t>Hint if needed: Use the changed condition and the deciding step in the pictorial trace. The answer must say what follows from those facts.</w:t>
+      </w:r>
+    </w:p>
+    <w:p>
+      <w:pPr>
+        <w:pStyle w:val="Heading2"/>
+      </w:pPr>
+      <w:r>
+        <w:t>Check after the changed attempt · reference / check after trying</w:t>
+      </w:r>
+    </w:p>
+    <w:p>
+      <w:pPr>
+        <w:spacing w:line="336" w:lineRule="auto" w:after="180"/>
+      </w:pPr>
+      <w:r>
+        <w:rPr>
+          <w:b w:val="0"/>
+        </w:rPr>
+        <w:t>After your attempt, compare with the supported explanation: The proposed comparison becomes contaminated rather than a valid held-out test. One version has gained privileged information from the reserved evaluation set.</w:t>
+      </w:r>
+    </w:p>
+    <w:p>
+      <w:pPr>
+        <w:pStyle w:val="Heading2"/>
+      </w:pPr>
+      <w:r>
+        <w:t>Repair and retain the record</w:t>
+      </w:r>
+    </w:p>
+    <w:p>
+      <w:pPr>
+        <w:spacing w:line="336" w:lineRule="auto" w:after="180"/>
+      </w:pPr>
+      <w:r>
+        <w:rPr>
+          <w:b w:val="0"/>
+        </w:rPr>
+        <w:t xml:space="preserve">Review Documenting a network experiment (ai-5/32). Goal: Record a network experiment with enough detail to replay its calculations. Short practice: What additional </w:t>
+      </w:r>
+      <w:r>
+        <w:rPr>
+          <w:b/>
+        </w:rPr>
+        <w:t>evidence</w:t>
+      </w:r>
+      <w:r>
+        <w:rPr>
+          <w:b w:val="0"/>
+        </w:rPr>
+        <w:t xml:space="preserve"> is needed for a final performance claim?</w:t>
+      </w:r>
+    </w:p>
+    <w:p>
+      <w:pPr>
+        <w:spacing w:line="336" w:lineRule="auto" w:after="180"/>
+      </w:pPr>
+      <w:r>
+        <w:rPr>
+          <w:b w:val="0"/>
+        </w:rPr>
+        <w:t xml:space="preserve">Point to the relevant step in the picture, then write the changed result and the rule or </w:t>
+      </w:r>
+      <w:r>
+        <w:rPr>
+          <w:b/>
+        </w:rPr>
+        <w:t>evidence</w:t>
+      </w:r>
+      <w:r>
+        <w:rPr>
+          <w:b w:val="0"/>
+        </w:rPr>
+        <w:t xml:space="preserve"> that supports it.. Return to this week and explain what you changed.</w:t>
+      </w:r>
+    </w:p>
+    <w:p>
+      <w:pPr>
+        <w:spacing w:line="336" w:lineRule="auto" w:after="180"/>
+      </w:pPr>
+      <w:r>
+        <w:rPr>
+          <w:b w:val="0"/>
+        </w:rPr>
+        <w:t xml:space="preserve">Review Dataset shift in neural models (ai-5/30). Goal: Explain how a changed </w:t>
       </w:r>
       <w:r>
         <w:rPr>
@@ -4071,30 +4868,18 @@
         <w:rPr>
           <w:b w:val="0"/>
         </w:rPr>
-        <w:t xml:space="preserve"> or assumption and justify your </w:t>
-      </w:r>
-      <w:r>
-        <w:rPr>
-          <w:b/>
-        </w:rPr>
-        <w:t>prediction</w:t>
-      </w:r>
+        <w:t xml:space="preserve"> mix can change overall accuracy. Short practice: Did the supplied model’s dim-light accuracy deteriorate?</w:t>
+      </w:r>
+    </w:p>
+    <w:p>
+      <w:pPr>
+        <w:spacing w:line="336" w:lineRule="auto" w:after="180"/>
+      </w:pPr>
       <w:r>
         <w:rPr>
           <w:b w:val="0"/>
         </w:rPr>
-        <w:t>.</w:t>
-      </w:r>
-    </w:p>
-    <w:p>
-      <w:pPr>
-        <w:spacing w:line="336" w:lineRule="auto" w:after="180"/>
-      </w:pPr>
-      <w:r>
-        <w:rPr>
-          <w:b w:val="0"/>
-        </w:rPr>
-        <w:t xml:space="preserve">Save your workbook </w:t>
+        <w:t xml:space="preserve">Point to the relevant step in the picture, then write the changed result and the rule or </w:t>
       </w:r>
       <w:r>
         <w:rPr>
@@ -4106,20 +4891,83 @@
         <w:rPr>
           <w:b w:val="0"/>
         </w:rPr>
-        <w:t>. At the next review, try a different case before opening your old answer.</w:t>
-      </w:r>
-    </w:p>
-    <w:p>
-      <w:pPr>
-        <w:pStyle w:val="Heading1"/>
-      </w:pPr>
-      <w:r>
-        <w:t>17. Supported practice, repair and portfolio</w:t>
-      </w:r>
-    </w:p>
-    <w:p>
-      <w:r>
-        <w:t>Attempt supported questions before using hints or feedback. Review a missing building block, then keep the completed work.</w:t>
+        <w:t xml:space="preserve"> that supports it.. Return to this week and explain what you changed.</w:t>
+      </w:r>
+    </w:p>
+    <w:p>
+      <w:pPr>
+        <w:spacing w:line="336" w:lineRule="auto" w:after="180"/>
+      </w:pPr>
+      <w:r>
+        <w:rPr>
+          <w:b w:val="0"/>
+        </w:rPr>
+        <w:t>Review Similarity and normalisation (ai-5/27). Goal: Calculate vector length and normalise a nonzero vector. Short practice: Why do the original two metrics select different winners?</w:t>
+      </w:r>
+    </w:p>
+    <w:p>
+      <w:pPr>
+        <w:spacing w:line="336" w:lineRule="auto" w:after="180"/>
+      </w:pPr>
+      <w:r>
+        <w:rPr>
+          <w:b w:val="0"/>
+        </w:rPr>
+        <w:t xml:space="preserve">Point to the relevant step in the picture, then write the changed result and the rule or </w:t>
+      </w:r>
+      <w:r>
+        <w:rPr>
+          <w:b/>
+        </w:rPr>
+        <w:t>evidence</w:t>
+      </w:r>
+      <w:r>
+        <w:rPr>
+          <w:b w:val="0"/>
+        </w:rPr>
+        <w:t xml:space="preserve"> that supports it.. Return to this week and explain what you changed.</w:t>
+      </w:r>
+    </w:p>
+    <w:p>
+      <w:pPr>
+        <w:spacing w:line="336" w:lineRule="auto" w:after="180"/>
+      </w:pPr>
+      <w:r>
+        <w:rPr>
+          <w:b w:val="0"/>
+        </w:rPr>
+        <w:t xml:space="preserve">Use Download completed work in the hosted lesson to export your answers, reflections, practice feedback and code-run </w:t>
+      </w:r>
+      <w:r>
+        <w:rPr>
+          <w:b/>
+        </w:rPr>
+        <w:t>evidence</w:t>
+      </w:r>
+      <w:r>
+        <w:rPr>
+          <w:b w:val="0"/>
+        </w:rPr>
+        <w:t>. Open the HTML copy to read or print it.</w:t>
+      </w:r>
+    </w:p>
+    <w:p>
+      <w:pPr>
+        <w:spacing w:line="336" w:lineRule="auto" w:after="180"/>
+      </w:pPr>
+      <w:r>
+        <w:rPr>
+          <w:b w:val="0"/>
+        </w:rPr>
+        <w:t>Drafts stay in this browser when storage is available; clear drafts on a shared device.</w:t>
+      </w:r>
+    </w:p>
+    <w:p>
+      <w:pPr>
+        <w:pStyle w:val="Heading2"/>
+      </w:pPr>
+      <w:r>
+        <w:t>Earlier wording, alternatives and picture transcripts · reference / check after trying</w:t>
       </w:r>
     </w:p>
     <w:p>
@@ -4135,92 +4983,10 @@
     </w:p>
     <w:p>
       <w:pPr>
-        <w:spacing w:line="336" w:lineRule="auto" w:after="180"/>
-      </w:pPr>
-      <w:r>
-        <w:rPr>
-          <w:b w:val="0"/>
-        </w:rPr>
-        <w:t xml:space="preserve">A testable image-pattern </w:t>
-      </w:r>
-      <w:r>
-        <w:rPr>
-          <w:b/>
-        </w:rPr>
-        <w:t>hypothesis</w:t>
-      </w:r>
-      <w:r>
-        <w:rPr>
-          <w:b w:val="0"/>
-        </w:rPr>
-        <w:t>. A team proposes that including the centre-pixel feature improves a small fixed network’s classification of toy image patterns.</w:t>
-      </w:r>
-    </w:p>
-    <w:p>
-      <w:pPr>
         <w:pStyle w:val="Heading3"/>
       </w:pPr>
       <w:r>
-        <w:t>Practice 1: explain the deciding evidence</w:t>
-      </w:r>
-    </w:p>
-    <w:p>
-      <w:pPr>
-        <w:spacing w:line="336" w:lineRule="auto" w:after="180"/>
-      </w:pPr>
-      <w:r>
-        <w:rPr>
-          <w:b w:val="0"/>
-        </w:rPr>
-        <w:t>Which labelled step matches this detail? Keep the eight patterns out of model selection and tuning.</w:t>
-      </w:r>
-    </w:p>
-    <w:p>
-      <w:pPr>
-        <w:spacing w:line="336" w:lineRule="auto" w:after="180"/>
-        <w:shd w:fill="F4F9FC"/>
-      </w:pPr>
-      <w:r>
-        <w:rPr>
-          <w:b w:val="0"/>
-        </w:rPr>
-        <w:t>1. Reserve evaluation</w:t>
-      </w:r>
-    </w:p>
-    <w:p>
-      <w:pPr>
-        <w:spacing w:line="336" w:lineRule="auto" w:after="180"/>
-        <w:shd w:fill="F4F9FC"/>
-      </w:pPr>
-      <w:r>
-        <w:rPr>
-          <w:b w:val="0"/>
-        </w:rPr>
-        <w:t xml:space="preserve">2. Declare the </w:t>
-      </w:r>
-      <w:r>
-        <w:rPr>
-          <w:b/>
-        </w:rPr>
-        <w:t>baseline</w:t>
-      </w:r>
-    </w:p>
-    <w:p>
-      <w:pPr>
-        <w:spacing w:line="336" w:lineRule="auto" w:after="180"/>
-        <w:shd w:fill="F4F9FC"/>
-      </w:pPr>
-      <w:r>
-        <w:rPr>
-          <w:b w:val="0"/>
-        </w:rPr>
-        <w:t xml:space="preserve">3. Write the </w:t>
-      </w:r>
-      <w:r>
-        <w:rPr>
-          <w:b/>
-        </w:rPr>
-        <w:t>prediction</w:t>
+        <w:t>Repair a missing building block</w:t>
       </w:r>
     </w:p>
     <w:p>
@@ -4228,475 +4994,25 @@
         <w:pStyle w:val="Heading3"/>
       </w:pPr>
       <w:r>
-        <w:t>My selected conclusion, deciding fact and explanation</w:t>
-      </w:r>
-    </w:p>
-    <w:p>
-      <w:r>
-        <w:t>________________________________________________________________</w:t>
-      </w:r>
-    </w:p>
-    <w:p>
-      <w:r>
-        <w:t>________________________________________________________________</w:t>
-      </w:r>
-    </w:p>
-    <w:p>
-      <w:r>
-        <w:t>________________________________________________________________</w:t>
-      </w:r>
-    </w:p>
-    <w:p>
-      <w:r>
-        <w:t>________________________________________________________________</w:t>
-      </w:r>
-    </w:p>
-    <w:p>
-      <w:r>
-        <w:t>________________________________________________________________</w:t>
-      </w:r>
-    </w:p>
-    <w:p>
-      <w:pPr>
-        <w:pStyle w:val="Heading3"/>
-      </w:pPr>
-      <w:r>
-        <w:t>Hint · try first</w:t>
-      </w:r>
-    </w:p>
-    <w:p>
-      <w:pPr>
-        <w:spacing w:line="336" w:lineRule="auto" w:after="180"/>
-        <w:shd w:fill="F1F6F8"/>
-      </w:pPr>
-      <w:r>
-        <w:rPr>
-          <w:b w:val="0"/>
-        </w:rPr>
-        <w:t>Hint if needed: Read the steps in the pictorial case. Match the supplied detail to the stage that performs or records it.</w:t>
-      </w:r>
-    </w:p>
-    <w:p>
-      <w:pPr>
-        <w:pStyle w:val="Heading3"/>
-      </w:pPr>
-      <w:r>
-        <w:t>Feedback · compare after trying</w:t>
-      </w:r>
-    </w:p>
-    <w:p>
-      <w:pPr>
-        <w:spacing w:line="336" w:lineRule="auto" w:after="180"/>
-        <w:shd w:fill="F1F6FC"/>
-      </w:pPr>
-      <w:r>
-        <w:rPr>
-          <w:b w:val="0"/>
-        </w:rPr>
-        <w:t xml:space="preserve">After your attempt, compare with the supported explanation: Reserve evaluation Keep the eight patterns out of model selection and tuning. A capstone </w:t>
-      </w:r>
-      <w:r>
-        <w:rPr>
-          <w:b/>
-        </w:rPr>
-        <w:t>hypothesis</w:t>
-      </w:r>
-      <w:r>
-        <w:rPr>
-          <w:b w:val="0"/>
-        </w:rPr>
-        <w:t xml:space="preserve"> links a specific architectural change to a measured outcome.</w:t>
-      </w:r>
-    </w:p>
-    <w:p>
-      <w:pPr>
-        <w:spacing w:line="336" w:lineRule="auto" w:after="180"/>
-        <w:shd w:fill="F1F6FC"/>
-      </w:pPr>
-      <w:r>
-        <w:rPr>
-          <w:b w:val="0"/>
-        </w:rPr>
-        <w:t xml:space="preserve">A </w:t>
-      </w:r>
-      <w:r>
-        <w:rPr>
-          <w:b/>
-        </w:rPr>
-        <w:t>baseline</w:t>
-      </w:r>
-      <w:r>
-        <w:rPr>
-          <w:b w:val="0"/>
-        </w:rPr>
-        <w:t xml:space="preserve"> anchors the comparison; frozen labels and held-out patterns protect it from answer-key tuning.</w:t>
-      </w:r>
-    </w:p>
-    <w:p>
-      <w:pPr>
-        <w:pStyle w:val="Heading3"/>
-      </w:pPr>
-      <w:r>
-        <w:t>Practice 2: explain the deciding evidence</w:t>
-      </w:r>
-    </w:p>
-    <w:p>
-      <w:pPr>
-        <w:pStyle w:val="Heading3"/>
-      </w:pPr>
-      <w:r>
-        <w:t>Changed case · predict first</w:t>
-      </w:r>
-    </w:p>
-    <w:p>
-      <w:pPr>
-        <w:spacing w:line="336" w:lineRule="auto" w:after="180"/>
-        <w:shd w:fill="F5F1FB"/>
-      </w:pPr>
-      <w:r>
-        <w:rPr>
-          <w:b w:val="0"/>
-        </w:rPr>
-        <w:t xml:space="preserve">Changed-case practice: Give only B the eight evaluation labels during </w:t>
-      </w:r>
-      <w:r>
-        <w:rPr>
-          <w:b/>
-        </w:rPr>
-        <w:t>training</w:t>
-      </w:r>
-      <w:r>
-        <w:rPr>
-          <w:b w:val="0"/>
-        </w:rPr>
-        <w:t>. Which conclusion is supported by the supplied facts?</w:t>
-      </w:r>
-    </w:p>
-    <w:p>
-      <w:pPr>
-        <w:spacing w:line="336" w:lineRule="auto" w:after="180"/>
-        <w:shd w:fill="F4F9FC"/>
-      </w:pPr>
-      <w:r>
-        <w:rPr>
-          <w:b w:val="0"/>
-        </w:rPr>
-        <w:t xml:space="preserve">1. We can decide the result without examining the changed </w:t>
-      </w:r>
-      <w:r>
-        <w:rPr>
-          <w:b/>
-        </w:rPr>
-        <w:t>input</w:t>
-      </w:r>
-      <w:r>
-        <w:rPr>
-          <w:b w:val="0"/>
-        </w:rPr>
-        <w:t xml:space="preserve"> or the procedure.</w:t>
-      </w:r>
-    </w:p>
-    <w:p>
-      <w:pPr>
-        <w:spacing w:line="336" w:lineRule="auto" w:after="180"/>
-        <w:shd w:fill="F4F9FC"/>
-      </w:pPr>
-      <w:r>
-        <w:rPr>
-          <w:b w:val="0"/>
-        </w:rPr>
-        <w:t xml:space="preserve">2. This one example guarantees correct results for every future </w:t>
-      </w:r>
-      <w:r>
-        <w:rPr>
-          <w:b/>
-        </w:rPr>
-        <w:t>input</w:t>
-      </w:r>
-      <w:r>
-        <w:rPr>
-          <w:b w:val="0"/>
-        </w:rPr>
-        <w:t>.</w:t>
-      </w:r>
-    </w:p>
-    <w:p>
-      <w:pPr>
-        <w:spacing w:line="336" w:lineRule="auto" w:after="180"/>
-        <w:shd w:fill="F4F9FC"/>
-      </w:pPr>
-      <w:r>
-        <w:rPr>
-          <w:b w:val="0"/>
-        </w:rPr>
-        <w:t>3. The proposed comparison becomes contaminated rather than a valid held-out test.</w:t>
-      </w:r>
-    </w:p>
-    <w:p>
-      <w:pPr>
-        <w:pStyle w:val="Heading3"/>
-      </w:pPr>
-      <w:r>
-        <w:t>My selected conclusion, deciding fact and explanation</w:t>
-      </w:r>
-    </w:p>
-    <w:p>
-      <w:r>
-        <w:t>________________________________________________________________</w:t>
-      </w:r>
-    </w:p>
-    <w:p>
-      <w:r>
-        <w:t>________________________________________________________________</w:t>
-      </w:r>
-    </w:p>
-    <w:p>
-      <w:r>
-        <w:t>________________________________________________________________</w:t>
-      </w:r>
-    </w:p>
-    <w:p>
-      <w:r>
-        <w:t>________________________________________________________________</w:t>
-      </w:r>
-    </w:p>
-    <w:p>
-      <w:r>
-        <w:t>________________________________________________________________</w:t>
-      </w:r>
-    </w:p>
-    <w:p>
-      <w:pPr>
-        <w:pStyle w:val="Heading3"/>
-      </w:pPr>
-      <w:r>
-        <w:t>Hint · try first</w:t>
-      </w:r>
-    </w:p>
-    <w:p>
-      <w:pPr>
-        <w:spacing w:line="336" w:lineRule="auto" w:after="180"/>
-        <w:shd w:fill="F1F6F8"/>
-      </w:pPr>
-      <w:r>
-        <w:rPr>
-          <w:b w:val="0"/>
-        </w:rPr>
-        <w:t>Hint if needed: Use the changed condition and the deciding step in the pictorial trace. The answer must say what follows from those facts.</w:t>
-      </w:r>
-    </w:p>
-    <w:p>
-      <w:pPr>
-        <w:pStyle w:val="Heading3"/>
-      </w:pPr>
-      <w:r>
-        <w:t>Feedback · compare after trying</w:t>
-      </w:r>
-    </w:p>
-    <w:p>
-      <w:pPr>
-        <w:spacing w:line="336" w:lineRule="auto" w:after="180"/>
-        <w:shd w:fill="F1F6FC"/>
-      </w:pPr>
-      <w:r>
-        <w:rPr>
-          <w:b w:val="0"/>
-        </w:rPr>
-        <w:t>After your attempt, compare with the supported explanation: The proposed comparison becomes contaminated rather than a valid held-out test. One version has gained privileged information from the reserved evaluation set.</w:t>
-      </w:r>
-    </w:p>
-    <w:p>
-      <w:pPr>
-        <w:pStyle w:val="Heading3"/>
-      </w:pPr>
-      <w:r>
-        <w:t>Repair a missing building block</w:t>
-      </w:r>
-    </w:p>
-    <w:p>
-      <w:pPr>
-        <w:spacing w:line="336" w:lineRule="auto" w:after="180"/>
-      </w:pPr>
-      <w:r>
-        <w:rPr>
-          <w:b w:val="0"/>
-        </w:rPr>
-        <w:t xml:space="preserve">Review Documenting a network experiment (ai-5/32). Goal: Record a network experiment with enough detail to replay its calculations. Short practice: What additional </w:t>
-      </w:r>
-      <w:r>
-        <w:rPr>
-          <w:b/>
-        </w:rPr>
-        <w:t>evidence</w:t>
-      </w:r>
-      <w:r>
-        <w:rPr>
-          <w:b w:val="0"/>
-        </w:rPr>
-        <w:t xml:space="preserve"> is needed for a final performance claim?</w:t>
-      </w:r>
-    </w:p>
-    <w:p>
-      <w:pPr>
-        <w:spacing w:line="336" w:lineRule="auto" w:after="180"/>
-      </w:pPr>
-      <w:r>
-        <w:rPr>
-          <w:b w:val="0"/>
-        </w:rPr>
-        <w:t xml:space="preserve">Point to the relevant step in the picture, then write the changed result and the rule or </w:t>
-      </w:r>
-      <w:r>
-        <w:rPr>
-          <w:b/>
-        </w:rPr>
-        <w:t>evidence</w:t>
-      </w:r>
-      <w:r>
-        <w:rPr>
-          <w:b w:val="0"/>
-        </w:rPr>
-        <w:t xml:space="preserve"> that supports it.. Return to this week and explain what you changed.</w:t>
-      </w:r>
-    </w:p>
-    <w:p>
-      <w:pPr>
-        <w:spacing w:line="336" w:lineRule="auto" w:after="180"/>
-      </w:pPr>
-      <w:r>
-        <w:rPr>
-          <w:b w:val="0"/>
-        </w:rPr>
-        <w:t xml:space="preserve">Review Dataset shift in neural models (ai-5/30). Goal: Explain how a changed </w:t>
-      </w:r>
-      <w:r>
-        <w:rPr>
-          <w:b/>
-        </w:rPr>
-        <w:t>input</w:t>
-      </w:r>
-      <w:r>
-        <w:rPr>
-          <w:b w:val="0"/>
-        </w:rPr>
-        <w:t xml:space="preserve"> mix can change overall accuracy. Short practice: Did the supplied model’s dim-light accuracy deteriorate?</w:t>
-      </w:r>
-    </w:p>
-    <w:p>
-      <w:pPr>
-        <w:spacing w:line="336" w:lineRule="auto" w:after="180"/>
-      </w:pPr>
-      <w:r>
-        <w:rPr>
-          <w:b w:val="0"/>
-        </w:rPr>
-        <w:t xml:space="preserve">Point to the relevant step in the picture, then write the changed result and the rule or </w:t>
-      </w:r>
-      <w:r>
-        <w:rPr>
-          <w:b/>
-        </w:rPr>
-        <w:t>evidence</w:t>
-      </w:r>
-      <w:r>
-        <w:rPr>
-          <w:b w:val="0"/>
-        </w:rPr>
-        <w:t xml:space="preserve"> that supports it.. Return to this week and explain what you changed.</w:t>
-      </w:r>
-    </w:p>
-    <w:p>
-      <w:pPr>
-        <w:spacing w:line="336" w:lineRule="auto" w:after="180"/>
-      </w:pPr>
-      <w:r>
-        <w:rPr>
-          <w:b w:val="0"/>
-        </w:rPr>
-        <w:t>Review Similarity and normalisation (ai-5/27). Goal: Calculate vector length and normalise a nonzero vector. Short practice: Why do the original two metrics select different winners?</w:t>
-      </w:r>
-    </w:p>
-    <w:p>
-      <w:pPr>
-        <w:spacing w:line="336" w:lineRule="auto" w:after="180"/>
-      </w:pPr>
-      <w:r>
-        <w:rPr>
-          <w:b w:val="0"/>
-        </w:rPr>
-        <w:t xml:space="preserve">Point to the relevant step in the picture, then write the changed result and the rule or </w:t>
-      </w:r>
-      <w:r>
-        <w:rPr>
-          <w:b/>
-        </w:rPr>
-        <w:t>evidence</w:t>
-      </w:r>
-      <w:r>
-        <w:rPr>
-          <w:b w:val="0"/>
-        </w:rPr>
-        <w:t xml:space="preserve"> that supports it.. Return to this week and explain what you changed.</w:t>
-      </w:r>
-    </w:p>
-    <w:p>
-      <w:pPr>
-        <w:pStyle w:val="Heading3"/>
-      </w:pPr>
-      <w:r>
         <w:t>Keep your completed work</w:t>
       </w:r>
     </w:p>
     <w:p>
       <w:pPr>
-        <w:spacing w:line="336" w:lineRule="auto" w:after="180"/>
-      </w:pPr>
-      <w:r>
-        <w:rPr>
-          <w:b w:val="0"/>
-        </w:rPr>
-        <w:t xml:space="preserve">Use Download completed work in the hosted lesson to export your answers, reflections, practice feedback and code-run </w:t>
-      </w:r>
-      <w:r>
-        <w:rPr>
-          <w:b/>
-        </w:rPr>
-        <w:t>evidence</w:t>
-      </w:r>
-      <w:r>
-        <w:rPr>
-          <w:b w:val="0"/>
-        </w:rPr>
-        <w:t>. Open the HTML copy to read or print it.</w:t>
-      </w:r>
-    </w:p>
-    <w:p>
-      <w:pPr>
-        <w:spacing w:line="336" w:lineRule="auto" w:after="180"/>
-      </w:pPr>
-      <w:r>
-        <w:rPr>
-          <w:b w:val="0"/>
-        </w:rPr>
-        <w:t>Drafts stay in this browser when storage is available; clear drafts on a shared device.</w:t>
-      </w:r>
-    </w:p>
-    <w:p>
-      <w:pPr>
         <w:pStyle w:val="Heading1"/>
       </w:pPr>
       <w:r>
-        <w:t>18. Visual concept journey</w:t>
-      </w:r>
-    </w:p>
-    <w:p>
-      <w:r>
-        <w:t>Explain each Capstone hypothesis and baseline graphic using its labels, deciding evidence and relevant limitation.</w:t>
-      </w:r>
-    </w:p>
-    <w:p>
-      <w:pPr>
-        <w:pStyle w:val="Heading3"/>
+        <w:t>18. Reference · Six-picture concept journey</w:t>
+      </w:r>
+    </w:p>
+    <w:p>
+      <w:r>
+        <w:t>Choose the picture that supports the current explanation.</w:t>
+      </w:r>
+    </w:p>
+    <w:p>
+      <w:pPr>
+        <w:pStyle w:val="Heading2"/>
       </w:pPr>
       <w:r>
         <w:t>01. Capstone hypothesis and baseline: the case</w:t>
@@ -4707,7 +5023,7 @@
         <w:drawing>
           <wp:inline xmlns:a="http://schemas.openxmlformats.org/drawingml/2006/main" xmlns:pic="http://schemas.openxmlformats.org/drawingml/2006/picture">
             <wp:extent cx="5486400" cy="2834640"/>
-            <wp:docPr id="2" name="Picture 2" descr="A testable image-pattern hypothesis. A team proposes that including the centre-pixel feature improves a small fixed network’s classification of toy image patterns. Supplied facts: Two frozen versions are planned: A uses corner features only; B also uses the centre feature. Eight reserved toy patterns have labels defined before scoring."/>
+            <wp:docPr id="4" name="Picture 4" descr="A testable image-pattern hypothesis. A team proposes that including the centre-pixel feature improves a small fixed network’s classification of toy image patterns. Supplied facts: Two frozen versions are planned: A uses corner features only; B also uses the centre feature. Eight reserved toy patterns have labels defined before scoring."/>
             <wp:cNvGraphicFramePr>
               <a:graphicFrameLocks noChangeAspect="1"/>
             </wp:cNvGraphicFramePr>
@@ -4716,199 +5032,6 @@
                 <pic:pic>
                   <pic:nvPicPr>
                     <pic:cNvPr id="0" name="academy-story-ai-5-33-01.png"/>
-                    <pic:cNvPicPr/>
-                  </pic:nvPicPr>
-                  <pic:blipFill>
-                    <a:blip r:embed="rId10"/>
-                    <a:stretch>
-                      <a:fillRect/>
-                    </a:stretch>
-                  </pic:blipFill>
-                  <pic:spPr>
-                    <a:xfrm>
-                      <a:off x="0" y="0"/>
-                      <a:ext cx="5486400" cy="2834640"/>
-                    </a:xfrm>
-                    <a:prstGeom prst="rect"/>
-                  </pic:spPr>
-                </pic:pic>
-              </a:graphicData>
-            </a:graphic>
-          </wp:inline>
-        </w:drawing>
-      </w:r>
-    </w:p>
-    <w:p>
-      <w:pPr>
-        <w:spacing w:line="336" w:lineRule="auto" w:after="180"/>
-      </w:pPr>
-      <w:r>
-        <w:rPr>
-          <w:b w:val="0"/>
-        </w:rPr>
-        <w:t xml:space="preserve">A testable image-pattern </w:t>
-      </w:r>
-      <w:r>
-        <w:rPr>
-          <w:b/>
-        </w:rPr>
-        <w:t>hypothesis</w:t>
-      </w:r>
-      <w:r>
-        <w:rPr>
-          <w:b w:val="0"/>
-        </w:rPr>
-        <w:t>. A team proposes that including the centre-pixel feature improves a small fixed network’s classification of toy image patterns.</w:t>
-      </w:r>
-    </w:p>
-    <w:p>
-      <w:pPr>
-        <w:spacing w:line="336" w:lineRule="auto" w:after="180"/>
-      </w:pPr>
-      <w:r>
-        <w:rPr>
-          <w:b w:val="0"/>
-        </w:rPr>
-        <w:t>Supplied facts: Two frozen versions are planned: A uses corner features only; B also uses the centre feature. Eight reserved toy patterns have labels defined before scoring.</w:t>
-      </w:r>
-    </w:p>
-    <w:p>
-      <w:pPr>
-        <w:spacing w:line="336" w:lineRule="auto" w:after="180"/>
-        <w:shd w:fill="F5F1FB"/>
-      </w:pPr>
-      <w:r>
-        <w:rPr>
-          <w:b w:val="0"/>
-        </w:rPr>
-        <w:t>Point to the given fact that matters most. Explain why it matters.</w:t>
-      </w:r>
-    </w:p>
-    <w:p>
-      <w:pPr>
-        <w:pStyle w:val="Heading3"/>
-      </w:pPr>
-      <w:r>
-        <w:t>02. Follow the deciding steps</w:t>
-      </w:r>
-    </w:p>
-    <w:p>
-      <w:r>
-        <w:drawing>
-          <wp:inline xmlns:a="http://schemas.openxmlformats.org/drawingml/2006/main" xmlns:pic="http://schemas.openxmlformats.org/drawingml/2006/picture">
-            <wp:extent cx="5486400" cy="3182112"/>
-            <wp:docPr id="3" name="Picture 3" descr="Write the prediction: B should have more correct labels than A on the same eight patterns. → Declare the baseline: A is a documented corner-only network, not a deliberately broken version. → Reserve evaluation: Keep the eight patterns out of model selection and tuning."/>
-            <wp:cNvGraphicFramePr>
-              <a:graphicFrameLocks noChangeAspect="1"/>
-            </wp:cNvGraphicFramePr>
-            <a:graphic>
-              <a:graphicData uri="http://schemas.openxmlformats.org/drawingml/2006/picture">
-                <pic:pic>
-                  <pic:nvPicPr>
-                    <pic:cNvPr id="0" name="academy-story-ai-5-33-02.png"/>
-                    <pic:cNvPicPr/>
-                  </pic:nvPicPr>
-                  <pic:blipFill>
-                    <a:blip r:embed="rId11"/>
-                    <a:stretch>
-                      <a:fillRect/>
-                    </a:stretch>
-                  </pic:blipFill>
-                  <pic:spPr>
-                    <a:xfrm>
-                      <a:off x="0" y="0"/>
-                      <a:ext cx="5486400" cy="3182112"/>
-                    </a:xfrm>
-                    <a:prstGeom prst="rect"/>
-                  </pic:spPr>
-                </pic:pic>
-              </a:graphicData>
-            </a:graphic>
-          </wp:inline>
-        </w:drawing>
-      </w:r>
-    </w:p>
-    <w:p>
-      <w:pPr>
-        <w:spacing w:line="336" w:lineRule="auto" w:after="180"/>
-      </w:pPr>
-      <w:r>
-        <w:rPr>
-          <w:b w:val="0"/>
-        </w:rPr>
-        <w:t xml:space="preserve">Write the </w:t>
-      </w:r>
-      <w:r>
-        <w:rPr>
-          <w:b/>
-        </w:rPr>
-        <w:t>prediction</w:t>
-      </w:r>
-      <w:r>
-        <w:rPr>
-          <w:b w:val="0"/>
-        </w:rPr>
-        <w:t xml:space="preserve">: B should have more correct labels than A on the same eight patterns. → Declare the </w:t>
-      </w:r>
-      <w:r>
-        <w:rPr>
-          <w:b/>
-        </w:rPr>
-        <w:t>baseline</w:t>
-      </w:r>
-      <w:r>
-        <w:rPr>
-          <w:b w:val="0"/>
-        </w:rPr>
-        <w:t>: A is a documented corner-only network, not a deliberately broken version. → Reserve evaluation: Keep the eight patterns out of model selection and tuning.</w:t>
-      </w:r>
-    </w:p>
-    <w:p>
-      <w:pPr>
-        <w:spacing w:line="336" w:lineRule="auto" w:after="180"/>
-        <w:shd w:fill="F5F1FB"/>
-      </w:pPr>
-      <w:r>
-        <w:rPr>
-          <w:b w:val="0"/>
-        </w:rPr>
-        <w:t xml:space="preserve">Point to each numbered stage and explain which recorded </w:t>
-      </w:r>
-      <w:r>
-        <w:rPr>
-          <w:b/>
-        </w:rPr>
-        <w:t>input</w:t>
-      </w:r>
-      <w:r>
-        <w:rPr>
-          <w:b w:val="0"/>
-        </w:rPr>
-        <w:t xml:space="preserve"> it uses.</w:t>
-      </w:r>
-    </w:p>
-    <w:p>
-      <w:pPr>
-        <w:pStyle w:val="Heading3"/>
-      </w:pPr>
-      <w:r>
-        <w:t>03. Keep the evidence roles separate</w:t>
-      </w:r>
-    </w:p>
-    <w:p>
-      <w:r>
-        <w:drawing>
-          <wp:inline xmlns:a="http://schemas.openxmlformats.org/drawingml/2006/main" xmlns:pic="http://schemas.openxmlformats.org/drawingml/2006/picture">
-            <wp:extent cx="5486400" cy="2834640"/>
-            <wp:docPr id="4" name="Picture 4" descr="Keep the evidence roles separate. T1 and T2 | Fit two updates | Training result only. V1 and V2 | Compare with a = 1 | Validation comparison. Sealed final rows | Evaluate frozen procedure | Final evidence on those rows"/>
-            <wp:cNvGraphicFramePr>
-              <a:graphicFrameLocks noChangeAspect="1"/>
-            </wp:cNvGraphicFramePr>
-            <a:graphic>
-              <a:graphicData uri="http://schemas.openxmlformats.org/drawingml/2006/picture">
-                <pic:pic>
-                  <pic:nvPicPr>
-                    <pic:cNvPr id="0" name="academy-story-ai-5-33-03.png"/>
                     <pic:cNvPicPr/>
                   </pic:nvPicPr>
                   <pic:blipFill>
@@ -4939,6 +5062,197 @@
         <w:rPr>
           <w:b w:val="0"/>
         </w:rPr>
+        <w:t xml:space="preserve">A testable image-pattern </w:t>
+      </w:r>
+      <w:r>
+        <w:rPr>
+          <w:b/>
+        </w:rPr>
+        <w:t>hypothesis</w:t>
+      </w:r>
+      <w:r>
+        <w:rPr>
+          <w:b w:val="0"/>
+        </w:rPr>
+        <w:t>. A team proposes that including the centre-pixel feature improves a small fixed network’s classification of toy image patterns.</w:t>
+      </w:r>
+    </w:p>
+    <w:p>
+      <w:pPr>
+        <w:spacing w:line="336" w:lineRule="auto" w:after="180"/>
+      </w:pPr>
+      <w:r>
+        <w:rPr>
+          <w:b w:val="0"/>
+        </w:rPr>
+        <w:t>Supplied facts: Two frozen versions are planned: A uses corner features only; B also uses the centre feature. Eight reserved toy patterns have labels defined before scoring.</w:t>
+      </w:r>
+    </w:p>
+    <w:p>
+      <w:pPr>
+        <w:spacing w:line="336" w:lineRule="auto" w:after="180"/>
+      </w:pPr>
+      <w:r>
+        <w:rPr>
+          <w:b w:val="0"/>
+        </w:rPr>
+        <w:t>Point to the given fact that matters most. Explain why it matters.</w:t>
+      </w:r>
+    </w:p>
+    <w:p>
+      <w:pPr>
+        <w:pStyle w:val="Heading2"/>
+      </w:pPr>
+      <w:r>
+        <w:t>02. Follow the deciding steps</w:t>
+      </w:r>
+    </w:p>
+    <w:p>
+      <w:r>
+        <w:drawing>
+          <wp:inline xmlns:a="http://schemas.openxmlformats.org/drawingml/2006/main" xmlns:pic="http://schemas.openxmlformats.org/drawingml/2006/picture">
+            <wp:extent cx="5486400" cy="3182112"/>
+            <wp:docPr id="5" name="Picture 5" descr="Write the prediction: B should have more correct labels than A on the same eight patterns. → Declare the baseline: A is a documented corner-only network, not a deliberately broken version. → Reserve evaluation: Keep the eight patterns out of model selection and tuning."/>
+            <wp:cNvGraphicFramePr>
+              <a:graphicFrameLocks noChangeAspect="1"/>
+            </wp:cNvGraphicFramePr>
+            <a:graphic>
+              <a:graphicData uri="http://schemas.openxmlformats.org/drawingml/2006/picture">
+                <pic:pic>
+                  <pic:nvPicPr>
+                    <pic:cNvPr id="0" name="academy-story-ai-5-33-02.png"/>
+                    <pic:cNvPicPr/>
+                  </pic:nvPicPr>
+                  <pic:blipFill>
+                    <a:blip r:embed="rId9"/>
+                    <a:stretch>
+                      <a:fillRect/>
+                    </a:stretch>
+                  </pic:blipFill>
+                  <pic:spPr>
+                    <a:xfrm>
+                      <a:off x="0" y="0"/>
+                      <a:ext cx="5486400" cy="3182112"/>
+                    </a:xfrm>
+                    <a:prstGeom prst="rect"/>
+                  </pic:spPr>
+                </pic:pic>
+              </a:graphicData>
+            </a:graphic>
+          </wp:inline>
+        </w:drawing>
+      </w:r>
+    </w:p>
+    <w:p>
+      <w:pPr>
+        <w:spacing w:line="336" w:lineRule="auto" w:after="180"/>
+      </w:pPr>
+      <w:r>
+        <w:rPr>
+          <w:b w:val="0"/>
+        </w:rPr>
+        <w:t xml:space="preserve">Write the </w:t>
+      </w:r>
+      <w:r>
+        <w:rPr>
+          <w:b/>
+        </w:rPr>
+        <w:t>prediction</w:t>
+      </w:r>
+      <w:r>
+        <w:rPr>
+          <w:b w:val="0"/>
+        </w:rPr>
+        <w:t xml:space="preserve">: B should have more correct labels than A on the same eight patterns. → Declare the </w:t>
+      </w:r>
+      <w:r>
+        <w:rPr>
+          <w:b/>
+        </w:rPr>
+        <w:t>baseline</w:t>
+      </w:r>
+      <w:r>
+        <w:rPr>
+          <w:b w:val="0"/>
+        </w:rPr>
+        <w:t>: A is a documented corner-only network, not a deliberately broken version. → Reserve evaluation: Keep the eight patterns out of model selection and tuning.</w:t>
+      </w:r>
+    </w:p>
+    <w:p>
+      <w:pPr>
+        <w:spacing w:line="336" w:lineRule="auto" w:after="180"/>
+      </w:pPr>
+      <w:r>
+        <w:rPr>
+          <w:b w:val="0"/>
+        </w:rPr>
+        <w:t xml:space="preserve">Point to each numbered stage and explain which recorded </w:t>
+      </w:r>
+      <w:r>
+        <w:rPr>
+          <w:b/>
+        </w:rPr>
+        <w:t>input</w:t>
+      </w:r>
+      <w:r>
+        <w:rPr>
+          <w:b w:val="0"/>
+        </w:rPr>
+        <w:t xml:space="preserve"> it uses.</w:t>
+      </w:r>
+    </w:p>
+    <w:p>
+      <w:pPr>
+        <w:pStyle w:val="Heading2"/>
+      </w:pPr>
+      <w:r>
+        <w:t>03. Keep the evidence roles separate</w:t>
+      </w:r>
+    </w:p>
+    <w:p>
+      <w:r>
+        <w:drawing>
+          <wp:inline xmlns:a="http://schemas.openxmlformats.org/drawingml/2006/main" xmlns:pic="http://schemas.openxmlformats.org/drawingml/2006/picture">
+            <wp:extent cx="5486400" cy="2834640"/>
+            <wp:docPr id="6" name="Picture 6" descr="Keep the evidence roles separate. T1 and T2 | Fit two updates | Training result only. V1 and V2 | Compare with a = 1 | Validation comparison. Sealed final rows | Evaluate frozen procedure | Final evidence on those rows"/>
+            <wp:cNvGraphicFramePr>
+              <a:graphicFrameLocks noChangeAspect="1"/>
+            </wp:cNvGraphicFramePr>
+            <a:graphic>
+              <a:graphicData uri="http://schemas.openxmlformats.org/drawingml/2006/picture">
+                <pic:pic>
+                  <pic:nvPicPr>
+                    <pic:cNvPr id="0" name="academy-story-ai-5-33-03.png"/>
+                    <pic:cNvPicPr/>
+                  </pic:nvPicPr>
+                  <pic:blipFill>
+                    <a:blip r:embed="rId13"/>
+                    <a:stretch>
+                      <a:fillRect/>
+                    </a:stretch>
+                  </pic:blipFill>
+                  <pic:spPr>
+                    <a:xfrm>
+                      <a:off x="0" y="0"/>
+                      <a:ext cx="5486400" cy="2834640"/>
+                    </a:xfrm>
+                    <a:prstGeom prst="rect"/>
+                  </pic:spPr>
+                </pic:pic>
+              </a:graphicData>
+            </a:graphic>
+          </wp:inline>
+        </w:drawing>
+      </w:r>
+    </w:p>
+    <w:p>
+      <w:pPr>
+        <w:spacing w:line="336" w:lineRule="auto" w:after="180"/>
+      </w:pPr>
+      <w:r>
+        <w:rPr>
+          <w:b w:val="0"/>
+        </w:rPr>
         <w:t xml:space="preserve">Keep the </w:t>
       </w:r>
       <w:r>
@@ -4981,7 +5295,6 @@
     <w:p>
       <w:pPr>
         <w:spacing w:line="336" w:lineRule="auto" w:after="180"/>
-        <w:shd w:fill="F5F1FB"/>
       </w:pPr>
       <w:r>
         <w:rPr>
@@ -4992,7 +5305,7 @@
     </w:p>
     <w:p>
       <w:pPr>
-        <w:pStyle w:val="Heading3"/>
+        <w:pStyle w:val="Heading2"/>
       </w:pPr>
       <w:r>
         <w:t>04. Change one thing. Trace what follows.</w:t>
@@ -5003,7 +5316,7 @@
         <w:drawing>
           <wp:inline xmlns:a="http://schemas.openxmlformats.org/drawingml/2006/main" xmlns:pic="http://schemas.openxmlformats.org/drawingml/2006/picture">
             <wp:extent cx="5486400" cy="3026664"/>
-            <wp:docPr id="5" name="Picture 5" descr="Original case: Keep the eight patterns out of model selection and tuning. Changed condition: Give only B the eight evaluation labels during training. Expected result: The proposed comparison becomes contaminated rather than a valid held-out test. Reason: One version has gained privileged information from the reserved evaluation set."/>
+            <wp:docPr id="7" name="Picture 7" descr="Original case: Keep the eight patterns out of model selection and tuning. Changed condition: Give only B the eight evaluation labels during training. Expected result: The proposed comparison becomes contaminated rather than a valid held-out test. Reason: One version has gained privileged information from the reserved evaluation set."/>
             <wp:cNvGraphicFramePr>
               <a:graphicFrameLocks noChangeAspect="1"/>
             </wp:cNvGraphicFramePr>
@@ -5015,7 +5328,7 @@
                     <pic:cNvPicPr/>
                   </pic:nvPicPr>
                   <pic:blipFill>
-                    <a:blip r:embed="rId13"/>
+                    <a:blip r:embed="rId10"/>
                     <a:stretch>
                       <a:fillRect/>
                     </a:stretch>
@@ -5071,7 +5384,6 @@
     <w:p>
       <w:pPr>
         <w:spacing w:line="336" w:lineRule="auto" w:after="180"/>
-        <w:shd w:fill="F5F1FB"/>
       </w:pPr>
       <w:r>
         <w:rPr>
@@ -5082,7 +5394,7 @@
     </w:p>
     <w:p>
       <w:pPr>
-        <w:pStyle w:val="Heading3"/>
+        <w:pStyle w:val="Heading2"/>
       </w:pPr>
       <w:r>
         <w:t>05. Connect the explanation to its limit</w:t>
@@ -5093,7 +5405,7 @@
         <w:drawing>
           <wp:inline xmlns:a="http://schemas.openxmlformats.org/drawingml/2006/main" xmlns:pic="http://schemas.openxmlformats.org/drawingml/2006/picture">
             <wp:extent cx="5486400" cy="2834640"/>
-            <wp:docPr id="6" name="Picture 6" descr="A capstone hypothesis links a specific architectural change to a measured outcome. A baseline anchors the comparison; frozen labels and held-out patterns protect it from answer-key tuning. Limit: Eight toy patterns support a narrow experiment, not claims about real photographs, children or universal architecture superiority."/>
+            <wp:docPr id="8" name="Picture 8" descr="A capstone hypothesis links a specific architectural change to a measured outcome. A baseline anchors the comparison; frozen labels and held-out patterns protect it from answer-key tuning. Limit: Eight toy patterns support a narrow experiment, not claims about real photographs, children or universal architecture superiority."/>
             <wp:cNvGraphicFramePr>
               <a:graphicFrameLocks noChangeAspect="1"/>
             </wp:cNvGraphicFramePr>
@@ -5173,7 +5485,6 @@
     <w:p>
       <w:pPr>
         <w:spacing w:line="336" w:lineRule="auto" w:after="180"/>
-        <w:shd w:fill="F5F1FB"/>
       </w:pPr>
       <w:r>
         <w:rPr>
@@ -5184,7 +5495,7 @@
     </w:p>
     <w:p>
       <w:pPr>
-        <w:pStyle w:val="Heading3"/>
+        <w:pStyle w:val="Heading2"/>
       </w:pPr>
       <w:r>
         <w:t>06. Make the idea visible in your project</w:t>
@@ -5195,7 +5506,7 @@
         <w:drawing>
           <wp:inline xmlns:a="http://schemas.openxmlformats.org/drawingml/2006/main" xmlns:pic="http://schemas.openxmlformats.org/drawingml/2006/picture">
             <wp:extent cx="5486400" cy="3681984"/>
-            <wp:docPr id="7" name="Picture 7" descr="For the Image-pattern Network Investigation, save the labelled trace and the changed-case explanation beside the experiment record. State exactly what this example supports before linking it to the wider capstone claim. Draw your input, deciding step, result and limit. Supported question: Name the intended change, the baseline and the measured outcome. Why must both versions avoid training on the eight reserved labels?"/>
+            <wp:docPr id="9" name="Picture 9" descr="For the Image-pattern Network Investigation, save the labelled trace and the changed-case explanation beside the experiment record. State exactly what this example supports before linking it to the wider capstone claim. Draw your input, deciding step, result and limit. Supported question: Name the intended change, the baseline and the measured outcome. Why must both versions avoid training on the eight reserved labels?"/>
             <wp:cNvGraphicFramePr>
               <a:graphicFrameLocks noChangeAspect="1"/>
             </wp:cNvGraphicFramePr>
@@ -5287,7 +5598,6 @@
     <w:p>
       <w:pPr>
         <w:spacing w:line="336" w:lineRule="auto" w:after="180"/>
-        <w:shd w:fill="F5F1FB"/>
       </w:pPr>
       <w:r>
         <w:rPr>
@@ -5306,6 +5616,62 @@
           <w:b w:val="0"/>
         </w:rPr>
         <w:t>.</w:t>
+      </w:r>
+    </w:p>
+    <w:p>
+      <w:pPr>
+        <w:pStyle w:val="Heading2"/>
+      </w:pPr>
+      <w:r>
+        <w:t>Earlier wording, alternatives and picture transcripts · reference / check after trying</w:t>
+      </w:r>
+    </w:p>
+    <w:p>
+      <w:pPr>
+        <w:pStyle w:val="Heading3"/>
+      </w:pPr>
+      <w:r>
+        <w:t>01. Capstone hypothesis and baseline: the case</w:t>
+      </w:r>
+    </w:p>
+    <w:p>
+      <w:pPr>
+        <w:pStyle w:val="Heading3"/>
+      </w:pPr>
+      <w:r>
+        <w:t>02. Follow the deciding steps</w:t>
+      </w:r>
+    </w:p>
+    <w:p>
+      <w:pPr>
+        <w:pStyle w:val="Heading3"/>
+      </w:pPr>
+      <w:r>
+        <w:t>03. Keep the evidence roles separate</w:t>
+      </w:r>
+    </w:p>
+    <w:p>
+      <w:pPr>
+        <w:pStyle w:val="Heading3"/>
+      </w:pPr>
+      <w:r>
+        <w:t>04. Change one thing. Trace what follows.</w:t>
+      </w:r>
+    </w:p>
+    <w:p>
+      <w:pPr>
+        <w:pStyle w:val="Heading3"/>
+      </w:pPr>
+      <w:r>
+        <w:t>05. Connect the explanation to its limit</w:t>
+      </w:r>
+    </w:p>
+    <w:p>
+      <w:pPr>
+        <w:pStyle w:val="Heading3"/>
+      </w:pPr>
+      <w:r>
+        <w:t>06. Make the idea visible in your project</w:t>
       </w:r>
     </w:p>
     <w:sectPr>
